--- a/대본/7부/02화_The_Big_Booth.docx
+++ b/대본/7부/02화_The_Big_Booth.docx
@@ -47,7 +47,7 @@
         <w:t xml:space="preserve"> </w:t>
       </w:r>
       <w:r>
-        <w:t xml:space="preserve">- 등장인물: Noah, Zoe, Grace, Elena, Priya, Kim Ha-eun(Veyra Korea 1호 영업 담당), Dr. Choi Min-jun(서울 피부과 전문의, 시연 연자), Yoon Ji-woo(강남 간호사, 카드 다운로드 50만 번째), 박정호(서린바이오 대표), 이수진(서린바이오 해외사업 팀장), 한서연(대양바이오 신사업 상무), Bellacare 부스 직원</w:t>
+        <w:t xml:space="preserve">- 등장인물: Noah, Zoe, Grace, Elena, Priya, Kim Ha-eun(Veyra Korea 1호 영업 담당), Dr. Choi Min-jun(서울 피부과 전문의, 시연 연자), Yoon Ji-woo(강남 간호사, 카드 다운로드 50만 번째), 박정호(서린바이오 대표), 이수진(서린바이오 QA 팀장), 한서연(대양바이오 신사업 상무), Bellacare 부스 직원</w:t>
       </w:r>
       <w:r>
         <w:t xml:space="preserve"> </w:t>
@@ -1851,7 +1851,7 @@
         <w:t xml:space="preserve"> </w:t>
       </w:r>
       <w:r>
-        <w:t xml:space="preserve">박정호: 먼저 전화하셨죠. 1월에. 다른 누구보다 먼저. 저는 그런 걸 기억합니다.</w:t>
+        <w:t xml:space="preserve">박 대표: 먼저 전화하셨죠. 1월에. 다른 누구보다 먼저. 저는 그런 걸 기억합니다.</w:t>
       </w:r>
     </w:p>
     <w:p>
@@ -1902,7 +1902,7 @@
         <w:t xml:space="preserve"> </w:t>
       </w:r>
       <w:r>
-        <w:t xml:space="preserve">박정호: 베넷 대표님. 내일 대양이 부스에 올 겁니다. 한 상무가요.</w:t>
+        <w:t xml:space="preserve">박 대표: 베넷 대표님. 내일 대양이 부스에 올 겁니다. 한 상무가요.</w:t>
       </w:r>
     </w:p>
     <w:p>
@@ -1936,7 +1936,7 @@
         <w:t xml:space="preserve"> </w:t>
       </w:r>
       <w:r>
-        <w:t xml:space="preserve">박정호: 한국은 좁습니다. 그리고 그분이 말해 줬어요. 어제. 정중하게.</w:t>
+        <w:t xml:space="preserve">박 대표: 한국은 좁습니다. 그리고 그분이 말해 줬어요. 어제. 정중하게.</w:t>
       </w:r>
     </w:p>
     <w:p>
@@ -1970,7 +1970,7 @@
         <w:t xml:space="preserve"> </w:t>
       </w:r>
       <w:r>
-        <w:t xml:space="preserve">박정호: 잘 들으세요. 아무것도 약속하지 말고요. 그다음 오창으로 오세요. 제대로 얘기합시다. 저녁 먹으면서.</w:t>
+        <w:t xml:space="preserve">박 대표: 잘 들으세요. 아무것도 약속하지 말고요. 그다음 오창으로 오세요. 제대로 얘기합시다. 저녁 먹으면서.</w:t>
       </w:r>
     </w:p>
     <w:p>

--- a/대본/7부/02화_The_Big_Booth.docx
+++ b/대본/7부/02화_The_Big_Booth.docx
@@ -2,7 +2,7 @@
 <file path=word/document.xml><?xml version="1.0" encoding="utf-8"?>
 <w:document xmlns:w="http://schemas.openxmlformats.org/wordprocessingml/2006/main" xmlns:m="http://schemas.openxmlformats.org/officeDocument/2006/math" xmlns:r="http://schemas.openxmlformats.org/officeDocument/2006/relationships" xmlns:o="urn:schemas-microsoft-com:office:office" xmlns:v="urn:schemas-microsoft-com:vml" xmlns:w10="urn:schemas-microsoft-com:office:word" xmlns:a="http://schemas.openxmlformats.org/drawingml/2006/main" xmlns:pic="http://schemas.openxmlformats.org/drawingml/2006/picture" xmlns:wp="http://schemas.openxmlformats.org/drawingml/2006/wordprocessingDrawing">
   <w:body>
-    <w:bookmarkStart w:id="31" w:name="ship-it-7부-2화"/>
+    <w:bookmarkStart w:id="32" w:name="ship-it-7부-2화"/>
     <w:p>
       <w:pPr>
         <w:pStyle w:val="Heading1"/>
@@ -65,7 +65,7 @@
         <w:t xml:space="preserve"> </w:t>
       </w:r>
       <w:r>
-        <w:t xml:space="preserve">- 규칙: 지문 없음. 전 화 100% 「화자명: 대사」. 1턴 20단어 이내.</w:t>
+        <w:t xml:space="preserve">- 규칙: 지문 없음. 전 화 100% 「화자명: 대사」. 1턴 20단어 이내 + 긴 턴 10~15회(30~60단어).</w:t>
       </w:r>
       <w:r>
         <w:t xml:space="preserve"> </w:t>
@@ -743,13 +743,13 @@
         </w:numPr>
       </w:pPr>
       <w:r>
-        <w:t xml:space="preserve">ZOE: Booth rules. Same as Paris. Smile. Scan every badge. Never criticise a competitor. Never promise a price.</w:t>
-      </w:r>
-      <w:r>
-        <w:t xml:space="preserve"> </w:t>
-      </w:r>
-      <w:r>
-        <w:t xml:space="preserve">조이: 부스 규칙. 파리랑 같아요. 웃기. 모든 배지 스캔. 경쟁사 비판 금지. 가격 약속 금지.</w:t>
+        <w:t xml:space="preserve">ZOE: Booth rules, same as Paris. Smile at everyone, even when your feet hurt. Scan every badge, because a conversation without a scan is just a nice chat. Never criticise a competitor, and never promise a price, not even a small discount, because pricing gets decided later, not on the show floor.</w:t>
+      </w:r>
+      <w:r>
+        <w:t xml:space="preserve"> </w:t>
+      </w:r>
+      <w:r>
+        <w:t xml:space="preserve">조이: 부스 규칙, 파리랑 같아요. 발이 아파도 모두에게 웃기. 모든 배지 스캔하기. 스캔 없는 대화는 그냥 즐거운 수다니까요. 경쟁사 비판 금지, 가격 약속 금지. 작은 할인도 안 돼요. 가격은 나중에 정하는 거지, 전시장 바닥에서 정하는 게 아니니까요.</w:t>
       </w:r>
     </w:p>
     <w:p>
@@ -889,13 +889,13 @@
         </w:numPr>
       </w:pPr>
       <w:r>
-        <w:t xml:space="preserve">NOAH: In year four, my first pitch was three minutes. About crosslinking. The doctor walked away.</w:t>
-      </w:r>
-      <w:r>
-        <w:t xml:space="preserve"> </w:t>
-      </w:r>
-      <w:r>
-        <w:t xml:space="preserve">노아: 4년 차에 내 첫 피치는 3분이었어요. 가교 결합에 대해서. 의사가 그냥 가 버렸죠.</w:t>
+        <w:t xml:space="preserve">NOAH: In year four, my first pitch was three minutes long, all about crosslinking. I explained the chemistry, the molecules, everything I personally found exciting, and I never once asked what the doctor actually needed. Halfway through, he just walked away. Ha-eun stopped at twenty-eight seconds and let him talk.</w:t>
+      </w:r>
+      <w:r>
+        <w:t xml:space="preserve"> </w:t>
+      </w:r>
+      <w:r>
+        <w:t xml:space="preserve">노아: 4년 차에 내 첫 피치는 3분짜리였어요. 전부 가교 결합 얘기였죠. 화학, 분자, 내가 개인적으로 신났던 건 다 설명했는데, 의사가 실제로 뭘 필요로 하는지는 한 번도 묻지 않았어요. 중간쯤에 그 의사는 그냥 가 버렸죠. 하은 씨는 28초에서 멈추고 상대가 말하게 했어요.</w:t>
       </w:r>
     </w:p>
     <w:p>
@@ -1112,13 +1112,13 @@
         </w:numPr>
       </w:pPr>
       <w:r>
-        <w:t xml:space="preserve">CHOI: Eight minutes of difference. For a patient’s nose, that’s the difference between a scar and no scar.</w:t>
-      </w:r>
-      <w:r>
-        <w:t xml:space="preserve"> </w:t>
-      </w:r>
-      <w:r>
-        <w:t xml:space="preserve">최민준: 8분의 차이. 환자 코에는 그게 흉터가 남느냐 안 남느냐의 차이입니다.</w:t>
+        <w:t xml:space="preserve">CHOI: Eight minutes of difference. That may not sound like much at a conference, but in a blocked vessel, the skin is running out of oxygen the whole time. For a patient’s nose, those eight minutes can be the difference between a scar and no scar.</w:t>
+      </w:r>
+      <w:r>
+        <w:t xml:space="preserve"> </w:t>
+      </w:r>
+      <w:r>
+        <w:t xml:space="preserve">최민준: 8분의 차이. 학회장에선 별것 아니게 들릴 수도 있지만, 막힌 혈관에서는 그동안 내내 피부의 산소가 바닥나고 있습니다. 환자 코에는 그 8분이 흉터가 남느냐 안 남느냐의 차이가 될 수 있어요.</w:t>
       </w:r>
     </w:p>
     <w:p>
@@ -1306,13 +1306,13 @@
         </w:numPr>
       </w:pPr>
       <w:r>
-        <w:t xml:space="preserve">ZOE: Not without Dr. Choi’s consent. And Korean legal review. I learned my lesson in London.</w:t>
-      </w:r>
-      <w:r>
-        <w:t xml:space="preserve"> </w:t>
-      </w:r>
-      <w:r>
-        <w:t xml:space="preserve">조이: 최 원장님 동의 없이는 안 돼요. 그리고 한국 법무 검토. 런던에서 교훈을 얻었거든요.</w:t>
+        <w:t xml:space="preserve">ZOE: Not without Dr. Choi’s consent, in writing, and a Korean legal review. I learned my lesson in London. A great quote is worth nothing if it gets the whole campaign pulled, so this time we check first and print second, even if it means waiting a few weeks.</w:t>
+      </w:r>
+      <w:r>
+        <w:t xml:space="preserve"> </w:t>
+      </w:r>
+      <w:r>
+        <w:t xml:space="preserve">조이: 최 원장님의 서면 동의, 그리고 한국 법무 검토 없이는 안 돼요. 런던에서 교훈을 얻었거든요. 멋진 인용구도 캠페인 전체를 내리게 만들면 아무 가치가 없어요. 그러니 이번엔 몇 주를 기다리더라도 먼저 확인하고, 인쇄는 그다음이에요.</w:t>
       </w:r>
     </w:p>
     <w:p>
@@ -1685,13 +1685,13 @@
         </w:numPr>
       </w:pPr>
       <w:r>
-        <w:t xml:space="preserve">GRACE: Not a problem. A risk. Korean clinics want three things. A natural look. Fast recovery. And whatever’s trending.</w:t>
-      </w:r>
-      <w:r>
-        <w:t xml:space="preserve"> </w:t>
-      </w:r>
-      <w:r>
-        <w:t xml:space="preserve">그레이스: 문제는 아니에요. 리스크죠. 한국 클리닉은 세 가지를 원해요. 자연스러운 모습. 빠른 회복. 그리고 유행하는 것.</w:t>
+        <w:t xml:space="preserve">GRACE: Not a problem. A risk. Korean clinics want three things: a natural look, fast recovery, and whatever’s trending this season. If our first message is about vascular occlusion, some doctors will hear that our product is dangerous, not that it’s safer. So the order of the message matters as much as the message itself.</w:t>
+      </w:r>
+      <w:r>
+        <w:t xml:space="preserve"> </w:t>
+      </w:r>
+      <w:r>
+        <w:t xml:space="preserve">그레이스: 문제는 아니에요. 리스크죠. 한국 클리닉은 세 가지를 원해요. 자연스러운 모습, 빠른 회복, 그리고 이번 시즌에 유행하는 것. 우리 첫 메시지가 혈관 폐색이면, 어떤 의사들은 우리 제품이 더 안전하다는 게 아니라 위험하다는 뜻으로 들을 거예요. 그러니 메시지의 순서가 메시지 자체만큼 중요해요.</w:t>
       </w:r>
     </w:p>
     <w:p>
@@ -1702,13 +1702,13 @@
         </w:numPr>
       </w:pPr>
       <w:r>
-        <w:t xml:space="preserve">NOAH: And safety?</w:t>
-      </w:r>
-      <w:r>
-        <w:t xml:space="preserve"> </w:t>
-      </w:r>
-      <w:r>
-        <w:t xml:space="preserve">노아: 그럼 안전은요?</w:t>
+        <w:t xml:space="preserve">NOAH: So where does safety fit?</w:t>
+      </w:r>
+      <w:r>
+        <w:t xml:space="preserve"> </w:t>
+      </w:r>
+      <w:r>
+        <w:t xml:space="preserve">노아: 그럼 안전은 어디에 들어가죠?</w:t>
       </w:r>
     </w:p>
     <w:p>
@@ -1736,7 +1736,7 @@
         </w:numPr>
       </w:pPr>
       <w:r>
-        <w:t xml:space="preserve">NOAH: So we don’t lead with fear. We lead with confidence.</w:t>
+        <w:t xml:space="preserve">NOAH: So we don’t lead with fear. We lead with confidence, because a doctor who feels safe will try a new product, and a doctor who feels scared will just avoid the subject. Something like</w:t>
       </w:r>
       <w:r>
         <w:t xml:space="preserve"> </w:t>
@@ -1754,7 +1754,13 @@
         <w:t xml:space="preserve"> </w:t>
       </w:r>
       <w:r>
-        <w:t xml:space="preserve">노아: 그러니까 두려움으로 시작하지 말고. 자신감으로 시작해야 하네요.</w:t>
+        <w:t xml:space="preserve">It’s still about safety, but it sounds like a benefit.</w:t>
+      </w:r>
+      <w:r>
+        <w:t xml:space="preserve"> </w:t>
+      </w:r>
+      <w:r>
+        <w:t xml:space="preserve">노아: 그러니까 두려움으로 시작하지 말고 자신감으로 시작해야겠네요. 안심한 의사는 새 제품을 써 보지만, 겁먹은 의사는 그 주제 자체를 피하니까요.</w:t>
       </w:r>
       <w:r>
         <w:t xml:space="preserve"> </w:t>
@@ -1763,10 +1769,16 @@
         <w:t xml:space="preserve">“</w:t>
       </w:r>
       <w:r>
-        <w:t xml:space="preserve">밤에 편히 잘 수 있게 해 주는 필러.</w:t>
+        <w:t xml:space="preserve">밤에 편히 잘 수 있게 해 주는 필러</w:t>
       </w:r>
       <w:r>
         <w:t xml:space="preserve">”</w:t>
+      </w:r>
+      <w:r>
+        <w:t xml:space="preserve"> </w:t>
+      </w:r>
+      <w:r>
+        <w:t xml:space="preserve">같은 거요. 여전히 안전 얘기지만, 혜택처럼 들리잖아요.</w:t>
       </w:r>
     </w:p>
     <w:p>
@@ -2144,13 +2156,13 @@
         </w:numPr>
       </w:pPr>
       <w:r>
-        <w:t xml:space="preserve">HAN: Daeyang proposes a joint venture. Korea and China. Daeyang fifty-one percent. Veyra forty-nine.</w:t>
-      </w:r>
-      <w:r>
-        <w:t xml:space="preserve"> </w:t>
-      </w:r>
-      <w:r>
-        <w:t xml:space="preserve">한서연: 대양은 합작법인을 제안합니다. 한국과 중국. 대양 51%. 베이라 49%.</w:t>
+        <w:t xml:space="preserve">HAN: Daeyang proposes a joint venture for Korea and China, with Daeyang at fifty-one percent and Veyra at forty-nine. We have the distribution, the regulatory experience and the relationships with clinics here, and you have the product and the safety system. Together, we would move faster than either company could alone.</w:t>
+      </w:r>
+      <w:r>
+        <w:t xml:space="preserve"> </w:t>
+      </w:r>
+      <w:r>
+        <w:t xml:space="preserve">한서연: 대양은 한국과 중국을 위한 합작법인을 제안합니다. 대양 51%, 베이라 49%로요. 저희에겐 이곳의 유통망, 인허가 경험, 클리닉과의 관계가 있고, 대표님 쪽엔 제품과 안전 시스템이 있죠. 함께하면 어느 회사 혼자보다도 빨리 움직일 수 있을 겁니다.</w:t>
       </w:r>
     </w:p>
     <w:p>
@@ -2229,13 +2241,13 @@
         </w:numPr>
       </w:pPr>
       <w:r>
-        <w:t xml:space="preserve">NOAH: Ms. Han, before we go further. Seorin Bio has a first-negotiation right for Asia. I won’t break that.</w:t>
-      </w:r>
-      <w:r>
-        <w:t xml:space="preserve"> </w:t>
-      </w:r>
-      <w:r>
-        <w:t xml:space="preserve">노아: 한 상무님, 더 나아가기 전에. 서린바이오에 아시아 우선 협상권이 있습니다. 그건 깨지 않을 겁니다.</w:t>
+        <w:t xml:space="preserve">NOAH: Ms. Han, before we go further, I need to be clear about one thing. Seorin Bio has a first-negotiation right for Asia, in writing, and Mr. Park trusted us when we were very small. I won’t break that, not for any deal, so whatever we discuss has to respect it.</w:t>
+      </w:r>
+      <w:r>
+        <w:t xml:space="preserve"> </w:t>
+      </w:r>
+      <w:r>
+        <w:t xml:space="preserve">노아: 한 상무님, 더 나아가기 전에 한 가지는 분명히 해야겠습니다. 서린바이오에는 서면으로 된 아시아 우선 협상권이 있고, 박 대표님은 저희가 아주 작았을 때 저희를 믿어 주셨어요. 어떤 거래를 위해서도 그건 깨지 않을 겁니다. 그러니 무엇을 논의하든 그 점을 존중해야 합니다.</w:t>
       </w:r>
     </w:p>
     <w:p>
@@ -2365,13 +2377,13 @@
         </w:numPr>
       </w:pPr>
       <w:r>
-        <w:t xml:space="preserve">PRIYA: Fifty-one, forty-nine. Who controls quality? Who controls safety?</w:t>
-      </w:r>
-      <w:r>
-        <w:t xml:space="preserve"> </w:t>
-      </w:r>
-      <w:r>
-        <w:t xml:space="preserve">프리야: 51 대 49. 품질은 누가 통제하죠? 안전은요?</w:t>
+        <w:t xml:space="preserve">PRIYA: Fifty-one, forty-nine. Let me ask the question that matters most to me. Who controls quality, and who controls safety? If a batch fails or a patient is harmed, someone needs the final word, and I need to know it won’t simply go to whoever owns two more percent.</w:t>
+      </w:r>
+      <w:r>
+        <w:t xml:space="preserve"> </w:t>
+      </w:r>
+      <w:r>
+        <w:t xml:space="preserve">프리야: 51 대 49. 저한테 가장 중요한 질문을 할게요. 품질은 누가 통제하고, 안전은 누가 통제하죠? 배치가 불합격하거나 환자가 피해를 입으면 누군가는 최종 결정권을 가져야 하는데, 그게 그냥 2% 더 가진 쪽에 가는 건 아니라는 걸 알아야겠어요.</w:t>
       </w:r>
     </w:p>
     <w:p>
@@ -2450,13 +2462,13 @@
         </w:numPr>
       </w:pPr>
       <w:r>
-        <w:t xml:space="preserve">HAN: A partner who breaks one promise will break another. You kept yours. That’s why I’m here.</w:t>
-      </w:r>
-      <w:r>
-        <w:t xml:space="preserve"> </w:t>
-      </w:r>
-      <w:r>
-        <w:t xml:space="preserve">한서연: 약속 하나를 깨는 파트너는 다른 것도 깹니다. 대표님은 지키셨죠. 그래서 제가 여기 온 겁니다.</w:t>
+        <w:t xml:space="preserve">HAN: A partner who breaks one promise will break another. I’ve seen that happen in this industry more than once. You called Mr. Park before anyone else, and today you refused to go around him. You kept your promise. That’s why I’m here.</w:t>
+      </w:r>
+      <w:r>
+        <w:t xml:space="preserve"> </w:t>
+      </w:r>
+      <w:r>
+        <w:t xml:space="preserve">한서연: 약속 하나를 깨는 파트너는 다른 것도 깹니다. 이 업계에서 그런 걸 한 번 이상 봤어요. 대표님은 누구보다 먼저 박 대표님께 전화하셨고, 오늘도 그분을 건너뛰길 거절하셨죠. 약속을 지키신 거예요. 그래서 제가 여기 온 겁니다.</w:t>
       </w:r>
     </w:p>
     <w:p>
@@ -2528,13 +2540,13 @@
         </w:numPr>
       </w:pPr>
       <w:r>
-        <w:t xml:space="preserve">PRIYA: But a toxin. And a skin booster. With FlexLink. That’s the company I imagined in year two.</w:t>
-      </w:r>
-      <w:r>
-        <w:t xml:space="preserve"> </w:t>
-      </w:r>
-      <w:r>
-        <w:t xml:space="preserve">프리야: 하지만 톡신. 그리고 스킨부스터. FlexLink로. 그게 내가 2년 차에 상상한 회사예요.</w:t>
+        <w:t xml:space="preserve">PRIYA: But a toxin. And a skin booster with FlexLink. That’s the company I imagined in year two, when it was only a notebook and a lot of late nights. I know forty-nine percent sounds small, but if the science is ours and the safety rules are ours, I can live with being the minority.</w:t>
+      </w:r>
+      <w:r>
+        <w:t xml:space="preserve"> </w:t>
+      </w:r>
+      <w:r>
+        <w:t xml:space="preserve">프리야: 하지만 톡신. 그리고 FlexLink 스킨부스터. 그게 내가 2년 차에 상상한 회사예요. 노트 한 권이랑 수많은 밤샘뿐이던 때요. 49%가 작게 들리는 건 알아요. 하지만 과학이 우리 거고 안전 규칙이 우리 거라면, 소수 지분이어도 괜찮아요.</w:t>
       </w:r>
     </w:p>
     <w:p>
@@ -2612,13 +2624,13 @@
         </w:numPr>
       </w:pPr>
       <w:r>
-        <w:t xml:space="preserve">NOAH: Halvern left Seorin for Daeyang. Five years ago. With a one-line email.</w:t>
-      </w:r>
-      <w:r>
-        <w:t xml:space="preserve"> </w:t>
-      </w:r>
-      <w:r>
-        <w:t xml:space="preserve">노아: 할번이 서린을 버리고 대양으로 갔어요. 5년 전에. 한 줄짜리 이메일로.</w:t>
+        <w:t xml:space="preserve">NOAH: Halvern left Seorin for Daeyang five years ago, with a one-line email. I don’t think Mr. Park has ever forgotten it. Daeyang is the company that took that business from him, which means asking him to sit at the same table as Ms. Han is asking a lot.</w:t>
+      </w:r>
+      <w:r>
+        <w:t xml:space="preserve"> </w:t>
+      </w:r>
+      <w:r>
+        <w:t xml:space="preserve">노아: 할번이 5년 전에 한 줄짜리 이메일로 서린을 버리고 대양으로 갔어요. 박 대표님은 그걸 한 번도 잊지 않으셨을 거예요. 대양은 그 사업을 그분에게서 가져간 회사니까, 한 상무님과 같은 테이블에 앉아 달라고 하는 건 큰 부탁이에요.</w:t>
       </w:r>
     </w:p>
     <w:p>
@@ -2800,7 +2812,7 @@
     </w:p>
     <w:bookmarkEnd w:id="25"/>
     <w:bookmarkEnd w:id="26"/>
-    <w:bookmarkStart w:id="30" w:name="학습-부록"/>
+    <w:bookmarkStart w:id="31" w:name="학습-부록"/>
     <w:p>
       <w:pPr>
         <w:pStyle w:val="Heading2"/>
@@ -4089,8 +4101,307 @@
       </w:r>
     </w:p>
     <w:bookmarkEnd w:id="29"/>
+    <w:bookmarkStart w:id="30" w:name="긴-발화-분석"/>
+    <w:p>
+      <w:pPr>
+        <w:pStyle w:val="Heading3"/>
+      </w:pPr>
+      <w:r>
+        <w:t xml:space="preserve">④ 긴 발화 분석</w:t>
+      </w:r>
+    </w:p>
+    <w:p>
+      <w:pPr>
+        <w:pStyle w:val="BlockText"/>
+      </w:pPr>
+      <w:r>
+        <w:rPr>
+          <w:bCs/>
+          <w:b/>
+        </w:rPr>
+        <w:t xml:space="preserve">60턴 GRACE:</w:t>
+      </w:r>
+      <w:r>
+        <w:t xml:space="preserve"> </w:t>
+      </w:r>
+      <w:r>
+        <w:t xml:space="preserve">“</w:t>
+      </w:r>
+      <w:r>
+        <w:t xml:space="preserve">Not a problem. A risk. Korean clinics want three things: a natural look, fast recovery, and whatever’s trending this season. If our first message is about vascular occlusion, some doctors will hear that our product is dangerous, not that it’s safer. So the order of the message matters as much as the message itself.</w:t>
+      </w:r>
+      <w:r>
+        <w:t xml:space="preserve">”</w:t>
+      </w:r>
+    </w:p>
+    <w:tbl>
+      <w:tblPr>
+        <w:tblStyle w:val="Table"/>
+        <w:tblW w:type="pct" w:w="5000"/>
+        <w:tblLook w:firstRow="1" w:lastRow="0" w:firstColumn="0" w:lastColumn="0" w:noHBand="0" w:noVBand="0" w:val="0020"/>
+        <w:jc w:val="start"/>
+      </w:tblPr>
+      <w:tblGrid>
+        <w:gridCol w:w="2640"/>
+        <w:gridCol w:w="2640"/>
+        <w:gridCol w:w="2640"/>
+      </w:tblGrid>
+      <w:tr>
+        <w:trPr>
+          <w:tblHeader w:val="true"/>
+        </w:trPr>
+        <w:tc>
+          <w:tcPr/>
+          <w:p>
+            <w:pPr>
+              <w:pStyle w:val="Compact"/>
+              <w:jc w:val="left"/>
+            </w:pPr>
+            <w:r>
+              <w:t xml:space="preserve">구조</w:t>
+            </w:r>
+          </w:p>
+        </w:tc>
+        <w:tc>
+          <w:tcPr/>
+          <w:p>
+            <w:pPr>
+              <w:pStyle w:val="Compact"/>
+              <w:jc w:val="left"/>
+            </w:pPr>
+            <w:r>
+              <w:t xml:space="preserve">영어</w:t>
+            </w:r>
+          </w:p>
+        </w:tc>
+        <w:tc>
+          <w:tcPr/>
+          <w:p>
+            <w:pPr>
+              <w:pStyle w:val="Compact"/>
+              <w:jc w:val="left"/>
+            </w:pPr>
+            <w:r>
+              <w:t xml:space="preserve">기능</w:t>
+            </w:r>
+          </w:p>
+        </w:tc>
+      </w:tr>
+      <w:tr>
+        <w:tc>
+          <w:tcPr/>
+          <w:p>
+            <w:pPr>
+              <w:pStyle w:val="Compact"/>
+              <w:jc w:val="left"/>
+            </w:pPr>
+            <w:r>
+              <w:t xml:space="preserve">① 재정의(용어 교정)</w:t>
+            </w:r>
+          </w:p>
+        </w:tc>
+        <w:tc>
+          <w:tcPr/>
+          <w:p>
+            <w:pPr>
+              <w:pStyle w:val="Compact"/>
+              <w:jc w:val="left"/>
+            </w:pPr>
+            <w:r>
+              <w:t xml:space="preserve">Not a problem. A risk.</w:t>
+            </w:r>
+          </w:p>
+        </w:tc>
+        <w:tc>
+          <w:tcPr/>
+          <w:p>
+            <w:pPr>
+              <w:pStyle w:val="Compact"/>
+              <w:jc w:val="left"/>
+            </w:pPr>
+            <w:r>
+              <w:t xml:space="preserve">상대의 과장된 표현을 정확한 단어로 바로잡음</w:t>
+            </w:r>
+          </w:p>
+        </w:tc>
+      </w:tr>
+      <w:tr>
+        <w:tc>
+          <w:tcPr/>
+          <w:p>
+            <w:pPr>
+              <w:pStyle w:val="Compact"/>
+              <w:jc w:val="left"/>
+            </w:pPr>
+            <w:r>
+              <w:t xml:space="preserve">② 현지 분석(목록)</w:t>
+            </w:r>
+          </w:p>
+        </w:tc>
+        <w:tc>
+          <w:tcPr/>
+          <w:p>
+            <w:pPr>
+              <w:pStyle w:val="Compact"/>
+              <w:jc w:val="left"/>
+            </w:pPr>
+            <w:r>
+              <w:t xml:space="preserve">Korean clinics want three things: a natural look, fast recovery, and whatever’s trending this season.</w:t>
+            </w:r>
+          </w:p>
+        </w:tc>
+        <w:tc>
+          <w:tcPr/>
+          <w:p>
+            <w:pPr>
+              <w:pStyle w:val="Compact"/>
+              <w:jc w:val="left"/>
+            </w:pPr>
+            <w:r>
+              <w:t xml:space="preserve">고객이 원하는 것을 세 가지로 정리</w:t>
+            </w:r>
+          </w:p>
+        </w:tc>
+      </w:tr>
+      <w:tr>
+        <w:tc>
+          <w:tcPr/>
+          <w:p>
+            <w:pPr>
+              <w:pStyle w:val="Compact"/>
+              <w:jc w:val="left"/>
+            </w:pPr>
+            <w:r>
+              <w:t xml:space="preserve">③ 리스크 시나리오(조건)</w:t>
+            </w:r>
+          </w:p>
+        </w:tc>
+        <w:tc>
+          <w:tcPr/>
+          <w:p>
+            <w:pPr>
+              <w:pStyle w:val="Compact"/>
+              <w:jc w:val="left"/>
+            </w:pPr>
+            <w:r>
+              <w:t xml:space="preserve">If our first message is about vascular occlusion, some doctors will hear that our product is dangerous, not that it’s safer.</w:t>
+            </w:r>
+          </w:p>
+        </w:tc>
+        <w:tc>
+          <w:tcPr/>
+          <w:p>
+            <w:pPr>
+              <w:pStyle w:val="Compact"/>
+              <w:jc w:val="left"/>
+            </w:pPr>
+            <w:r>
+              <w:t xml:space="preserve">“</w:t>
+            </w:r>
+            <w:r>
+              <w:t xml:space="preserve">If A, they’ll hear B, not C</w:t>
+            </w:r>
+            <w:r>
+              <w:t xml:space="preserve">”</w:t>
+            </w:r>
+            <w:r>
+              <w:t xml:space="preserve">로 오해 가능성을 구체화</w:t>
+            </w:r>
+          </w:p>
+        </w:tc>
+      </w:tr>
+      <w:tr>
+        <w:tc>
+          <w:tcPr/>
+          <w:p>
+            <w:pPr>
+              <w:pStyle w:val="Compact"/>
+              <w:jc w:val="left"/>
+            </w:pPr>
+            <w:r>
+              <w:t xml:space="preserve">④ 결론(원칙)</w:t>
+            </w:r>
+          </w:p>
+        </w:tc>
+        <w:tc>
+          <w:tcPr/>
+          <w:p>
+            <w:pPr>
+              <w:pStyle w:val="Compact"/>
+              <w:jc w:val="left"/>
+            </w:pPr>
+            <w:r>
+              <w:t xml:space="preserve">So the order of the message matters as much as the message itself.</w:t>
+            </w:r>
+          </w:p>
+        </w:tc>
+        <w:tc>
+          <w:tcPr/>
+          <w:p>
+            <w:pPr>
+              <w:pStyle w:val="Compact"/>
+              <w:jc w:val="left"/>
+            </w:pPr>
+            <w:r>
+              <w:t xml:space="preserve">분석에서 실행 원칙을 한 문장으로 도출</w:t>
+            </w:r>
+          </w:p>
+        </w:tc>
+      </w:tr>
+    </w:tbl>
+    <w:p>
+      <w:pPr>
+        <w:pStyle w:val="BodyText"/>
+      </w:pPr>
+      <w:r>
+        <w:rPr>
+          <w:bCs/>
+          <w:b/>
+        </w:rPr>
+        <w:t xml:space="preserve">활용 패턴:</w:t>
+      </w:r>
+      <w:r>
+        <w:t xml:space="preserve"> </w:t>
+      </w:r>
+      <w:r>
+        <w:t xml:space="preserve">용어 교정 → 고객 니즈 3가지 → 잘못 전달될 때의 결과 → So + 원칙</w:t>
+      </w:r>
+      <w:r>
+        <w:t xml:space="preserve"> </w:t>
+      </w:r>
+      <w:r>
+        <w:rPr>
+          <w:bCs/>
+          <w:b/>
+        </w:rPr>
+        <w:t xml:space="preserve">연결 표현:</w:t>
+      </w:r>
+      <w:r>
+        <w:t xml:space="preserve"> </w:t>
+      </w:r>
+      <w:r>
+        <w:t xml:space="preserve">Not A. B.(A가 아니라 B) · will hear that…, not that…(~가 아니라 ~로 받아들일 것이다) · as much as(~만큼)</w:t>
+      </w:r>
+      <w:r>
+        <w:t xml:space="preserve"> </w:t>
+      </w:r>
+      <w:r>
+        <w:rPr>
+          <w:bCs/>
+          <w:b/>
+        </w:rPr>
+        <w:t xml:space="preserve">연습:</w:t>
+      </w:r>
+      <w:r>
+        <w:t xml:space="preserve"> </w:t>
+      </w:r>
+      <w:r>
+        <w:t xml:space="preserve">해외 시장에 기존 광고 문구를 그대로 쓰자는 동료에게, 현지 고객 니즈를 근거로 같은 구조로 40~50단어로 말해 보기.</w:t>
+      </w:r>
+    </w:p>
     <w:bookmarkEnd w:id="30"/>
     <w:bookmarkEnd w:id="31"/>
+    <w:bookmarkEnd w:id="32"/>
     <w:sectPr/>
   </w:body>
 </w:document>

--- a/대본/7부/02화_The_Big_Booth.docx
+++ b/대본/7부/02화_The_Big_Booth.docx
@@ -2,7 +2,7 @@
 <file path=word/document.xml><?xml version="1.0" encoding="utf-8"?>
 <w:document xmlns:w="http://schemas.openxmlformats.org/wordprocessingml/2006/main" xmlns:m="http://schemas.openxmlformats.org/officeDocument/2006/math" xmlns:r="http://schemas.openxmlformats.org/officeDocument/2006/relationships" xmlns:o="urn:schemas-microsoft-com:office:office" xmlns:v="urn:schemas-microsoft-com:vml" xmlns:w10="urn:schemas-microsoft-com:office:word" xmlns:a="http://schemas.openxmlformats.org/drawingml/2006/main" xmlns:pic="http://schemas.openxmlformats.org/drawingml/2006/picture" xmlns:wp="http://schemas.openxmlformats.org/drawingml/2006/wordprocessingDrawing">
   <w:body>
-    <w:bookmarkStart w:id="32" w:name="ship-it-7부-2화"/>
+    <w:bookmarkStart w:id="38" w:name="ship-it-7부-2화"/>
     <w:p>
       <w:pPr>
         <w:pStyle w:val="Heading1"/>
@@ -440,44 +440,23 @@
     </w:p>
     <w:p>
       <w:pPr>
-        <w:numPr>
-          <w:ilvl w:val="0"/>
-          <w:numId w:val="1001"/>
-        </w:numPr>
+        <w:pStyle w:val="FirstParagraph"/>
       </w:pPr>
       <w:r>
         <w:t xml:space="preserve">ZOE: Okay, everyone. Thirty minutes to doors. One hundred square meters. Main hall. Let’s not waste a single one.</w:t>
       </w:r>
-      <w:r>
-        <w:t xml:space="preserve"> </w:t>
-      </w:r>
-      <w:r>
-        <w:t xml:space="preserve">조이: 좋아요, 여러분. 개장 30분 전. 100제곱미터. 메인 홀. 단 1제곱미터도 낭비하지 맙시다.</w:t>
-      </w:r>
-    </w:p>
-    <w:p>
-      <w:pPr>
-        <w:numPr>
-          <w:ilvl w:val="0"/>
-          <w:numId w:val="1001"/>
-        </w:numPr>
+    </w:p>
+    <w:p>
+      <w:pPr>
+        <w:pStyle w:val="BodyText"/>
       </w:pPr>
       <w:r>
         <w:t xml:space="preserve">NOAH: Zoe. Look at the LED wall.</w:t>
       </w:r>
-      <w:r>
-        <w:t xml:space="preserve"> </w:t>
-      </w:r>
-      <w:r>
-        <w:t xml:space="preserve">노아: 조이. LED 벽 좀 봐요.</w:t>
-      </w:r>
-    </w:p>
-    <w:p>
-      <w:pPr>
-        <w:numPr>
-          <w:ilvl w:val="0"/>
-          <w:numId w:val="1001"/>
-        </w:numPr>
+    </w:p>
+    <w:p>
+      <w:pPr>
+        <w:pStyle w:val="BodyText"/>
       </w:pPr>
       <w:r>
         <w:t xml:space="preserve">ZOE: Lily’s napkin logo. Four meters high. She approved the file herself. With one comment.</w:t>
@@ -494,11 +473,69 @@
       <w:r>
         <w:t xml:space="preserve">”</w:t>
       </w:r>
-      <w:r>
-        <w:t xml:space="preserve"> </w:t>
-      </w:r>
-      <w:r>
-        <w:t xml:space="preserve">조이: 릴리의 냅킨 로고. 높이 4미터. 파일은 본인이 직접 승인했어요. 코멘트 하나와 함께.</w:t>
+    </w:p>
+    <w:p>
+      <w:pPr>
+        <w:pStyle w:val="BodyText"/>
+      </w:pPr>
+      <w:r>
+        <w:t xml:space="preserve">NOAH: In Paris, our whole booth was smaller than that wall.</w:t>
+      </w:r>
+    </w:p>
+    <w:p>
+      <w:pPr>
+        <w:pStyle w:val="BodyText"/>
+      </w:pPr>
+      <w:r>
+        <w:t xml:space="preserve">ELENA: In Paris, we borrowed a chair from Halvern’s booth. Don’t tell anyone.</w:t>
+      </w:r>
+    </w:p>
+    <w:p>
+      <w:pPr>
+        <w:pStyle w:val="BodyText"/>
+      </w:pPr>
+      <w:r>
+        <w:t xml:space="preserve">PRIYA: And now Halvern is over there. Forty square meters. Next to the coffee cart.</w:t>
+      </w:r>
+    </w:p>
+    <w:p>
+      <w:pPr>
+        <w:pStyle w:val="BodyText"/>
+      </w:pPr>
+      <w:r>
+        <w:t xml:space="preserve">GRACE: Daeyang Bio is in the next aisle. Two hundred square meters. With a robot that serves tea.</w:t>
+      </w:r>
+    </w:p>
+    <w:p>
+      <w:pPr>
+        <w:pStyle w:val="BodyText"/>
+      </w:pPr>
+      <w:r>
+        <w:t xml:space="preserve">ZOE: We don’t need a robot. We have a stage. Thirty seats. Four demos a day.</w:t>
+      </w:r>
+    </w:p>
+    <w:p>
+      <w:pPr>
+        <w:pStyle w:val="BodyText"/>
+      </w:pPr>
+      <w:r>
+        <w:t xml:space="preserve">GRACE: And we have Ha-eun. Our first Korean hire. She’s been practising her pitch since February.</w:t>
+      </w:r>
+    </w:p>
+    <w:p>
+      <w:pPr>
+        <w:pStyle w:val="BodyText"/>
+      </w:pPr>
+      <w:r>
+        <w:t xml:space="preserve">HAEUN: Good morning, Mr. Bennett. I’m very nervous. My English is… okay. My pitch is better.</w:t>
+      </w:r>
+    </w:p>
+    <w:p>
+      <w:pPr>
+        <w:pStyle w:val="BodyText"/>
+      </w:pPr>
+      <w:r>
+        <w:t xml:space="preserve">NOAH: Call me Noah. And your English is better than my Korean. I can say</w:t>
       </w:r>
       <w:r>
         <w:t xml:space="preserve"> </w:t>
@@ -507,140 +544,24 @@
         <w:t xml:space="preserve">“</w:t>
       </w:r>
       <w:r>
-        <w:t xml:space="preserve">번쩍이게 하지 마.</w:t>
+        <w:t xml:space="preserve">thank you.</w:t>
       </w:r>
       <w:r>
         <w:t xml:space="preserve">”</w:t>
       </w:r>
-    </w:p>
-    <w:p>
-      <w:pPr>
-        <w:numPr>
-          <w:ilvl w:val="0"/>
-          <w:numId w:val="1001"/>
-        </w:numPr>
-      </w:pPr>
-      <w:r>
-        <w:t xml:space="preserve">NOAH: In Paris, our whole booth was smaller than that wall.</w:t>
-      </w:r>
-      <w:r>
-        <w:t xml:space="preserve"> </w:t>
-      </w:r>
-      <w:r>
-        <w:t xml:space="preserve">노아: 파리에선 부스 전체가 저 벽보다 작았어요.</w:t>
-      </w:r>
-    </w:p>
-    <w:p>
-      <w:pPr>
-        <w:numPr>
-          <w:ilvl w:val="0"/>
-          <w:numId w:val="1001"/>
-        </w:numPr>
-      </w:pPr>
-      <w:r>
-        <w:t xml:space="preserve">ELENA: In Paris, we borrowed a chair from Halvern’s booth. Don’t tell anyone.</w:t>
-      </w:r>
-      <w:r>
-        <w:t xml:space="preserve"> </w:t>
-      </w:r>
-      <w:r>
-        <w:t xml:space="preserve">엘레나: 파리에선 할번 부스에서 의자를 빌렸잖아요. 아무한테도 말하지 마요.</w:t>
-      </w:r>
-    </w:p>
-    <w:p>
-      <w:pPr>
-        <w:numPr>
-          <w:ilvl w:val="0"/>
-          <w:numId w:val="1001"/>
-        </w:numPr>
-      </w:pPr>
-      <w:r>
-        <w:t xml:space="preserve">PRIYA: And now Halvern is over there. Forty square meters. Next to the coffee cart.</w:t>
-      </w:r>
-      <w:r>
-        <w:t xml:space="preserve"> </w:t>
-      </w:r>
-      <w:r>
-        <w:t xml:space="preserve">프리야: 그리고 이제 할번은 저기 있어요. 40제곱미터. 커피 카트 옆에.</w:t>
-      </w:r>
-    </w:p>
-    <w:p>
-      <w:pPr>
-        <w:numPr>
-          <w:ilvl w:val="0"/>
-          <w:numId w:val="1001"/>
-        </w:numPr>
-      </w:pPr>
-      <w:r>
-        <w:t xml:space="preserve">GRACE: Daeyang Bio is in the next aisle. Two hundred square meters. With a robot that serves tea.</w:t>
-      </w:r>
-      <w:r>
-        <w:t xml:space="preserve"> </w:t>
-      </w:r>
-      <w:r>
-        <w:t xml:space="preserve">그레이스: 대양바이오는 옆 통로예요. 200제곱미터. 차를 주는 로봇까지.</w:t>
-      </w:r>
-    </w:p>
-    <w:p>
-      <w:pPr>
-        <w:numPr>
-          <w:ilvl w:val="0"/>
-          <w:numId w:val="1001"/>
-        </w:numPr>
-      </w:pPr>
-      <w:r>
-        <w:t xml:space="preserve">ZOE: We don’t need a robot. We have a stage. Thirty seats. Four demos a day.</w:t>
-      </w:r>
-      <w:r>
-        <w:t xml:space="preserve"> </w:t>
-      </w:r>
-      <w:r>
-        <w:t xml:space="preserve">조이: 우린 로봇 필요 없어요. 무대가 있잖아요. 30석. 하루 시연 네 번.</w:t>
-      </w:r>
-    </w:p>
-    <w:p>
-      <w:pPr>
-        <w:numPr>
-          <w:ilvl w:val="0"/>
-          <w:numId w:val="1001"/>
-        </w:numPr>
-      </w:pPr>
-      <w:r>
-        <w:t xml:space="preserve">GRACE: And we have Ha-eun. Our first Korean hire. She’s been practising her pitch since February.</w:t>
-      </w:r>
-      <w:r>
-        <w:t xml:space="preserve"> </w:t>
-      </w:r>
-      <w:r>
-        <w:t xml:space="preserve">그레이스: 그리고 하은이 있죠. 첫 한국인 직원. 2월부터 피치를 연습했어요.</w:t>
-      </w:r>
-    </w:p>
-    <w:p>
-      <w:pPr>
-        <w:numPr>
-          <w:ilvl w:val="0"/>
-          <w:numId w:val="1001"/>
-        </w:numPr>
-      </w:pPr>
-      <w:r>
-        <w:t xml:space="preserve">HAEUN: Good morning, Mr. Bennett. I’m very nervous. My English is… okay. My pitch is better.</w:t>
-      </w:r>
-      <w:r>
-        <w:t xml:space="preserve"> </w:t>
-      </w:r>
-      <w:r>
-        <w:t xml:space="preserve">하은: 좋은 아침입니다, 베넷 대표님. 많이 긴장돼요. 제 영어는… 괜찮아요. 피치는 더 낫고요.</w:t>
-      </w:r>
-    </w:p>
-    <w:p>
-      <w:pPr>
-        <w:numPr>
-          <w:ilvl w:val="0"/>
-          <w:numId w:val="1001"/>
-        </w:numPr>
-      </w:pPr>
-      <w:r>
-        <w:t xml:space="preserve">NOAH: Call me Noah. And your English is better than my Korean. I can say</w:t>
+      <w:r>
+        <w:t xml:space="preserve"> </w:t>
+      </w:r>
+      <w:r>
+        <w:t xml:space="preserve">Badly.</w:t>
+      </w:r>
+    </w:p>
+    <w:p>
+      <w:pPr>
+        <w:pStyle w:val="BodyText"/>
+      </w:pPr>
+      <w:r>
+        <w:t xml:space="preserve">HAEUN:</w:t>
       </w:r>
       <w:r>
         <w:t xml:space="preserve"> </w:t>
@@ -649,7 +570,7 @@
         <w:t xml:space="preserve">“</w:t>
       </w:r>
       <w:r>
-        <w:t xml:space="preserve">thank you.</w:t>
+        <w:t xml:space="preserve">Gamsahamnida.</w:t>
       </w:r>
       <w:r>
         <w:t xml:space="preserve">”</w:t>
@@ -658,132 +579,31 @@
         <w:t xml:space="preserve"> </w:t>
       </w:r>
       <w:r>
-        <w:t xml:space="preserve">Badly.</w:t>
-      </w:r>
-      <w:r>
-        <w:t xml:space="preserve"> </w:t>
-      </w:r>
-      <w:r>
-        <w:t xml:space="preserve">노아: 노아라고 불러요. 그리고 당신 영어가 내 한국어보다 나아요. 난</w:t>
-      </w:r>
-      <w:r>
-        <w:t xml:space="preserve"> </w:t>
-      </w:r>
-      <w:r>
-        <w:t xml:space="preserve">“</w:t>
-      </w:r>
-      <w:r>
-        <w:t xml:space="preserve">감사합니다</w:t>
-      </w:r>
-      <w:r>
-        <w:t xml:space="preserve">”</w:t>
-      </w:r>
-      <w:r>
-        <w:t xml:space="preserve">만 해요. 엉망으로.</w:t>
-      </w:r>
-    </w:p>
-    <w:p>
-      <w:pPr>
-        <w:numPr>
-          <w:ilvl w:val="0"/>
-          <w:numId w:val="1001"/>
-        </w:numPr>
-      </w:pPr>
-      <w:r>
-        <w:t xml:space="preserve">HAEUN:</w:t>
-      </w:r>
-      <w:r>
-        <w:t xml:space="preserve"> </w:t>
-      </w:r>
-      <w:r>
-        <w:t xml:space="preserve">“</w:t>
-      </w:r>
-      <w:r>
-        <w:t xml:space="preserve">Gamsahamnida.</w:t>
-      </w:r>
-      <w:r>
-        <w:t xml:space="preserve">”</w:t>
-      </w:r>
-      <w:r>
-        <w:t xml:space="preserve"> </w:t>
-      </w:r>
-      <w:r>
         <w:t xml:space="preserve">It’s a good start.</w:t>
       </w:r>
-      <w:r>
-        <w:t xml:space="preserve"> </w:t>
-      </w:r>
-      <w:r>
-        <w:t xml:space="preserve">하은:</w:t>
-      </w:r>
-      <w:r>
-        <w:t xml:space="preserve"> </w:t>
-      </w:r>
-      <w:r>
-        <w:t xml:space="preserve">“</w:t>
-      </w:r>
-      <w:r>
-        <w:t xml:space="preserve">감사합니다.</w:t>
-      </w:r>
-      <w:r>
-        <w:t xml:space="preserve">”</w:t>
-      </w:r>
-      <w:r>
-        <w:t xml:space="preserve"> </w:t>
-      </w:r>
-      <w:r>
-        <w:t xml:space="preserve">좋은 시작이에요.</w:t>
-      </w:r>
-    </w:p>
-    <w:p>
-      <w:pPr>
-        <w:numPr>
-          <w:ilvl w:val="0"/>
-          <w:numId w:val="1001"/>
-        </w:numPr>
+    </w:p>
+    <w:p>
+      <w:pPr>
+        <w:pStyle w:val="BodyText"/>
       </w:pPr>
       <w:r>
         <w:t xml:space="preserve">ZOE: Booth rules, same as Paris. Smile at everyone, even when your feet hurt. Scan every badge, because a conversation without a scan is just a nice chat. Never criticise a competitor, and never promise a price, not even a small discount, because pricing gets decided later, not on the show floor.</w:t>
       </w:r>
-      <w:r>
-        <w:t xml:space="preserve"> </w:t>
-      </w:r>
-      <w:r>
-        <w:t xml:space="preserve">조이: 부스 규칙, 파리랑 같아요. 발이 아파도 모두에게 웃기. 모든 배지 스캔하기. 스캔 없는 대화는 그냥 즐거운 수다니까요. 경쟁사 비판 금지, 가격 약속 금지. 작은 할인도 안 돼요. 가격은 나중에 정하는 거지, 전시장 바닥에서 정하는 게 아니니까요.</w:t>
-      </w:r>
-    </w:p>
-    <w:p>
-      <w:pPr>
-        <w:numPr>
-          <w:ilvl w:val="0"/>
-          <w:numId w:val="1001"/>
-        </w:numPr>
+    </w:p>
+    <w:p>
+      <w:pPr>
+        <w:pStyle w:val="BodyText"/>
       </w:pPr>
       <w:r>
         <w:t xml:space="preserve">ELENA: And one new rule. In Korea, offer your card with both hands. And receive theirs the same way.</w:t>
       </w:r>
-      <w:r>
-        <w:t xml:space="preserve"> </w:t>
-      </w:r>
-      <w:r>
-        <w:t xml:space="preserve">엘레나: 그리고 새 규칙 하나. 한국에선 명함을 두 손으로 건네요. 받을 때도 똑같이.</w:t>
-      </w:r>
-    </w:p>
-    <w:p>
-      <w:pPr>
-        <w:numPr>
-          <w:ilvl w:val="0"/>
-          <w:numId w:val="1001"/>
-        </w:numPr>
+    </w:p>
+    <w:p>
+      <w:pPr>
+        <w:pStyle w:val="BodyText"/>
       </w:pPr>
       <w:r>
         <w:t xml:space="preserve">NOAH: Doors are opening. We’ve come a long way since Paris. Let’s go.</w:t>
-      </w:r>
-      <w:r>
-        <w:t xml:space="preserve"> </w:t>
-      </w:r>
-      <w:r>
-        <w:t xml:space="preserve">노아: 문이 열리네요. 파리 이후로 먼 길을 왔어요. 갑시다.</w:t>
       </w:r>
     </w:p>
     <w:bookmarkEnd w:id="21"/>
@@ -798,248 +618,119 @@
     </w:p>
     <w:p>
       <w:pPr>
-        <w:numPr>
-          <w:ilvl w:val="0"/>
-          <w:numId w:val="1002"/>
-        </w:numPr>
+        <w:pStyle w:val="FirstParagraph"/>
       </w:pPr>
       <w:r>
         <w:t xml:space="preserve">HAEUN: Good morning, doctor. Welcome to Veyra. May I ask what brings you to the show?</w:t>
       </w:r>
-      <w:r>
-        <w:t xml:space="preserve"> </w:t>
-      </w:r>
-      <w:r>
-        <w:t xml:space="preserve">하은: 안녕하세요, 원장님. 베이라에 오신 걸 환영합니다. 학회에 어떤 일로 오셨는지 여쭤봐도 될까요?</w:t>
-      </w:r>
-    </w:p>
-    <w:p>
-      <w:pPr>
-        <w:numPr>
-          <w:ilvl w:val="0"/>
-          <w:numId w:val="1002"/>
-        </w:numPr>
+    </w:p>
+    <w:p>
+      <w:pPr>
+        <w:pStyle w:val="BodyText"/>
       </w:pPr>
       <w:r>
         <w:t xml:space="preserve">NOAH: Zoe. Watch. She’s doing the pitch. The one you taught me in year six.</w:t>
       </w:r>
-      <w:r>
-        <w:t xml:space="preserve"> </w:t>
-      </w:r>
-      <w:r>
-        <w:t xml:space="preserve">노아: 조이. 봐요. 피치를 하고 있어요. 6년 차에 당신이 나한테 가르친 그거.</w:t>
-      </w:r>
-    </w:p>
-    <w:p>
-      <w:pPr>
-        <w:numPr>
-          <w:ilvl w:val="0"/>
-          <w:numId w:val="1002"/>
-        </w:numPr>
+    </w:p>
+    <w:p>
+      <w:pPr>
+        <w:pStyle w:val="BodyText"/>
       </w:pPr>
       <w:r>
         <w:t xml:space="preserve">HAEUN: In a nutshell: a filler that lasts, but dissolves three times faster. What that means for you is minutes.</w:t>
       </w:r>
-      <w:r>
-        <w:t xml:space="preserve"> </w:t>
-      </w:r>
-      <w:r>
-        <w:t xml:space="preserve">하은: 한마디로, 오래가지만 세 배 빨리 녹는 필러예요. 원장님께 그건 몇 분을 의미합니다.</w:t>
-      </w:r>
-    </w:p>
-    <w:p>
-      <w:pPr>
-        <w:numPr>
-          <w:ilvl w:val="0"/>
-          <w:numId w:val="1002"/>
-        </w:numPr>
+    </w:p>
+    <w:p>
+      <w:pPr>
+        <w:pStyle w:val="BodyText"/>
       </w:pPr>
       <w:r>
         <w:t xml:space="preserve">NOAH: She stopped there. She’s letting the doctor ask the next question.</w:t>
       </w:r>
-      <w:r>
-        <w:t xml:space="preserve"> </w:t>
-      </w:r>
-      <w:r>
-        <w:t xml:space="preserve">노아: 거기서 멈췄어요. 다음 질문은 원장님이 하게 두는 거예요.</w:t>
-      </w:r>
-    </w:p>
-    <w:p>
-      <w:pPr>
-        <w:numPr>
-          <w:ilvl w:val="0"/>
-          <w:numId w:val="1002"/>
-        </w:numPr>
+    </w:p>
+    <w:p>
+      <w:pPr>
+        <w:pStyle w:val="BodyText"/>
       </w:pPr>
       <w:r>
         <w:t xml:space="preserve">ZOE: Twenty-eight seconds. Two benefits. One question. She’s better than you were.</w:t>
       </w:r>
-      <w:r>
-        <w:t xml:space="preserve"> </w:t>
-      </w:r>
-      <w:r>
-        <w:t xml:space="preserve">조이: 28초. 혜택 두 개. 질문 하나. 당신보다 낫네요.</w:t>
-      </w:r>
-    </w:p>
-    <w:p>
-      <w:pPr>
-        <w:numPr>
-          <w:ilvl w:val="0"/>
-          <w:numId w:val="1002"/>
-        </w:numPr>
+    </w:p>
+    <w:p>
+      <w:pPr>
+        <w:pStyle w:val="BodyText"/>
       </w:pPr>
       <w:r>
         <w:t xml:space="preserve">NOAH: In year four, my first pitch was three minutes long, all about crosslinking. I explained the chemistry, the molecules, everything I personally found exciting, and I never once asked what the doctor actually needed. Halfway through, he just walked away. Ha-eun stopped at twenty-eight seconds and let him talk.</w:t>
       </w:r>
-      <w:r>
-        <w:t xml:space="preserve"> </w:t>
-      </w:r>
-      <w:r>
-        <w:t xml:space="preserve">노아: 4년 차에 내 첫 피치는 3분짜리였어요. 전부 가교 결합 얘기였죠. 화학, 분자, 내가 개인적으로 신났던 건 다 설명했는데, 의사가 실제로 뭘 필요로 하는지는 한 번도 묻지 않았어요. 중간쯤에 그 의사는 그냥 가 버렸죠. 하은 씨는 28초에서 멈추고 상대가 말하게 했어요.</w:t>
-      </w:r>
-    </w:p>
-    <w:p>
-      <w:pPr>
-        <w:numPr>
-          <w:ilvl w:val="0"/>
-          <w:numId w:val="1002"/>
-        </w:numPr>
+    </w:p>
+    <w:p>
+      <w:pPr>
+        <w:pStyle w:val="BodyText"/>
       </w:pPr>
       <w:r>
         <w:t xml:space="preserve">ZOE: I remember. I still use it in training. As a warning.</w:t>
       </w:r>
-      <w:r>
-        <w:t xml:space="preserve"> </w:t>
-      </w:r>
-      <w:r>
-        <w:t xml:space="preserve">조이: 기억해요. 아직도 교육에 써요. 경고용으로.</w:t>
-      </w:r>
-    </w:p>
-    <w:p>
-      <w:pPr>
-        <w:numPr>
-          <w:ilvl w:val="0"/>
-          <w:numId w:val="1002"/>
-        </w:numPr>
+    </w:p>
+    <w:p>
+      <w:pPr>
+        <w:pStyle w:val="BodyText"/>
       </w:pPr>
       <w:r>
         <w:t xml:space="preserve">GRACE: Demo in five minutes. Dr. Choi is ready. The seats are full. People are standing.</w:t>
       </w:r>
-      <w:r>
-        <w:t xml:space="preserve"> </w:t>
-      </w:r>
-      <w:r>
-        <w:t xml:space="preserve">그레이스: 시연 5분 전. 최 원장님 준비됐어요. 좌석이 다 찼어요. 서 있는 사람들도 있고요.</w:t>
-      </w:r>
-    </w:p>
-    <w:p>
-      <w:pPr>
-        <w:numPr>
-          <w:ilvl w:val="0"/>
-          <w:numId w:val="1002"/>
-        </w:numPr>
+    </w:p>
+    <w:p>
+      <w:pPr>
+        <w:pStyle w:val="BodyText"/>
       </w:pPr>
       <w:r>
         <w:t xml:space="preserve">ZOE: Ladies and gentlemen, Dr. Choi Min-jun. Dermatologist, Seoul. English first. Questions in Korean afterwards.</w:t>
       </w:r>
-      <w:r>
-        <w:t xml:space="preserve"> </w:t>
-      </w:r>
-      <w:r>
-        <w:t xml:space="preserve">조이: 여러분, 최민준 원장님입니다. 서울 피부과 전문의. 영어 먼저. 질문은 나중에 한국어로.</w:t>
-      </w:r>
-    </w:p>
-    <w:p>
-      <w:pPr>
-        <w:numPr>
-          <w:ilvl w:val="0"/>
-          <w:numId w:val="1002"/>
-        </w:numPr>
+    </w:p>
+    <w:p>
+      <w:pPr>
+        <w:pStyle w:val="BodyText"/>
       </w:pPr>
       <w:r>
         <w:t xml:space="preserve">CHOI: First, ultrasound-guided injection. You can see the vessel here. And my needle here. Never in the same place.</w:t>
       </w:r>
-      <w:r>
-        <w:t xml:space="preserve"> </w:t>
-      </w:r>
-      <w:r>
-        <w:t xml:space="preserve">최민준: 먼저 초음파 유도 주입. 여기 혈관이 보이죠. 그리고 여기 제 바늘. 절대 같은 곳에 있으면 안 됩니다.</w:t>
-      </w:r>
-    </w:p>
-    <w:p>
-      <w:pPr>
-        <w:numPr>
-          <w:ilvl w:val="0"/>
-          <w:numId w:val="1002"/>
-        </w:numPr>
+    </w:p>
+    <w:p>
+      <w:pPr>
+        <w:pStyle w:val="BodyText"/>
       </w:pPr>
       <w:r>
         <w:t xml:space="preserve">ELENA: He’s very good. Calm hands. Clear voice.</w:t>
       </w:r>
-      <w:r>
-        <w:t xml:space="preserve"> </w:t>
-      </w:r>
-      <w:r>
-        <w:t xml:space="preserve">엘레나: 아주 잘하네요. 침착한 손. 분명한 목소리.</w:t>
-      </w:r>
-    </w:p>
-    <w:p>
-      <w:pPr>
-        <w:numPr>
-          <w:ilvl w:val="0"/>
-          <w:numId w:val="1002"/>
-        </w:numPr>
+    </w:p>
+    <w:p>
+      <w:pPr>
+        <w:pStyle w:val="BodyText"/>
       </w:pPr>
       <w:r>
         <w:t xml:space="preserve">CHOI: Now, the part you came for. Two gels. Veyra left, a leading filler right. Same enzyme, same dose.</w:t>
       </w:r>
-      <w:r>
-        <w:t xml:space="preserve"> </w:t>
-      </w:r>
-      <w:r>
-        <w:t xml:space="preserve">최민준: 이제 여러분이 보러 오신 부분. 겔 두 개. 왼쪽 베이라, 오른쪽 주요 필러. 같은 효소, 같은 용량.</w:t>
-      </w:r>
-    </w:p>
-    <w:p>
-      <w:pPr>
-        <w:numPr>
-          <w:ilvl w:val="0"/>
-          <w:numId w:val="1002"/>
-        </w:numPr>
+    </w:p>
+    <w:p>
+      <w:pPr>
+        <w:pStyle w:val="BodyText"/>
       </w:pPr>
       <w:r>
         <w:t xml:space="preserve">PRIYA: This is my favourite part. Every time.</w:t>
       </w:r>
-      <w:r>
-        <w:t xml:space="preserve"> </w:t>
-      </w:r>
-      <w:r>
-        <w:t xml:space="preserve">프리야: 내가 제일 좋아하는 부분이에요. 매번.</w:t>
-      </w:r>
-    </w:p>
-    <w:p>
-      <w:pPr>
-        <w:numPr>
-          <w:ilvl w:val="0"/>
-          <w:numId w:val="1002"/>
-        </w:numPr>
+    </w:p>
+    <w:p>
+      <w:pPr>
+        <w:pStyle w:val="BodyText"/>
       </w:pPr>
       <w:r>
         <w:t xml:space="preserve">CHOI: Watch the timer. In an occlusion, every minute counts. Every single one.</w:t>
       </w:r>
-      <w:r>
-        <w:t xml:space="preserve"> </w:t>
-      </w:r>
-      <w:r>
-        <w:t xml:space="preserve">최민준: 타이머를 보세요. 혈관 폐색에서는 1분 1분이 중요합니다. 하나하나 전부.</w:t>
-      </w:r>
-    </w:p>
-    <w:p>
-      <w:pPr>
-        <w:numPr>
-          <w:ilvl w:val="0"/>
-          <w:numId w:val="1002"/>
-        </w:numPr>
+    </w:p>
+    <w:p>
+      <w:pPr>
+        <w:pStyle w:val="BodyText"/>
       </w:pPr>
       <w:r>
         <w:t xml:space="preserve">ELENA:</w:t>
@@ -1062,11 +753,61 @@
       <w:r>
         <w:t xml:space="preserve">I said that to Noah. In an emergency room. Six years ago.</w:t>
       </w:r>
-      <w:r>
-        <w:t xml:space="preserve"> </w:t>
-      </w:r>
-      <w:r>
-        <w:t xml:space="preserve">엘레나:</w:t>
+    </w:p>
+    <w:p>
+      <w:pPr>
+        <w:pStyle w:val="BodyText"/>
+      </w:pPr>
+      <w:r>
+        <w:t xml:space="preserve">PRIYA: Four minutes. Veyra’s gone. The other one is still there. It usually takes about twelve.</w:t>
+      </w:r>
+    </w:p>
+    <w:p>
+      <w:pPr>
+        <w:pStyle w:val="BodyText"/>
+      </w:pPr>
+      <w:r>
+        <w:t xml:space="preserve">CHOI: Eight minutes of difference. That may not sound like much at a conference, but in a blocked vessel, the skin is running out of oxygen the whole time. For a patient’s nose, those eight minutes can be the difference between a scar and no scar.</w:t>
+      </w:r>
+    </w:p>
+    <w:p>
+      <w:pPr>
+        <w:pStyle w:val="BodyText"/>
+      </w:pPr>
+      <w:r>
+        <w:t xml:space="preserve">NOAH: …</w:t>
+      </w:r>
+    </w:p>
+    <w:p>
+      <w:pPr>
+        <w:pStyle w:val="BodyText"/>
+      </w:pPr>
+      <w:r>
+        <w:t xml:space="preserve">ZOE: Noah. Are you okay?</w:t>
+      </w:r>
+    </w:p>
+    <w:p>
+      <w:pPr>
+        <w:pStyle w:val="BodyText"/>
+      </w:pPr>
+      <w:r>
+        <w:t xml:space="preserve">NOAH: Lily’s nose. He doesn’t know. He just said it.</w:t>
+      </w:r>
+    </w:p>
+    <w:p>
+      <w:pPr>
+        <w:pStyle w:val="BodyText"/>
+      </w:pPr>
+      <w:r>
+        <w:t xml:space="preserve">CHOI: Questions? Yes, the doctor at the back.</w:t>
+      </w:r>
+    </w:p>
+    <w:p>
+      <w:pPr>
+        <w:pStyle w:val="BodyText"/>
+      </w:pPr>
+      <w:r>
+        <w:t xml:space="preserve">GRACE: He’s asking in Korean.</w:t>
       </w:r>
       <w:r>
         <w:t xml:space="preserve"> </w:t>
@@ -1075,129 +816,66 @@
         <w:t xml:space="preserve">“</w:t>
       </w:r>
       <w:r>
-        <w:t xml:space="preserve">1분 1분이 중요하다.</w:t>
+        <w:t xml:space="preserve">It’s twice the price of Korean fillers. Why should my patients pay double?</w:t>
       </w:r>
       <w:r>
         <w:t xml:space="preserve">”</w:t>
       </w:r>
-      <w:r>
-        <w:t xml:space="preserve"> </w:t>
-      </w:r>
-      <w:r>
-        <w:t xml:space="preserve">내가 노아한테 했던 말이에요. 응급실에서. 6년 전에.</w:t>
-      </w:r>
-    </w:p>
-    <w:p>
-      <w:pPr>
-        <w:numPr>
-          <w:ilvl w:val="0"/>
-          <w:numId w:val="1002"/>
-        </w:numPr>
-      </w:pPr>
-      <w:r>
-        <w:t xml:space="preserve">PRIYA: Four minutes. Veyra’s gone. The other one is still there. It usually takes about twelve.</w:t>
-      </w:r>
-      <w:r>
-        <w:t xml:space="preserve"> </w:t>
-      </w:r>
-      <w:r>
-        <w:t xml:space="preserve">프리야: 4분. 베이라는 사라졌어요. 다른 건 아직 있어요. 보통 12분쯤 걸려요.</w:t>
-      </w:r>
-    </w:p>
-    <w:p>
-      <w:pPr>
-        <w:numPr>
-          <w:ilvl w:val="0"/>
-          <w:numId w:val="1002"/>
-        </w:numPr>
-      </w:pPr>
-      <w:r>
-        <w:t xml:space="preserve">CHOI: Eight minutes of difference. That may not sound like much at a conference, but in a blocked vessel, the skin is running out of oxygen the whole time. For a patient’s nose, those eight minutes can be the difference between a scar and no scar.</w:t>
-      </w:r>
-      <w:r>
-        <w:t xml:space="preserve"> </w:t>
-      </w:r>
-      <w:r>
-        <w:t xml:space="preserve">최민준: 8분의 차이. 학회장에선 별것 아니게 들릴 수도 있지만, 막힌 혈관에서는 그동안 내내 피부의 산소가 바닥나고 있습니다. 환자 코에는 그 8분이 흉터가 남느냐 안 남느냐의 차이가 될 수 있어요.</w:t>
-      </w:r>
-    </w:p>
-    <w:p>
-      <w:pPr>
-        <w:numPr>
-          <w:ilvl w:val="0"/>
-          <w:numId w:val="1002"/>
-        </w:numPr>
-      </w:pPr>
-      <w:r>
-        <w:t xml:space="preserve">NOAH: …</w:t>
-      </w:r>
-      <w:r>
-        <w:t xml:space="preserve"> </w:t>
-      </w:r>
-      <w:r>
-        <w:t xml:space="preserve">노아: …</w:t>
-      </w:r>
-    </w:p>
-    <w:p>
-      <w:pPr>
-        <w:numPr>
-          <w:ilvl w:val="0"/>
-          <w:numId w:val="1002"/>
-        </w:numPr>
-      </w:pPr>
-      <w:r>
-        <w:t xml:space="preserve">ZOE: Noah. Are you okay?</w:t>
-      </w:r>
-      <w:r>
-        <w:t xml:space="preserve"> </w:t>
-      </w:r>
-      <w:r>
-        <w:t xml:space="preserve">조이: 노아. 괜찮아요?</w:t>
-      </w:r>
-    </w:p>
-    <w:p>
-      <w:pPr>
-        <w:numPr>
-          <w:ilvl w:val="0"/>
-          <w:numId w:val="1002"/>
-        </w:numPr>
-      </w:pPr>
-      <w:r>
-        <w:t xml:space="preserve">NOAH: Lily’s nose. He doesn’t know. He just said it.</w:t>
-      </w:r>
-      <w:r>
-        <w:t xml:space="preserve"> </w:t>
-      </w:r>
-      <w:r>
-        <w:t xml:space="preserve">노아: 릴리 코. 저 사람은 몰라요. 그냥 말한 거예요.</w:t>
-      </w:r>
-    </w:p>
-    <w:p>
-      <w:pPr>
-        <w:numPr>
-          <w:ilvl w:val="0"/>
-          <w:numId w:val="1002"/>
-        </w:numPr>
-      </w:pPr>
-      <w:r>
-        <w:t xml:space="preserve">CHOI: Questions? Yes, the doctor at the back.</w:t>
-      </w:r>
-      <w:r>
-        <w:t xml:space="preserve"> </w:t>
-      </w:r>
-      <w:r>
-        <w:t xml:space="preserve">최민준: 질문 있으세요? 네, 뒤쪽 원장님.</w:t>
-      </w:r>
-    </w:p>
-    <w:p>
-      <w:pPr>
-        <w:numPr>
-          <w:ilvl w:val="0"/>
-          <w:numId w:val="1002"/>
-        </w:numPr>
-      </w:pPr>
-      <w:r>
-        <w:t xml:space="preserve">GRACE: He’s asking in Korean.</w:t>
+    </w:p>
+    <w:p>
+      <w:pPr>
+        <w:pStyle w:val="BodyText"/>
+      </w:pPr>
+      <w:r>
+        <w:t xml:space="preserve">CHOI: Because I have treated the cheap ones. At midnight. Many times. I would rather pay more at noon.</w:t>
+      </w:r>
+    </w:p>
+    <w:p>
+      <w:pPr>
+        <w:pStyle w:val="BodyText"/>
+      </w:pPr>
+      <w:r>
+        <w:t xml:space="preserve">GRACE: The audience laughed. But not because it was funny. Because it was true.</w:t>
+      </w:r>
+    </w:p>
+    <w:p>
+      <w:pPr>
+        <w:pStyle w:val="BodyText"/>
+      </w:pPr>
+      <w:r>
+        <w:t xml:space="preserve">ELENA: That’s the best answer to the price question I’ve ever heard. In any language.</w:t>
+      </w:r>
+    </w:p>
+    <w:p>
+      <w:pPr>
+        <w:pStyle w:val="BodyText"/>
+      </w:pPr>
+      <w:r>
+        <w:t xml:space="preserve">NOAH: Zoe, can we put that on a poster?</w:t>
+      </w:r>
+    </w:p>
+    <w:p>
+      <w:pPr>
+        <w:pStyle w:val="BodyText"/>
+      </w:pPr>
+      <w:r>
+        <w:t xml:space="preserve">ZOE: Not without Dr. Choi’s consent, in writing, and a Korean legal review. I learned my lesson in London. A great quote is worth nothing if it gets the whole campaign pulled, so this time we check first and print second, even if it means waiting a few weeks.</w:t>
+      </w:r>
+    </w:p>
+    <w:p>
+      <w:pPr>
+        <w:pStyle w:val="BodyText"/>
+      </w:pPr>
+      <w:r>
+        <w:t xml:space="preserve">GRACE: Korean medical advertising rules are strict. Even stricter than Germany for some claims.</w:t>
+      </w:r>
+    </w:p>
+    <w:p>
+      <w:pPr>
+        <w:pStyle w:val="BodyText"/>
+      </w:pPr>
+      <w:r>
+        <w:t xml:space="preserve">HAEUN: Excuse me, Noah. A nurse is asking for you. She says she’s</w:t>
       </w:r>
       <w:r>
         <w:t xml:space="preserve"> </w:t>
@@ -1206,276 +884,58 @@
         <w:t xml:space="preserve">“</w:t>
       </w:r>
       <w:r>
-        <w:t xml:space="preserve">It’s twice the price of Korean fillers. Why should my patients pay double?</w:t>
+        <w:t xml:space="preserve">number five hundred thousand.</w:t>
       </w:r>
       <w:r>
         <w:t xml:space="preserve">”</w:t>
       </w:r>
-      <w:r>
-        <w:t xml:space="preserve"> </w:t>
-      </w:r>
-      <w:r>
-        <w:t xml:space="preserve">그레이스: 한국어로 묻고 있어요.</w:t>
-      </w:r>
-      <w:r>
-        <w:t xml:space="preserve"> </w:t>
-      </w:r>
-      <w:r>
-        <w:t xml:space="preserve">“</w:t>
-      </w:r>
-      <w:r>
-        <w:t xml:space="preserve">국산 필러 두 배 가격인데. 왜 우리 환자들이 두 배를 내야 하죠?</w:t>
-      </w:r>
-      <w:r>
-        <w:t xml:space="preserve">”</w:t>
-      </w:r>
-    </w:p>
-    <w:p>
-      <w:pPr>
-        <w:numPr>
-          <w:ilvl w:val="0"/>
-          <w:numId w:val="1002"/>
-        </w:numPr>
-      </w:pPr>
-      <w:r>
-        <w:t xml:space="preserve">CHOI: Because I have treated the cheap ones. At midnight. Many times. I would rather pay more at noon.</w:t>
-      </w:r>
-      <w:r>
-        <w:t xml:space="preserve"> </w:t>
-      </w:r>
-      <w:r>
-        <w:t xml:space="preserve">최민준: 싼 것들을 치료해 봤으니까요. 자정에. 여러 번. 차라리 정오에 더 내는 게 낫습니다.</w:t>
-      </w:r>
-    </w:p>
-    <w:p>
-      <w:pPr>
-        <w:numPr>
-          <w:ilvl w:val="0"/>
-          <w:numId w:val="1002"/>
-        </w:numPr>
-      </w:pPr>
-      <w:r>
-        <w:t xml:space="preserve">GRACE: The audience laughed. But not because it was funny. Because it was true.</w:t>
-      </w:r>
-      <w:r>
-        <w:t xml:space="preserve"> </w:t>
-      </w:r>
-      <w:r>
-        <w:t xml:space="preserve">그레이스: 청중이 웃었어요. 웃겨서가 아니라. 사실이라서요.</w:t>
-      </w:r>
-    </w:p>
-    <w:p>
-      <w:pPr>
-        <w:numPr>
-          <w:ilvl w:val="0"/>
-          <w:numId w:val="1002"/>
-        </w:numPr>
-      </w:pPr>
-      <w:r>
-        <w:t xml:space="preserve">ELENA: That’s the best answer to the price question I’ve ever heard. In any language.</w:t>
-      </w:r>
-      <w:r>
-        <w:t xml:space="preserve"> </w:t>
-      </w:r>
-      <w:r>
-        <w:t xml:space="preserve">엘레나: 가격 질문에 대한 답 중 들어 본 것 중 최고예요. 어떤 언어로든.</w:t>
-      </w:r>
-    </w:p>
-    <w:p>
-      <w:pPr>
-        <w:numPr>
-          <w:ilvl w:val="0"/>
-          <w:numId w:val="1002"/>
-        </w:numPr>
-      </w:pPr>
-      <w:r>
-        <w:t xml:space="preserve">NOAH: Zoe, can we put that on a poster?</w:t>
-      </w:r>
-      <w:r>
-        <w:t xml:space="preserve"> </w:t>
-      </w:r>
-      <w:r>
-        <w:t xml:space="preserve">노아: 조이, 그거 포스터에 써도 돼요?</w:t>
-      </w:r>
-    </w:p>
-    <w:p>
-      <w:pPr>
-        <w:numPr>
-          <w:ilvl w:val="0"/>
-          <w:numId w:val="1002"/>
-        </w:numPr>
-      </w:pPr>
-      <w:r>
-        <w:t xml:space="preserve">ZOE: Not without Dr. Choi’s consent, in writing, and a Korean legal review. I learned my lesson in London. A great quote is worth nothing if it gets the whole campaign pulled, so this time we check first and print second, even if it means waiting a few weeks.</w:t>
-      </w:r>
-      <w:r>
-        <w:t xml:space="preserve"> </w:t>
-      </w:r>
-      <w:r>
-        <w:t xml:space="preserve">조이: 최 원장님의 서면 동의, 그리고 한국 법무 검토 없이는 안 돼요. 런던에서 교훈을 얻었거든요. 멋진 인용구도 캠페인 전체를 내리게 만들면 아무 가치가 없어요. 그러니 이번엔 몇 주를 기다리더라도 먼저 확인하고, 인쇄는 그다음이에요.</w:t>
-      </w:r>
-    </w:p>
-    <w:p>
-      <w:pPr>
-        <w:numPr>
-          <w:ilvl w:val="0"/>
-          <w:numId w:val="1002"/>
-        </w:numPr>
-      </w:pPr>
-      <w:r>
-        <w:t xml:space="preserve">GRACE: Korean medical advertising rules are strict. Even stricter than Germany for some claims.</w:t>
-      </w:r>
-      <w:r>
-        <w:t xml:space="preserve"> </w:t>
-      </w:r>
-      <w:r>
-        <w:t xml:space="preserve">그레이스: 한국 의료 광고 규정은 엄격해요. 일부 주장은 독일보다 더 엄격하고요.</w:t>
-      </w:r>
-    </w:p>
-    <w:p>
-      <w:pPr>
-        <w:numPr>
-          <w:ilvl w:val="0"/>
-          <w:numId w:val="1002"/>
-        </w:numPr>
-      </w:pPr>
-      <w:r>
-        <w:t xml:space="preserve">HAEUN: Excuse me, Noah. A nurse is asking for you. She says she’s</w:t>
-      </w:r>
-      <w:r>
-        <w:t xml:space="preserve"> </w:t>
-      </w:r>
-      <w:r>
-        <w:t xml:space="preserve">“</w:t>
-      </w:r>
-      <w:r>
-        <w:t xml:space="preserve">number five hundred thousand.</w:t>
-      </w:r>
-      <w:r>
-        <w:t xml:space="preserve">”</w:t>
-      </w:r>
-      <w:r>
-        <w:t xml:space="preserve"> </w:t>
-      </w:r>
-      <w:r>
-        <w:t xml:space="preserve">하은: 실례합니다, 노아. 간호사 한 분이 찾으세요. 자기가</w:t>
-      </w:r>
-      <w:r>
-        <w:t xml:space="preserve"> </w:t>
-      </w:r>
-      <w:r>
-        <w:t xml:space="preserve">“</w:t>
-      </w:r>
-      <w:r>
-        <w:t xml:space="preserve">50만 번째</w:t>
-      </w:r>
-      <w:r>
-        <w:t xml:space="preserve">”</w:t>
-      </w:r>
-      <w:r>
-        <w:t xml:space="preserve">래요.</w:t>
-      </w:r>
-    </w:p>
-    <w:p>
-      <w:pPr>
-        <w:numPr>
-          <w:ilvl w:val="0"/>
-          <w:numId w:val="1002"/>
-        </w:numPr>
+    </w:p>
+    <w:p>
+      <w:pPr>
+        <w:pStyle w:val="BodyText"/>
       </w:pPr>
       <w:r>
         <w:t xml:space="preserve">NOAH: Five hundred thousand? The card download? From year five?</w:t>
       </w:r>
-      <w:r>
-        <w:t xml:space="preserve"> </w:t>
-      </w:r>
-      <w:r>
-        <w:t xml:space="preserve">노아: 50만? 카드 다운로드? 5년 차에?</w:t>
-      </w:r>
-    </w:p>
-    <w:p>
-      <w:pPr>
-        <w:numPr>
-          <w:ilvl w:val="0"/>
-          <w:numId w:val="1002"/>
-        </w:numPr>
+    </w:p>
+    <w:p>
+      <w:pPr>
+        <w:pStyle w:val="BodyText"/>
       </w:pPr>
       <w:r>
         <w:t xml:space="preserve">JIWOO: Hello. Yoon Ji-woo. Nurse. Gangnam. I downloaded your card. Number five hundred thousand. You sent me an email.</w:t>
       </w:r>
-      <w:r>
-        <w:t xml:space="preserve"> </w:t>
-      </w:r>
-      <w:r>
-        <w:t xml:space="preserve">지우: 안녕하세요. 윤지우예요. 간호사. 강남. 카드를 다운로드했어요. 50만 번째. 이메일을 보내 주셨죠.</w:t>
-      </w:r>
-    </w:p>
-    <w:p>
-      <w:pPr>
-        <w:numPr>
-          <w:ilvl w:val="0"/>
-          <w:numId w:val="1002"/>
-        </w:numPr>
+    </w:p>
+    <w:p>
+      <w:pPr>
+        <w:pStyle w:val="BodyText"/>
       </w:pPr>
       <w:r>
         <w:t xml:space="preserve">NOAH: I remember. You were the first Korean name I ever saw in our data. Thank you for coming.</w:t>
       </w:r>
-      <w:r>
-        <w:t xml:space="preserve"> </w:t>
-      </w:r>
-      <w:r>
-        <w:t xml:space="preserve">노아: 기억해요. 우리 데이터에서 처음 본 한국 이름이었어요. 와 줘서 고마워요.</w:t>
-      </w:r>
-    </w:p>
-    <w:p>
-      <w:pPr>
-        <w:numPr>
-          <w:ilvl w:val="0"/>
-          <w:numId w:val="1002"/>
-        </w:numPr>
+    </w:p>
+    <w:p>
+      <w:pPr>
+        <w:pStyle w:val="BodyText"/>
       </w:pPr>
       <w:r>
         <w:t xml:space="preserve">JIWOO: Last year, I had an occlusion. A patient’s lip. A cheap filler. I remembered your card.</w:t>
       </w:r>
-      <w:r>
-        <w:t xml:space="preserve"> </w:t>
-      </w:r>
-      <w:r>
-        <w:t xml:space="preserve">지우: 작년에 혈관 폐색이 있었어요. 환자 입술. 싼 필러였고요. 카드를 기억했어요.</w:t>
-      </w:r>
-    </w:p>
-    <w:p>
-      <w:pPr>
-        <w:numPr>
-          <w:ilvl w:val="0"/>
-          <w:numId w:val="1002"/>
-        </w:numPr>
+    </w:p>
+    <w:p>
+      <w:pPr>
+        <w:pStyle w:val="BodyText"/>
       </w:pPr>
       <w:r>
         <w:t xml:space="preserve">ELENA: What did you do? First?</w:t>
       </w:r>
-      <w:r>
-        <w:t xml:space="preserve"> </w:t>
-      </w:r>
-      <w:r>
-        <w:t xml:space="preserve">엘레나: 어떻게 했어요? 제일 먼저?</w:t>
-      </w:r>
-    </w:p>
-    <w:p>
-      <w:pPr>
-        <w:numPr>
-          <w:ilvl w:val="0"/>
-          <w:numId w:val="1002"/>
-        </w:numPr>
+    </w:p>
+    <w:p>
+      <w:pPr>
+        <w:pStyle w:val="BodyText"/>
       </w:pPr>
       <w:r>
         <w:t xml:space="preserve">JIWOO: I treated first. Then I phoned. She’s fine. No scar. I wanted to tell you in person.</w:t>
-      </w:r>
-      <w:r>
-        <w:t xml:space="preserve"> </w:t>
-      </w:r>
-      <w:r>
-        <w:t xml:space="preserve">지우: 먼저 처치했어요. 그다음 전화했고요. 환자는 괜찮아요. 흉터 없어요. 직접 말씀드리고 싶었어요.</w:t>
       </w:r>
     </w:p>
     <w:bookmarkEnd w:id="22"/>
@@ -1490,112 +950,55 @@
     </w:p>
     <w:p>
       <w:pPr>
-        <w:numPr>
-          <w:ilvl w:val="0"/>
-          <w:numId w:val="1003"/>
-        </w:numPr>
+        <w:pStyle w:val="FirstParagraph"/>
       </w:pPr>
       <w:r>
         <w:t xml:space="preserve">GRACE: Ready for the competitor tour? Bring your poker face. And don’t say anything in English you wouldn’t say on camera.</w:t>
       </w:r>
-      <w:r>
-        <w:t xml:space="preserve"> </w:t>
-      </w:r>
-      <w:r>
-        <w:t xml:space="preserve">그레이스: 경쟁사 투어 준비됐어요? 포커페이스 챙기고요. 카메라 앞에서 못 할 말은 영어로도 하지 마요.</w:t>
-      </w:r>
-    </w:p>
-    <w:p>
-      <w:pPr>
-        <w:numPr>
-          <w:ilvl w:val="0"/>
-          <w:numId w:val="1003"/>
-        </w:numPr>
+    </w:p>
+    <w:p>
+      <w:pPr>
+        <w:pStyle w:val="BodyText"/>
       </w:pPr>
       <w:r>
         <w:t xml:space="preserve">NOAH: Lead the way. You’re the expert here.</w:t>
       </w:r>
-      <w:r>
-        <w:t xml:space="preserve"> </w:t>
-      </w:r>
-      <w:r>
-        <w:t xml:space="preserve">노아: 앞장서요. 여기선 당신이 전문가예요.</w:t>
-      </w:r>
-    </w:p>
-    <w:p>
-      <w:pPr>
-        <w:numPr>
-          <w:ilvl w:val="0"/>
-          <w:numId w:val="1003"/>
-        </w:numPr>
+    </w:p>
+    <w:p>
+      <w:pPr>
+        <w:pStyle w:val="BodyText"/>
       </w:pPr>
       <w:r>
         <w:t xml:space="preserve">BELLA: Welcome to Bellacare Fill! Korean quality. Same HA. Faster results. Half the price of imports.</w:t>
       </w:r>
-      <w:r>
-        <w:t xml:space="preserve"> </w:t>
-      </w:r>
-      <w:r>
-        <w:t xml:space="preserve">벨라케어 직원: 벨라케어 필에 오신 걸 환영합니다! 한국 품질. 같은 HA. 더 빠른 결과. 수입품의 절반 가격.</w:t>
-      </w:r>
-    </w:p>
-    <w:p>
-      <w:pPr>
-        <w:numPr>
-          <w:ilvl w:val="0"/>
-          <w:numId w:val="1003"/>
-        </w:numPr>
+    </w:p>
+    <w:p>
+      <w:pPr>
+        <w:pStyle w:val="BodyText"/>
       </w:pPr>
       <w:r>
         <w:t xml:space="preserve">NOAH: Same HA? How fast does it dissolve with hyaluronidase?</w:t>
       </w:r>
-      <w:r>
-        <w:t xml:space="preserve"> </w:t>
-      </w:r>
-      <w:r>
-        <w:t xml:space="preserve">노아: 같은 HA? 히알루로니다아제로 얼마나 빨리 녹아요?</w:t>
-      </w:r>
-    </w:p>
-    <w:p>
-      <w:pPr>
-        <w:numPr>
-          <w:ilvl w:val="0"/>
-          <w:numId w:val="1003"/>
-        </w:numPr>
+    </w:p>
+    <w:p>
+      <w:pPr>
+        <w:pStyle w:val="BodyText"/>
       </w:pPr>
       <w:r>
         <w:t xml:space="preserve">BELLA: Dissolve? Our product is very stable. Patients don’t want it to dissolve. They want it to last.</w:t>
       </w:r>
-      <w:r>
-        <w:t xml:space="preserve"> </w:t>
-      </w:r>
-      <w:r>
-        <w:t xml:space="preserve">벨라케어 직원: 녹는다고요? 저희 제품은 아주 안정적이에요. 환자들은 녹는 걸 원하지 않아요. 오래가길 원하죠.</w:t>
-      </w:r>
-    </w:p>
-    <w:p>
-      <w:pPr>
-        <w:numPr>
-          <w:ilvl w:val="0"/>
-          <w:numId w:val="1003"/>
-        </w:numPr>
+    </w:p>
+    <w:p>
+      <w:pPr>
+        <w:pStyle w:val="BodyText"/>
       </w:pPr>
       <w:r>
         <w:t xml:space="preserve">GRACE: Thank you. Very helpful. We’ll take a brochure.</w:t>
       </w:r>
-      <w:r>
-        <w:t xml:space="preserve"> </w:t>
-      </w:r>
-      <w:r>
-        <w:t xml:space="preserve">그레이스: 고마워요. 아주 도움 됐어요. 브로슈어 하나 가져갈게요.</w:t>
-      </w:r>
-    </w:p>
-    <w:p>
-      <w:pPr>
-        <w:numPr>
-          <w:ilvl w:val="0"/>
-          <w:numId w:val="1003"/>
-        </w:numPr>
+    </w:p>
+    <w:p>
+      <w:pPr>
+        <w:pStyle w:val="BodyText"/>
       </w:pPr>
       <w:r>
         <w:t xml:space="preserve">NOAH:</w:t>
@@ -1618,11 +1021,53 @@
       <w:r>
         <w:t xml:space="preserve">Halvern’s old slogan. Same idea. Half the price.</w:t>
       </w:r>
-      <w:r>
-        <w:t xml:space="preserve"> </w:t>
-      </w:r>
-      <w:r>
-        <w:t xml:space="preserve">노아:</w:t>
+    </w:p>
+    <w:p>
+      <w:pPr>
+        <w:pStyle w:val="BodyText"/>
+      </w:pPr>
+      <w:r>
+        <w:t xml:space="preserve">GRACE: Notice what she didn’t say. No word about complications. In Korea, nobody talks about them at a booth.</w:t>
+      </w:r>
+    </w:p>
+    <w:p>
+      <w:pPr>
+        <w:pStyle w:val="BodyText"/>
+      </w:pPr>
+      <w:r>
+        <w:t xml:space="preserve">NOAH: Then our whole message is a problem. We talk about complications constantly.</w:t>
+      </w:r>
+    </w:p>
+    <w:p>
+      <w:pPr>
+        <w:pStyle w:val="BodyText"/>
+      </w:pPr>
+      <w:r>
+        <w:t xml:space="preserve">GRACE: Not a problem. A risk. Korean clinics want three things: a natural look, fast recovery, and whatever’s trending this season. If our first message is about vascular occlusion, some doctors will hear that our product is dangerous, not that it’s safer. So the order of the message matters as much as the message itself.</w:t>
+      </w:r>
+    </w:p>
+    <w:p>
+      <w:pPr>
+        <w:pStyle w:val="BodyText"/>
+      </w:pPr>
+      <w:r>
+        <w:t xml:space="preserve">NOAH: So where does safety fit?</w:t>
+      </w:r>
+    </w:p>
+    <w:p>
+      <w:pPr>
+        <w:pStyle w:val="BodyText"/>
+      </w:pPr>
+      <w:r>
+        <w:t xml:space="preserve">GRACE: Safety is assumed. Until it isn’t. Then it’s a scandal. Nobody wants to be the clinic in the news.</w:t>
+      </w:r>
+    </w:p>
+    <w:p>
+      <w:pPr>
+        <w:pStyle w:val="BodyText"/>
+      </w:pPr>
+      <w:r>
+        <w:t xml:space="preserve">NOAH: So we don’t lead with fear. We lead with confidence, because a doctor who feels safe will try a new product, and a doctor who feels scared will just avoid the subject. Something like</w:t>
       </w:r>
       <w:r>
         <w:t xml:space="preserve"> </w:t>
@@ -1631,7 +1076,7 @@
         <w:t xml:space="preserve">“</w:t>
       </w:r>
       <w:r>
-        <w:t xml:space="preserve">오래 남는 결과.</w:t>
+        <w:t xml:space="preserve">The filler that lets you sleep at night.</w:t>
       </w:r>
       <w:r>
         <w:t xml:space="preserve">”</w:t>
@@ -1640,434 +1085,143 @@
         <w:t xml:space="preserve"> </w:t>
       </w:r>
       <w:r>
-        <w:t xml:space="preserve">할번의 옛 슬로건이죠. 같은 생각. 절반 가격.</w:t>
-      </w:r>
-    </w:p>
-    <w:p>
-      <w:pPr>
-        <w:numPr>
-          <w:ilvl w:val="0"/>
-          <w:numId w:val="1003"/>
-        </w:numPr>
-      </w:pPr>
-      <w:r>
-        <w:t xml:space="preserve">GRACE: Notice what she didn’t say. No word about complications. In Korea, nobody talks about them at a booth.</w:t>
-      </w:r>
-      <w:r>
-        <w:t xml:space="preserve"> </w:t>
-      </w:r>
-      <w:r>
-        <w:t xml:space="preserve">그레이스: 그 사람이 말하지 않은 걸 봐요. 합병증에 대해선 한마디도 없죠. 한국에선 부스에서 아무도 그 얘길 안 해요.</w:t>
-      </w:r>
-    </w:p>
-    <w:p>
-      <w:pPr>
-        <w:numPr>
-          <w:ilvl w:val="0"/>
-          <w:numId w:val="1003"/>
-        </w:numPr>
-      </w:pPr>
-      <w:r>
-        <w:t xml:space="preserve">NOAH: Then our whole message is a problem. We talk about complications constantly.</w:t>
-      </w:r>
-      <w:r>
-        <w:t xml:space="preserve"> </w:t>
-      </w:r>
-      <w:r>
-        <w:t xml:space="preserve">노아: 그럼 우리 메시지 전체가 문제네요. 우린 합병증 얘기를 계속하잖아요.</w:t>
-      </w:r>
-    </w:p>
-    <w:p>
-      <w:pPr>
-        <w:numPr>
-          <w:ilvl w:val="0"/>
-          <w:numId w:val="1003"/>
-        </w:numPr>
-      </w:pPr>
-      <w:r>
-        <w:t xml:space="preserve">GRACE: Not a problem. A risk. Korean clinics want three things: a natural look, fast recovery, and whatever’s trending this season. If our first message is about vascular occlusion, some doctors will hear that our product is dangerous, not that it’s safer. So the order of the message matters as much as the message itself.</w:t>
-      </w:r>
-      <w:r>
-        <w:t xml:space="preserve"> </w:t>
-      </w:r>
-      <w:r>
-        <w:t xml:space="preserve">그레이스: 문제는 아니에요. 리스크죠. 한국 클리닉은 세 가지를 원해요. 자연스러운 모습, 빠른 회복, 그리고 이번 시즌에 유행하는 것. 우리 첫 메시지가 혈관 폐색이면, 어떤 의사들은 우리 제품이 더 안전하다는 게 아니라 위험하다는 뜻으로 들을 거예요. 그러니 메시지의 순서가 메시지 자체만큼 중요해요.</w:t>
-      </w:r>
-    </w:p>
-    <w:p>
-      <w:pPr>
-        <w:numPr>
-          <w:ilvl w:val="0"/>
-          <w:numId w:val="1003"/>
-        </w:numPr>
-      </w:pPr>
-      <w:r>
-        <w:t xml:space="preserve">NOAH: So where does safety fit?</w:t>
-      </w:r>
-      <w:r>
-        <w:t xml:space="preserve"> </w:t>
-      </w:r>
-      <w:r>
-        <w:t xml:space="preserve">노아: 그럼 안전은 어디에 들어가죠?</w:t>
-      </w:r>
-    </w:p>
-    <w:p>
-      <w:pPr>
-        <w:numPr>
-          <w:ilvl w:val="0"/>
-          <w:numId w:val="1003"/>
-        </w:numPr>
-      </w:pPr>
-      <w:r>
-        <w:t xml:space="preserve">GRACE: Safety is assumed. Until it isn’t. Then it’s a scandal. Nobody wants to be the clinic in the news.</w:t>
-      </w:r>
-      <w:r>
-        <w:t xml:space="preserve"> </w:t>
-      </w:r>
-      <w:r>
-        <w:t xml:space="preserve">그레이스: 안전은 당연하다고 여겨요. 아닐 때까지는요. 그때는 스캔들이 되죠. 아무도 뉴스에 나오는 클리닉이 되고 싶지 않아요.</w:t>
-      </w:r>
-    </w:p>
-    <w:p>
-      <w:pPr>
-        <w:numPr>
-          <w:ilvl w:val="0"/>
-          <w:numId w:val="1003"/>
-        </w:numPr>
-      </w:pPr>
-      <w:r>
-        <w:t xml:space="preserve">NOAH: So we don’t lead with fear. We lead with confidence, because a doctor who feels safe will try a new product, and a doctor who feels scared will just avoid the subject. Something like</w:t>
-      </w:r>
-      <w:r>
-        <w:t xml:space="preserve"> </w:t>
-      </w:r>
-      <w:r>
-        <w:t xml:space="preserve">“</w:t>
-      </w:r>
-      <w:r>
-        <w:t xml:space="preserve">The filler that lets you sleep at night.</w:t>
-      </w:r>
-      <w:r>
-        <w:t xml:space="preserve">”</w:t>
-      </w:r>
-      <w:r>
-        <w:t xml:space="preserve"> </w:t>
-      </w:r>
-      <w:r>
         <w:t xml:space="preserve">It’s still about safety, but it sounds like a benefit.</w:t>
       </w:r>
-      <w:r>
-        <w:t xml:space="preserve"> </w:t>
-      </w:r>
-      <w:r>
-        <w:t xml:space="preserve">노아: 그러니까 두려움으로 시작하지 말고 자신감으로 시작해야겠네요. 안심한 의사는 새 제품을 써 보지만, 겁먹은 의사는 그 주제 자체를 피하니까요.</w:t>
-      </w:r>
-      <w:r>
-        <w:t xml:space="preserve"> </w:t>
-      </w:r>
-      <w:r>
-        <w:t xml:space="preserve">“</w:t>
-      </w:r>
-      <w:r>
-        <w:t xml:space="preserve">밤에 편히 잘 수 있게 해 주는 필러</w:t>
-      </w:r>
-      <w:r>
-        <w:t xml:space="preserve">”</w:t>
-      </w:r>
-      <w:r>
-        <w:t xml:space="preserve"> </w:t>
-      </w:r>
-      <w:r>
-        <w:t xml:space="preserve">같은 거요. 여전히 안전 얘기지만, 혜택처럼 들리잖아요.</w:t>
-      </w:r>
-    </w:p>
-    <w:p>
-      <w:pPr>
-        <w:numPr>
-          <w:ilvl w:val="0"/>
-          <w:numId w:val="1003"/>
-        </w:numPr>
+    </w:p>
+    <w:p>
+      <w:pPr>
+        <w:pStyle w:val="BodyText"/>
       </w:pPr>
       <w:r>
         <w:t xml:space="preserve">GRACE: Maybe. Let’s test it. Not decide it. Remember London.</w:t>
       </w:r>
-      <w:r>
-        <w:t xml:space="preserve"> </w:t>
-      </w:r>
-      <w:r>
-        <w:t xml:space="preserve">그레이스: 어쩌면요. 테스트해 봐요. 결정하지 말고요. 런던을 기억해요.</w:t>
-      </w:r>
-    </w:p>
-    <w:p>
-      <w:pPr>
-        <w:numPr>
-          <w:ilvl w:val="0"/>
-          <w:numId w:val="1003"/>
-        </w:numPr>
+    </w:p>
+    <w:p>
+      <w:pPr>
+        <w:pStyle w:val="BodyText"/>
       </w:pPr>
       <w:r>
         <w:t xml:space="preserve">NOAH: I remember London. Every day. Let’s test it.</w:t>
       </w:r>
-      <w:r>
-        <w:t xml:space="preserve"> </w:t>
-      </w:r>
-      <w:r>
-        <w:t xml:space="preserve">노아: 런던 기억해요. 매일. 테스트합시다.</w:t>
-      </w:r>
-    </w:p>
-    <w:p>
-      <w:pPr>
-        <w:numPr>
-          <w:ilvl w:val="0"/>
-          <w:numId w:val="1003"/>
-        </w:numPr>
+    </w:p>
+    <w:p>
+      <w:pPr>
+        <w:pStyle w:val="BodyText"/>
       </w:pPr>
       <w:r>
         <w:t xml:space="preserve">HAEUN: Noah! Grace! Back at the booth. Two visitors from Ochang. Mr. Park and Ms. Lee.</w:t>
       </w:r>
-      <w:r>
-        <w:t xml:space="preserve"> </w:t>
-      </w:r>
-      <w:r>
-        <w:t xml:space="preserve">하은: 노아! 그레이스! 부스로 돌아와 주세요. 오창에서 두 분이 오셨어요. 박 대표님과 이 팀장님.</w:t>
-      </w:r>
-    </w:p>
-    <w:p>
-      <w:pPr>
-        <w:numPr>
-          <w:ilvl w:val="0"/>
-          <w:numId w:val="1003"/>
-        </w:numPr>
+    </w:p>
+    <w:p>
+      <w:pPr>
+        <w:pStyle w:val="BodyText"/>
       </w:pPr>
       <w:r>
         <w:t xml:space="preserve">NOAH: Mr. Park. Thank you for coming. All the way from Ochang.</w:t>
       </w:r>
-      <w:r>
-        <w:t xml:space="preserve"> </w:t>
-      </w:r>
-      <w:r>
-        <w:t xml:space="preserve">노아: 박 대표님. 와 주셔서 감사합니다. 오창에서 여기까지.</w:t>
-      </w:r>
-    </w:p>
-    <w:p>
-      <w:pPr>
-        <w:numPr>
-          <w:ilvl w:val="0"/>
-          <w:numId w:val="1003"/>
-        </w:numPr>
+    </w:p>
+    <w:p>
+      <w:pPr>
+        <w:pStyle w:val="BodyText"/>
       </w:pPr>
       <w:r>
         <w:t xml:space="preserve">PARK: You called me first. In January. Before anyone else. I remember things like that.</w:t>
       </w:r>
-      <w:r>
-        <w:t xml:space="preserve"> </w:t>
-      </w:r>
-      <w:r>
-        <w:t xml:space="preserve">박 대표: 먼저 전화하셨죠. 1월에. 다른 누구보다 먼저. 저는 그런 걸 기억합니다.</w:t>
-      </w:r>
-    </w:p>
-    <w:p>
-      <w:pPr>
-        <w:numPr>
-          <w:ilvl w:val="0"/>
-          <w:numId w:val="1003"/>
-        </w:numPr>
+    </w:p>
+    <w:p>
+      <w:pPr>
+        <w:pStyle w:val="BodyText"/>
       </w:pPr>
       <w:r>
         <w:t xml:space="preserve">NOAH: You have a first-negotiation right for Asia. In writing. I keep my promises.</w:t>
       </w:r>
-      <w:r>
-        <w:t xml:space="preserve"> </w:t>
-      </w:r>
-      <w:r>
-        <w:t xml:space="preserve">노아: 아시아 우선 협상권이 있으시잖아요. 서면으로. 전 약속을 지킵니다.</w:t>
-      </w:r>
-    </w:p>
-    <w:p>
-      <w:pPr>
-        <w:numPr>
-          <w:ilvl w:val="0"/>
-          <w:numId w:val="1003"/>
-        </w:numPr>
+    </w:p>
+    <w:p>
+      <w:pPr>
+        <w:pStyle w:val="BodyText"/>
       </w:pPr>
       <w:r>
         <w:t xml:space="preserve">SUJIN: Mr. Park says your booth is bigger than Halvern’s. He says it with a smile. That’s rare.</w:t>
       </w:r>
-      <w:r>
-        <w:t xml:space="preserve"> </w:t>
-      </w:r>
-      <w:r>
-        <w:t xml:space="preserve">수진: 대표님이 부스가 할번보다 크다고 하세요. 웃으면서요. 드문 일이에요.</w:t>
-      </w:r>
-    </w:p>
-    <w:p>
-      <w:pPr>
-        <w:numPr>
-          <w:ilvl w:val="0"/>
-          <w:numId w:val="1003"/>
-        </w:numPr>
+    </w:p>
+    <w:p>
+      <w:pPr>
+        <w:pStyle w:val="BodyText"/>
       </w:pPr>
       <w:r>
         <w:t xml:space="preserve">PARK: Mr. Bennett. Tomorrow, Daeyang will come to your booth. Ms. Han.</w:t>
       </w:r>
-      <w:r>
-        <w:t xml:space="preserve"> </w:t>
-      </w:r>
-      <w:r>
-        <w:t xml:space="preserve">박 대표: 베넷 대표님. 내일 대양이 부스에 올 겁니다. 한 상무가요.</w:t>
-      </w:r>
-    </w:p>
-    <w:p>
-      <w:pPr>
-        <w:numPr>
-          <w:ilvl w:val="0"/>
-          <w:numId w:val="1003"/>
-        </w:numPr>
+    </w:p>
+    <w:p>
+      <w:pPr>
+        <w:pStyle w:val="BodyText"/>
       </w:pPr>
       <w:r>
         <w:t xml:space="preserve">NOAH: How do you know?</w:t>
       </w:r>
-      <w:r>
-        <w:t xml:space="preserve"> </w:t>
-      </w:r>
-      <w:r>
-        <w:t xml:space="preserve">노아: 어떻게 아세요?</w:t>
-      </w:r>
-    </w:p>
-    <w:p>
-      <w:pPr>
-        <w:numPr>
-          <w:ilvl w:val="0"/>
-          <w:numId w:val="1003"/>
-        </w:numPr>
+    </w:p>
+    <w:p>
+      <w:pPr>
+        <w:pStyle w:val="BodyText"/>
       </w:pPr>
       <w:r>
         <w:t xml:space="preserve">PARK: Korea is small. And she told me. Yesterday. Politely.</w:t>
       </w:r>
-      <w:r>
-        <w:t xml:space="preserve"> </w:t>
-      </w:r>
-      <w:r>
-        <w:t xml:space="preserve">박 대표: 한국은 좁습니다. 그리고 그분이 말해 줬어요. 어제. 정중하게.</w:t>
-      </w:r>
-    </w:p>
-    <w:p>
-      <w:pPr>
-        <w:numPr>
-          <w:ilvl w:val="0"/>
-          <w:numId w:val="1003"/>
-        </w:numPr>
+    </w:p>
+    <w:p>
+      <w:pPr>
+        <w:pStyle w:val="BodyText"/>
       </w:pPr>
       <w:r>
         <w:t xml:space="preserve">NOAH: What should I do?</w:t>
       </w:r>
-      <w:r>
-        <w:t xml:space="preserve"> </w:t>
-      </w:r>
-      <w:r>
-        <w:t xml:space="preserve">노아: 제가 어떻게 해야 할까요?</w:t>
-      </w:r>
-    </w:p>
-    <w:p>
-      <w:pPr>
-        <w:numPr>
-          <w:ilvl w:val="0"/>
-          <w:numId w:val="1003"/>
-        </w:numPr>
+    </w:p>
+    <w:p>
+      <w:pPr>
+        <w:pStyle w:val="BodyText"/>
       </w:pPr>
       <w:r>
         <w:t xml:space="preserve">PARK: Listen carefully. Promise nothing. Then come to Ochang. We’ll talk properly. Over dinner.</w:t>
       </w:r>
-      <w:r>
-        <w:t xml:space="preserve"> </w:t>
-      </w:r>
-      <w:r>
-        <w:t xml:space="preserve">박 대표: 잘 들으세요. 아무것도 약속하지 말고요. 그다음 오창으로 오세요. 제대로 얘기합시다. 저녁 먹으면서.</w:t>
-      </w:r>
-    </w:p>
-    <w:p>
-      <w:pPr>
-        <w:numPr>
-          <w:ilvl w:val="0"/>
-          <w:numId w:val="1003"/>
-        </w:numPr>
+    </w:p>
+    <w:p>
+      <w:pPr>
+        <w:pStyle w:val="BodyText"/>
       </w:pPr>
       <w:r>
         <w:t xml:space="preserve">SUJIN: Dinner means soju. Please prepare your liver.</w:t>
       </w:r>
-      <w:r>
-        <w:t xml:space="preserve"> </w:t>
-      </w:r>
-      <w:r>
-        <w:t xml:space="preserve">수진: 저녁은 소주라는 뜻이에요. 간을 준비해 두세요.</w:t>
-      </w:r>
-    </w:p>
-    <w:p>
-      <w:pPr>
-        <w:numPr>
-          <w:ilvl w:val="0"/>
-          <w:numId w:val="1003"/>
-        </w:numPr>
+    </w:p>
+    <w:p>
+      <w:pPr>
+        <w:pStyle w:val="BodyText"/>
       </w:pPr>
       <w:r>
         <w:t xml:space="preserve">GRACE: I’ll come too. As interpreter. And as backup liver.</w:t>
       </w:r>
-      <w:r>
-        <w:t xml:space="preserve"> </w:t>
-      </w:r>
-      <w:r>
-        <w:t xml:space="preserve">그레이스: 저도 갈게요. 통역으로. 그리고 예비 간으로.</w:t>
-      </w:r>
-    </w:p>
-    <w:p>
-      <w:pPr>
-        <w:numPr>
-          <w:ilvl w:val="0"/>
-          <w:numId w:val="1003"/>
-        </w:numPr>
+    </w:p>
+    <w:p>
+      <w:pPr>
+        <w:pStyle w:val="BodyText"/>
       </w:pPr>
       <w:r>
         <w:t xml:space="preserve">ELENA: Two is one. One is none. Marcus would approve.</w:t>
       </w:r>
-      <w:r>
-        <w:t xml:space="preserve"> </w:t>
-      </w:r>
-      <w:r>
-        <w:t xml:space="preserve">엘레나: 둘은 하나. 하나는 없는 거. 마커스가 인정할 거예요.</w:t>
-      </w:r>
-    </w:p>
-    <w:p>
-      <w:pPr>
-        <w:numPr>
-          <w:ilvl w:val="0"/>
-          <w:numId w:val="1003"/>
-        </w:numPr>
+    </w:p>
+    <w:p>
+      <w:pPr>
+        <w:pStyle w:val="BodyText"/>
       </w:pPr>
       <w:r>
         <w:t xml:space="preserve">ZOE: Day one numbers. Six hundred forty badges scanned. Paris was one hundred eighty-six.</w:t>
       </w:r>
-      <w:r>
-        <w:t xml:space="preserve"> </w:t>
-      </w:r>
-      <w:r>
-        <w:t xml:space="preserve">조이: 첫날 숫자. 배지 스캔 640개. 파리는 186개였어요.</w:t>
-      </w:r>
-    </w:p>
-    <w:p>
-      <w:pPr>
-        <w:numPr>
-          <w:ilvl w:val="0"/>
-          <w:numId w:val="1003"/>
-        </w:numPr>
+    </w:p>
+    <w:p>
+      <w:pPr>
+        <w:pStyle w:val="BodyText"/>
       </w:pPr>
       <w:r>
         <w:t xml:space="preserve">NOAH: And one nurse who treated first. That’s the number I’ll remember.</w:t>
-      </w:r>
-      <w:r>
-        <w:t xml:space="preserve"> </w:t>
-      </w:r>
-      <w:r>
-        <w:t xml:space="preserve">노아: 그리고 먼저 처치한 간호사 한 명. 그게 내가 기억할 숫자예요.</w:t>
       </w:r>
     </w:p>
     <w:bookmarkEnd w:id="23"/>
@@ -2082,427 +1236,202 @@
     </w:p>
     <w:p>
       <w:pPr>
-        <w:numPr>
-          <w:ilvl w:val="0"/>
-          <w:numId w:val="1004"/>
-        </w:numPr>
+        <w:pStyle w:val="FirstParagraph"/>
       </w:pPr>
       <w:r>
         <w:t xml:space="preserve">HAN: Mr. Bennett. Good morning. Han Seo-yeon. Thank you for making time. Your booth is very… confident.</w:t>
       </w:r>
-      <w:r>
-        <w:t xml:space="preserve"> </w:t>
-      </w:r>
-      <w:r>
-        <w:t xml:space="preserve">한서연: 베넷 대표님. 좋은 아침입니다. 한서연입니다. 시간 내 주셔서 감사합니다. 부스가 아주… 자신감 있네요.</w:t>
-      </w:r>
-    </w:p>
-    <w:p>
-      <w:pPr>
-        <w:numPr>
-          <w:ilvl w:val="0"/>
-          <w:numId w:val="1004"/>
-        </w:numPr>
+    </w:p>
+    <w:p>
+      <w:pPr>
+        <w:pStyle w:val="BodyText"/>
       </w:pPr>
       <w:r>
         <w:t xml:space="preserve">NOAH: Good morning, Ms. Han. Thank you for the main hall space. And for your patience since Paris.</w:t>
       </w:r>
-      <w:r>
-        <w:t xml:space="preserve"> </w:t>
-      </w:r>
-      <w:r>
-        <w:t xml:space="preserve">노아: 좋은 아침입니다, 한 상무님. 메인 홀 자리 감사합니다. 그리고 파리 이후로 기다려 주신 것도.</w:t>
-      </w:r>
-    </w:p>
-    <w:p>
-      <w:pPr>
-        <w:numPr>
-          <w:ilvl w:val="0"/>
-          <w:numId w:val="1004"/>
-        </w:numPr>
+    </w:p>
+    <w:p>
+      <w:pPr>
+        <w:pStyle w:val="BodyText"/>
       </w:pPr>
       <w:r>
         <w:t xml:space="preserve">HAN: Patience is cheaper than mistakes. Shall I be direct? Your British colleague taught me that’s acceptable.</w:t>
       </w:r>
-      <w:r>
-        <w:t xml:space="preserve"> </w:t>
-      </w:r>
-      <w:r>
-        <w:t xml:space="preserve">한서연: 인내가 실수보다 싸죠. 단도직입적으로 말해도 될까요? 영국 동료분이 그래도 된다고 가르쳐 주셨어요.</w:t>
-      </w:r>
-    </w:p>
-    <w:p>
-      <w:pPr>
-        <w:numPr>
-          <w:ilvl w:val="0"/>
-          <w:numId w:val="1004"/>
-        </w:numPr>
+    </w:p>
+    <w:p>
+      <w:pPr>
+        <w:pStyle w:val="BodyText"/>
       </w:pPr>
       <w:r>
         <w:t xml:space="preserve">NOAH: James. He’s very persuasive.</w:t>
       </w:r>
-      <w:r>
-        <w:t xml:space="preserve"> </w:t>
-      </w:r>
-      <w:r>
-        <w:t xml:space="preserve">노아: 제임스. 아주 설득력 있죠.</w:t>
-      </w:r>
-    </w:p>
-    <w:p>
-      <w:pPr>
-        <w:numPr>
-          <w:ilvl w:val="0"/>
-          <w:numId w:val="1004"/>
-        </w:numPr>
+    </w:p>
+    <w:p>
+      <w:pPr>
+        <w:pStyle w:val="BodyText"/>
       </w:pPr>
       <w:r>
         <w:t xml:space="preserve">HAN: Daeyang proposes a joint venture for Korea and China, with Daeyang at fifty-one percent and Veyra at forty-nine. We have the distribution, the regulatory experience and the relationships with clinics here, and you have the product and the safety system. Together, we would move faster than either company could alone.</w:t>
       </w:r>
-      <w:r>
-        <w:t xml:space="preserve"> </w:t>
-      </w:r>
-      <w:r>
-        <w:t xml:space="preserve">한서연: 대양은 한국과 중국을 위한 합작법인을 제안합니다. 대양 51%, 베이라 49%로요. 저희에겐 이곳의 유통망, 인허가 경험, 클리닉과의 관계가 있고, 대표님 쪽엔 제품과 안전 시스템이 있죠. 함께하면 어느 회사 혼자보다도 빨리 움직일 수 있을 겁니다.</w:t>
-      </w:r>
-    </w:p>
-    <w:p>
-      <w:pPr>
-        <w:numPr>
-          <w:ilvl w:val="0"/>
-          <w:numId w:val="1004"/>
-        </w:numPr>
+    </w:p>
+    <w:p>
+      <w:pPr>
+        <w:pStyle w:val="BodyText"/>
       </w:pPr>
       <w:r>
         <w:t xml:space="preserve">PRIYA: And the products?</w:t>
       </w:r>
-      <w:r>
-        <w:t xml:space="preserve"> </w:t>
-      </w:r>
-      <w:r>
-        <w:t xml:space="preserve">프리야: 그럼 제품은요?</w:t>
-      </w:r>
-    </w:p>
-    <w:p>
-      <w:pPr>
-        <w:numPr>
-          <w:ilvl w:val="0"/>
-          <w:numId w:val="1004"/>
-        </w:numPr>
+    </w:p>
+    <w:p>
+      <w:pPr>
+        <w:pStyle w:val="BodyText"/>
       </w:pPr>
       <w:r>
         <w:t xml:space="preserve">HAN: Veyra Fill for Asia. Then co-development. Our toxin, approved in Korea. And a skin booster using your FlexLink.</w:t>
       </w:r>
-      <w:r>
-        <w:t xml:space="preserve"> </w:t>
-      </w:r>
-      <w:r>
-        <w:t xml:space="preserve">한서연: 아시아용 베이라 필. 그다음 공동개발. 한국에서 승인된 저희 톡신. 그리고 FlexLink를 쓴 스킨부스터.</w:t>
-      </w:r>
-    </w:p>
-    <w:p>
-      <w:pPr>
-        <w:numPr>
-          <w:ilvl w:val="0"/>
-          <w:numId w:val="1004"/>
-        </w:numPr>
+    </w:p>
+    <w:p>
+      <w:pPr>
+        <w:pStyle w:val="BodyText"/>
       </w:pPr>
       <w:r>
         <w:t xml:space="preserve">PRIYA: A FlexLink skin booster. I have a notebook full of ideas. Since year two.</w:t>
       </w:r>
-      <w:r>
-        <w:t xml:space="preserve"> </w:t>
-      </w:r>
-      <w:r>
-        <w:t xml:space="preserve">프리야: FlexLink 스킨부스터. 아이디어로 꽉 찬 노트가 있어요. 2년 차부터.</w:t>
-      </w:r>
-    </w:p>
-    <w:p>
-      <w:pPr>
-        <w:numPr>
-          <w:ilvl w:val="0"/>
-          <w:numId w:val="1004"/>
-        </w:numPr>
+    </w:p>
+    <w:p>
+      <w:pPr>
+        <w:pStyle w:val="BodyText"/>
       </w:pPr>
       <w:r>
         <w:t xml:space="preserve">HAN: I know. You mentioned it in Paris. While I was watching your training. You were very… enthusiastic.</w:t>
       </w:r>
-      <w:r>
-        <w:t xml:space="preserve"> </w:t>
-      </w:r>
-      <w:r>
-        <w:t xml:space="preserve">한서연: 알아요. 파리에서 말씀하셨죠. 제가 교육을 보고 있을 때. 아주… 열정적이셨어요.</w:t>
-      </w:r>
-    </w:p>
-    <w:p>
-      <w:pPr>
-        <w:numPr>
-          <w:ilvl w:val="0"/>
-          <w:numId w:val="1004"/>
-        </w:numPr>
+    </w:p>
+    <w:p>
+      <w:pPr>
+        <w:pStyle w:val="BodyText"/>
       </w:pPr>
       <w:r>
         <w:t xml:space="preserve">NOAH: Ms. Han, before we go further, I need to be clear about one thing. Seorin Bio has a first-negotiation right for Asia, in writing, and Mr. Park trusted us when we were very small. I won’t break that, not for any deal, so whatever we discuss has to respect it.</w:t>
       </w:r>
-      <w:r>
-        <w:t xml:space="preserve"> </w:t>
-      </w:r>
-      <w:r>
-        <w:t xml:space="preserve">노아: 한 상무님, 더 나아가기 전에 한 가지는 분명히 해야겠습니다. 서린바이오에는 서면으로 된 아시아 우선 협상권이 있고, 박 대표님은 저희가 아주 작았을 때 저희를 믿어 주셨어요. 어떤 거래를 위해서도 그건 깨지 않을 겁니다. 그러니 무엇을 논의하든 그 점을 존중해야 합니다.</w:t>
-      </w:r>
-    </w:p>
-    <w:p>
-      <w:pPr>
-        <w:numPr>
-          <w:ilvl w:val="0"/>
-          <w:numId w:val="1004"/>
-        </w:numPr>
+    </w:p>
+    <w:p>
+      <w:pPr>
+        <w:pStyle w:val="BodyText"/>
       </w:pPr>
       <w:r>
         <w:t xml:space="preserve">HAN: I know that too. And I agree. Daeyang makes good syringes. Seorin makes better filler. Seorin should be inside this.</w:t>
       </w:r>
-      <w:r>
-        <w:t xml:space="preserve"> </w:t>
-      </w:r>
-      <w:r>
-        <w:t xml:space="preserve">한서연: 그것도 압니다. 그리고 동의합니다. 대양은 좋은 주사기를 만들어요. 서린은 더 좋은 필러를 만들고요. 서린이 이 안에 들어와야 합니다.</w:t>
-      </w:r>
-    </w:p>
-    <w:p>
-      <w:pPr>
-        <w:numPr>
-          <w:ilvl w:val="0"/>
-          <w:numId w:val="1004"/>
-        </w:numPr>
+    </w:p>
+    <w:p>
+      <w:pPr>
+        <w:pStyle w:val="BodyText"/>
       </w:pPr>
       <w:r>
         <w:t xml:space="preserve">NOAH: Inside? As what?</w:t>
       </w:r>
-      <w:r>
-        <w:t xml:space="preserve"> </w:t>
-      </w:r>
-      <w:r>
-        <w:t xml:space="preserve">노아: 안에? 어떤 역할로요?</w:t>
-      </w:r>
-    </w:p>
-    <w:p>
-      <w:pPr>
-        <w:numPr>
-          <w:ilvl w:val="0"/>
-          <w:numId w:val="1004"/>
-        </w:numPr>
+    </w:p>
+    <w:p>
+      <w:pPr>
+        <w:pStyle w:val="BodyText"/>
       </w:pPr>
       <w:r>
         <w:t xml:space="preserve">HAN: The manufacturing base. That’s a conversation for Mr. Park and me. We have… history.</w:t>
       </w:r>
-      <w:r>
-        <w:t xml:space="preserve"> </w:t>
-      </w:r>
-      <w:r>
-        <w:t xml:space="preserve">한서연: 생산 기지요. 그건 박 대표님과 제가 할 대화입니다. 저희에겐… 사연이 있어요.</w:t>
-      </w:r>
-    </w:p>
-    <w:p>
-      <w:pPr>
-        <w:numPr>
-          <w:ilvl w:val="0"/>
-          <w:numId w:val="1004"/>
-        </w:numPr>
+    </w:p>
+    <w:p>
+      <w:pPr>
+        <w:pStyle w:val="BodyText"/>
       </w:pPr>
       <w:r>
         <w:t xml:space="preserve">ELENA: One more question. Directly. Daeyang makes Halvern’s syringes. Is Halvern part of this conversation?</w:t>
       </w:r>
-      <w:r>
-        <w:t xml:space="preserve"> </w:t>
-      </w:r>
-      <w:r>
-        <w:t xml:space="preserve">엘레나: 질문 하나 더. 직접적으로. 대양은 할번의 주사기를 만들죠. 할번도 이 대화에 들어와 있나요?</w:t>
-      </w:r>
-    </w:p>
-    <w:p>
-      <w:pPr>
-        <w:numPr>
-          <w:ilvl w:val="0"/>
-          <w:numId w:val="1004"/>
-        </w:numPr>
+    </w:p>
+    <w:p>
+      <w:pPr>
+        <w:pStyle w:val="BodyText"/>
       </w:pPr>
       <w:r>
         <w:t xml:space="preserve">HAN: Halvern is our customer. Not our partner. And their supply contract ends next year.</w:t>
       </w:r>
-      <w:r>
-        <w:t xml:space="preserve"> </w:t>
-      </w:r>
-      <w:r>
-        <w:t xml:space="preserve">한서연: 할번은 저희 고객입니다. 파트너가 아니라. 그리고 그들의 공급 계약은 내년에 끝납니다.</w:t>
-      </w:r>
-    </w:p>
-    <w:p>
-      <w:pPr>
-        <w:numPr>
-          <w:ilvl w:val="0"/>
-          <w:numId w:val="1004"/>
-        </w:numPr>
+    </w:p>
+    <w:p>
+      <w:pPr>
+        <w:pStyle w:val="BodyText"/>
       </w:pPr>
       <w:r>
         <w:t xml:space="preserve">NOAH: Does Tom Brennan know you’re here?</w:t>
       </w:r>
-      <w:r>
-        <w:t xml:space="preserve"> </w:t>
-      </w:r>
-      <w:r>
-        <w:t xml:space="preserve">노아: 톰 브레넌은 상무님이 여기 온 걸 아나요?</w:t>
-      </w:r>
-    </w:p>
-    <w:p>
-      <w:pPr>
-        <w:numPr>
-          <w:ilvl w:val="0"/>
-          <w:numId w:val="1004"/>
-        </w:numPr>
+    </w:p>
+    <w:p>
+      <w:pPr>
+        <w:pStyle w:val="BodyText"/>
       </w:pPr>
       <w:r>
         <w:t xml:space="preserve">HAN: Mr. Brennan knows many things. But not everything. I’d prefer to keep it that way. For now.</w:t>
       </w:r>
-      <w:r>
-        <w:t xml:space="preserve"> </w:t>
-      </w:r>
-      <w:r>
-        <w:t xml:space="preserve">한서연: 브레넌 씨는 많은 걸 알죠. 하지만 전부는 아니에요. 당분간은 그렇게 두고 싶습니다.</w:t>
-      </w:r>
-    </w:p>
-    <w:p>
-      <w:pPr>
-        <w:numPr>
-          <w:ilvl w:val="0"/>
-          <w:numId w:val="1004"/>
-        </w:numPr>
+    </w:p>
+    <w:p>
+      <w:pPr>
+        <w:pStyle w:val="BodyText"/>
       </w:pPr>
       <w:r>
         <w:t xml:space="preserve">PRIYA: Fifty-one, forty-nine. Let me ask the question that matters most to me. Who controls quality, and who controls safety? If a batch fails or a patient is harmed, someone needs the final word, and I need to know it won’t simply go to whoever owns two more percent.</w:t>
       </w:r>
-      <w:r>
-        <w:t xml:space="preserve"> </w:t>
-      </w:r>
-      <w:r>
-        <w:t xml:space="preserve">프리야: 51 대 49. 저한테 가장 중요한 질문을 할게요. 품질은 누가 통제하고, 안전은 누가 통제하죠? 배치가 불합격하거나 환자가 피해를 입으면 누군가는 최종 결정권을 가져야 하는데, 그게 그냥 2% 더 가진 쪽에 가는 건 아니라는 걸 알아야겠어요.</w:t>
-      </w:r>
-    </w:p>
-    <w:p>
-      <w:pPr>
-        <w:numPr>
-          <w:ilvl w:val="0"/>
-          <w:numId w:val="1004"/>
-        </w:numPr>
+    </w:p>
+    <w:p>
+      <w:pPr>
+        <w:pStyle w:val="BodyText"/>
       </w:pPr>
       <w:r>
         <w:t xml:space="preserve">HAN: Those are the right questions. They need more than one morning. And more than this room.</w:t>
       </w:r>
-      <w:r>
-        <w:t xml:space="preserve"> </w:t>
-      </w:r>
-      <w:r>
-        <w:t xml:space="preserve">한서연: 바른 질문들입니다. 아침 한나절로는 부족하죠. 이 방으로도 부족하고요.</w:t>
-      </w:r>
-    </w:p>
-    <w:p>
-      <w:pPr>
-        <w:numPr>
-          <w:ilvl w:val="0"/>
-          <w:numId w:val="1004"/>
-        </w:numPr>
+    </w:p>
+    <w:p>
+      <w:pPr>
+        <w:pStyle w:val="BodyText"/>
       </w:pPr>
       <w:r>
         <w:t xml:space="preserve">NOAH: Then let’s set up a proper meeting. At your headquarters. With our lawyers. After we visit Ochang.</w:t>
       </w:r>
-      <w:r>
-        <w:t xml:space="preserve"> </w:t>
-      </w:r>
-      <w:r>
-        <w:t xml:space="preserve">노아: 그럼 제대로 된 미팅을 잡읍시다. 본사에서. 변호사들과 함께. 오창 방문 후에.</w:t>
-      </w:r>
-    </w:p>
-    <w:p>
-      <w:pPr>
-        <w:numPr>
-          <w:ilvl w:val="0"/>
-          <w:numId w:val="1004"/>
-        </w:numPr>
+    </w:p>
+    <w:p>
+      <w:pPr>
+        <w:pStyle w:val="BodyText"/>
       </w:pPr>
       <w:r>
         <w:t xml:space="preserve">HAN: After Ochang. Of course. Mr. Park would be offended otherwise. And so would I.</w:t>
       </w:r>
-      <w:r>
-        <w:t xml:space="preserve"> </w:t>
-      </w:r>
-      <w:r>
-        <w:t xml:space="preserve">한서연: 오창 다음에. 물론이죠. 그러지 않으면 박 대표님이 서운해하실 거예요. 저도요.</w:t>
-      </w:r>
-    </w:p>
-    <w:p>
-      <w:pPr>
-        <w:numPr>
-          <w:ilvl w:val="0"/>
-          <w:numId w:val="1004"/>
-        </w:numPr>
+    </w:p>
+    <w:p>
+      <w:pPr>
+        <w:pStyle w:val="BodyText"/>
       </w:pPr>
       <w:r>
         <w:t xml:space="preserve">NOAH: You’d be offended if I came to you first?</w:t>
       </w:r>
-      <w:r>
-        <w:t xml:space="preserve"> </w:t>
-      </w:r>
-      <w:r>
-        <w:t xml:space="preserve">노아: 상무님께 먼저 오면 서운하시다고요?</w:t>
-      </w:r>
-    </w:p>
-    <w:p>
-      <w:pPr>
-        <w:numPr>
-          <w:ilvl w:val="0"/>
-          <w:numId w:val="1004"/>
-        </w:numPr>
+    </w:p>
+    <w:p>
+      <w:pPr>
+        <w:pStyle w:val="BodyText"/>
       </w:pPr>
       <w:r>
         <w:t xml:space="preserve">HAN: A partner who breaks one promise will break another. I’ve seen that happen in this industry more than once. You called Mr. Park before anyone else, and today you refused to go around him. You kept your promise. That’s why I’m here.</w:t>
       </w:r>
-      <w:r>
-        <w:t xml:space="preserve"> </w:t>
-      </w:r>
-      <w:r>
-        <w:t xml:space="preserve">한서연: 약속 하나를 깨는 파트너는 다른 것도 깹니다. 이 업계에서 그런 걸 한 번 이상 봤어요. 대표님은 누구보다 먼저 박 대표님께 전화하셨고, 오늘도 그분을 건너뛰길 거절하셨죠. 약속을 지키신 거예요. 그래서 제가 여기 온 겁니다.</w:t>
-      </w:r>
-    </w:p>
-    <w:p>
-      <w:pPr>
-        <w:numPr>
-          <w:ilvl w:val="0"/>
-          <w:numId w:val="1004"/>
-        </w:numPr>
+    </w:p>
+    <w:p>
+      <w:pPr>
+        <w:pStyle w:val="BodyText"/>
       </w:pPr>
       <w:r>
         <w:t xml:space="preserve">GRACE: Ms. Han offers her card. Both hands, Noah.</w:t>
       </w:r>
-      <w:r>
-        <w:t xml:space="preserve"> </w:t>
-      </w:r>
-      <w:r>
-        <w:t xml:space="preserve">그레이스: 한 상무님이 명함을 주세요. 두 손으로, 노아.</w:t>
-      </w:r>
-    </w:p>
-    <w:p>
-      <w:pPr>
-        <w:numPr>
-          <w:ilvl w:val="0"/>
-          <w:numId w:val="1004"/>
-        </w:numPr>
+    </w:p>
+    <w:p>
+      <w:pPr>
+        <w:pStyle w:val="BodyText"/>
       </w:pPr>
       <w:r>
         <w:t xml:space="preserve">NOAH: Thank you. Both hands. I’m learning.</w:t>
-      </w:r>
-      <w:r>
-        <w:t xml:space="preserve"> </w:t>
-      </w:r>
-      <w:r>
-        <w:t xml:space="preserve">노아: 감사합니다. 두 손으로. 배우는 중이에요.</w:t>
       </w:r>
     </w:p>
     <w:bookmarkEnd w:id="24"/>
@@ -2517,61 +1446,31 @@
     </w:p>
     <w:p>
       <w:pPr>
-        <w:numPr>
-          <w:ilvl w:val="0"/>
-          <w:numId w:val="1005"/>
-        </w:numPr>
+        <w:pStyle w:val="FirstParagraph"/>
       </w:pPr>
       <w:r>
         <w:t xml:space="preserve">ELENA: Fifty-one, forty-nine. We’d be the minority. In our own product.</w:t>
       </w:r>
-      <w:r>
-        <w:t xml:space="preserve"> </w:t>
-      </w:r>
-      <w:r>
-        <w:t xml:space="preserve">엘레나: 51 대 49. 우리가 소수가 되는 거예요. 우리 제품에서.</w:t>
-      </w:r>
-    </w:p>
-    <w:p>
-      <w:pPr>
-        <w:numPr>
-          <w:ilvl w:val="0"/>
-          <w:numId w:val="1005"/>
-        </w:numPr>
+    </w:p>
+    <w:p>
+      <w:pPr>
+        <w:pStyle w:val="BodyText"/>
       </w:pPr>
       <w:r>
         <w:t xml:space="preserve">PRIYA: But a toxin. And a skin booster with FlexLink. That’s the company I imagined in year two, when it was only a notebook and a lot of late nights. I know forty-nine percent sounds small, but if the science is ours and the safety rules are ours, I can live with being the minority.</w:t>
       </w:r>
-      <w:r>
-        <w:t xml:space="preserve"> </w:t>
-      </w:r>
-      <w:r>
-        <w:t xml:space="preserve">프리야: 하지만 톡신. 그리고 FlexLink 스킨부스터. 그게 내가 2년 차에 상상한 회사예요. 노트 한 권이랑 수많은 밤샘뿐이던 때요. 49%가 작게 들리는 건 알아요. 하지만 과학이 우리 거고 안전 규칙이 우리 거라면, 소수 지분이어도 괜찮아요.</w:t>
-      </w:r>
-    </w:p>
-    <w:p>
-      <w:pPr>
-        <w:numPr>
-          <w:ilvl w:val="0"/>
-          <w:numId w:val="1005"/>
-        </w:numPr>
+    </w:p>
+    <w:p>
+      <w:pPr>
+        <w:pStyle w:val="BodyText"/>
       </w:pPr>
       <w:r>
         <w:t xml:space="preserve">NOAH: Ownership is negotiable. Safety isn’t. That’s where we start.</w:t>
       </w:r>
-      <w:r>
-        <w:t xml:space="preserve"> </w:t>
-      </w:r>
-      <w:r>
-        <w:t xml:space="preserve">노아: 지분은 협상 가능해요. 안전은 아니고. 거기서 시작하죠.</w:t>
-      </w:r>
-    </w:p>
-    <w:p>
-      <w:pPr>
-        <w:numPr>
-          <w:ilvl w:val="0"/>
-          <w:numId w:val="1005"/>
-        </w:numPr>
+    </w:p>
+    <w:p>
+      <w:pPr>
+        <w:pStyle w:val="BodyText"/>
       </w:pPr>
       <w:r>
         <w:t xml:space="preserve">GRACE: And Ms. Han said</w:t>
@@ -2594,213 +1493,93 @@
       <w:r>
         <w:t xml:space="preserve">with Mr. Park. In Korean business, that word is heavy.</w:t>
       </w:r>
-      <w:r>
-        <w:t xml:space="preserve"> </w:t>
-      </w:r>
-      <w:r>
-        <w:t xml:space="preserve">그레이스: 그리고 한 상무님이 박 대표님과</w:t>
-      </w:r>
-      <w:r>
-        <w:t xml:space="preserve"> </w:t>
-      </w:r>
-      <w:r>
-        <w:t xml:space="preserve">“</w:t>
-      </w:r>
-      <w:r>
-        <w:t xml:space="preserve">사연</w:t>
-      </w:r>
-      <w:r>
-        <w:t xml:space="preserve">”</w:t>
-      </w:r>
-      <w:r>
-        <w:t xml:space="preserve">이 있다고 했어요. 한국 비즈니스에서 그 단어는 무거워요.</w:t>
-      </w:r>
-    </w:p>
-    <w:p>
-      <w:pPr>
-        <w:numPr>
-          <w:ilvl w:val="0"/>
-          <w:numId w:val="1005"/>
-        </w:numPr>
+    </w:p>
+    <w:p>
+      <w:pPr>
+        <w:pStyle w:val="BodyText"/>
       </w:pPr>
       <w:r>
         <w:t xml:space="preserve">NOAH: Halvern left Seorin for Daeyang five years ago, with a one-line email. I don’t think Mr. Park has ever forgotten it. Daeyang is the company that took that business from him, which means asking him to sit at the same table as Ms. Han is asking a lot.</w:t>
       </w:r>
-      <w:r>
-        <w:t xml:space="preserve"> </w:t>
-      </w:r>
-      <w:r>
-        <w:t xml:space="preserve">노아: 할번이 5년 전에 한 줄짜리 이메일로 서린을 버리고 대양으로 갔어요. 박 대표님은 그걸 한 번도 잊지 않으셨을 거예요. 대양은 그 사업을 그분에게서 가져간 회사니까, 한 상무님과 같은 테이블에 앉아 달라고 하는 건 큰 부탁이에요.</w:t>
-      </w:r>
-    </w:p>
-    <w:p>
-      <w:pPr>
-        <w:numPr>
-          <w:ilvl w:val="0"/>
-          <w:numId w:val="1005"/>
-        </w:numPr>
+    </w:p>
+    <w:p>
+      <w:pPr>
+        <w:pStyle w:val="BodyText"/>
       </w:pPr>
       <w:r>
         <w:t xml:space="preserve">GRACE: Then Mr. Park and Ms. Han were on opposite sides. Now she wants him inside. That’s not small.</w:t>
       </w:r>
-      <w:r>
-        <w:t xml:space="preserve"> </w:t>
-      </w:r>
-      <w:r>
-        <w:t xml:space="preserve">그레이스: 그럼 박 대표님과 한 상무님은 반대편에 있었던 거네요. 이제 그분을 안으로 들이고 싶어 하고. 작은 일이 아니에요.</w:t>
-      </w:r>
-    </w:p>
-    <w:p>
-      <w:pPr>
-        <w:numPr>
-          <w:ilvl w:val="0"/>
-          <w:numId w:val="1005"/>
-        </w:numPr>
+    </w:p>
+    <w:p>
+      <w:pPr>
+        <w:pStyle w:val="BodyText"/>
       </w:pPr>
       <w:r>
         <w:t xml:space="preserve">ZOE: Day two numbers. Nine hundred twelve badges. Three hundred qualified doctors. And one joint venture proposal.</w:t>
       </w:r>
-      <w:r>
-        <w:t xml:space="preserve"> </w:t>
-      </w:r>
-      <w:r>
-        <w:t xml:space="preserve">조이: 둘째 날 숫자. 배지 912개. 자격 갖춘 의사 300명. 그리고 합작법인 제안 하나.</w:t>
-      </w:r>
-    </w:p>
-    <w:p>
-      <w:pPr>
-        <w:numPr>
-          <w:ilvl w:val="0"/>
-          <w:numId w:val="1005"/>
-        </w:numPr>
+    </w:p>
+    <w:p>
+      <w:pPr>
+        <w:pStyle w:val="BodyText"/>
       </w:pPr>
       <w:r>
         <w:t xml:space="preserve">HAEUN: And I did the pitch forty-one times. My voice is gone. Is that normal?</w:t>
       </w:r>
-      <w:r>
-        <w:t xml:space="preserve"> </w:t>
-      </w:r>
-      <w:r>
-        <w:t xml:space="preserve">하은: 그리고 저 피치를 마흔한 번 했어요. 목소리가 안 나와요. 정상인가요?</w:t>
-      </w:r>
-    </w:p>
-    <w:p>
-      <w:pPr>
-        <w:numPr>
-          <w:ilvl w:val="0"/>
-          <w:numId w:val="1005"/>
-        </w:numPr>
+    </w:p>
+    <w:p>
+      <w:pPr>
+        <w:pStyle w:val="BodyText"/>
       </w:pPr>
       <w:r>
         <w:t xml:space="preserve">ZOE: Completely normal. Honey and ginger tea. Then do it forty-one more times tomorrow.</w:t>
       </w:r>
-      <w:r>
-        <w:t xml:space="preserve"> </w:t>
-      </w:r>
-      <w:r>
-        <w:t xml:space="preserve">조이: 완전히 정상이에요. 꿀이랑 생강차. 그리고 내일 마흔한 번 더 해요.</w:t>
-      </w:r>
-    </w:p>
-    <w:p>
-      <w:pPr>
-        <w:numPr>
-          <w:ilvl w:val="0"/>
-          <w:numId w:val="1005"/>
-        </w:numPr>
+    </w:p>
+    <w:p>
+      <w:pPr>
+        <w:pStyle w:val="BodyText"/>
       </w:pPr>
       <w:r>
         <w:t xml:space="preserve">NOAH: Ha-eun, you were excellent. Better than I was. Ask Zoe. She has a video.</w:t>
       </w:r>
-      <w:r>
-        <w:t xml:space="preserve"> </w:t>
-      </w:r>
-      <w:r>
-        <w:t xml:space="preserve">노아: 하은 씨, 훌륭했어요. 나보다 나았어요. 조이한테 물어봐요. 영상이 있대요.</w:t>
-      </w:r>
-    </w:p>
-    <w:p>
-      <w:pPr>
-        <w:numPr>
-          <w:ilvl w:val="0"/>
-          <w:numId w:val="1005"/>
-        </w:numPr>
+    </w:p>
+    <w:p>
+      <w:pPr>
+        <w:pStyle w:val="BodyText"/>
       </w:pPr>
       <w:r>
         <w:t xml:space="preserve">ELENA: It’s six p.m. in Seoul. Four a.m. in Austin. Who are you texting, Noah?</w:t>
       </w:r>
-      <w:r>
-        <w:t xml:space="preserve"> </w:t>
-      </w:r>
-      <w:r>
-        <w:t xml:space="preserve">엘레나: 서울은 오후 6시. 오스틴은 새벽 4시. 노아, 누구한테 문자해요?</w:t>
-      </w:r>
-    </w:p>
-    <w:p>
-      <w:pPr>
-        <w:numPr>
-          <w:ilvl w:val="0"/>
-          <w:numId w:val="1005"/>
-        </w:numPr>
+    </w:p>
+    <w:p>
+      <w:pPr>
+        <w:pStyle w:val="BodyText"/>
       </w:pPr>
       <w:r>
         <w:t xml:space="preserve">NOAH: Nobody. I’m scheduling it. Claire gets it at seven. Austin time. I’m following the rules.</w:t>
       </w:r>
-      <w:r>
-        <w:t xml:space="preserve"> </w:t>
-      </w:r>
-      <w:r>
-        <w:t xml:space="preserve">노아: 아무한테도. 예약하는 거예요. 클레어는 오스틴 시간 7시에 받아요. 규칙 지키는 중이에요.</w:t>
-      </w:r>
-    </w:p>
-    <w:p>
-      <w:pPr>
-        <w:numPr>
-          <w:ilvl w:val="0"/>
-          <w:numId w:val="1005"/>
-        </w:numPr>
+    </w:p>
+    <w:p>
+      <w:pPr>
+        <w:pStyle w:val="BodyText"/>
       </w:pPr>
       <w:r>
         <w:t xml:space="preserve">ELENA: Deputy approves.</w:t>
       </w:r>
-      <w:r>
-        <w:t xml:space="preserve"> </w:t>
-      </w:r>
-      <w:r>
-        <w:t xml:space="preserve">엘레나: 대리가 승인합니다.</w:t>
-      </w:r>
-    </w:p>
-    <w:p>
-      <w:pPr>
-        <w:numPr>
-          <w:ilvl w:val="0"/>
-          <w:numId w:val="1005"/>
-        </w:numPr>
+    </w:p>
+    <w:p>
+      <w:pPr>
+        <w:pStyle w:val="BodyText"/>
       </w:pPr>
       <w:r>
         <w:t xml:space="preserve">GRACE: Tomorrow, Ochang. Dinner with Mr. Park. Grace’s rule: pour for others. Never for yourself.</w:t>
       </w:r>
-      <w:r>
-        <w:t xml:space="preserve"> </w:t>
-      </w:r>
-      <w:r>
-        <w:t xml:space="preserve">그레이스: 내일, 오창. 박 대표님과 저녁. 그레이스의 규칙: 남의 잔을 채워요. 자기 잔은 절대 직접 채우지 말고.</w:t>
-      </w:r>
-    </w:p>
-    <w:p>
-      <w:pPr>
-        <w:numPr>
-          <w:ilvl w:val="0"/>
-          <w:numId w:val="1005"/>
-        </w:numPr>
+    </w:p>
+    <w:p>
+      <w:pPr>
+        <w:pStyle w:val="BodyText"/>
       </w:pPr>
       <w:r>
         <w:t xml:space="preserve">NOAH: Pour for others. Never for yourself. That sounds like a business rule, too.</w:t>
-      </w:r>
-      <w:r>
-        <w:t xml:space="preserve"> </w:t>
-      </w:r>
-      <w:r>
-        <w:t xml:space="preserve">노아: 남의 잔을 채워라. 자기 잔은 채우지 마라. 비즈니스 규칙 같기도 하네요.</w:t>
       </w:r>
     </w:p>
     <w:p>
@@ -2941,7 +1720,7 @@
               <w:jc w:val="left"/>
             </w:pPr>
             <w:r>
-              <w:t xml:space="preserve">15턴. 성장의 회고.</w:t>
+              <w:t xml:space="preserve">도입. 성장의 회고.</w:t>
             </w:r>
           </w:p>
         </w:tc>
@@ -2991,7 +1770,7 @@
               <w:jc w:val="left"/>
             </w:pPr>
             <w:r>
-              <w:t xml:space="preserve">16턴. 부스 응대 첫 질문.</w:t>
+              <w:t xml:space="preserve">장면1. 부스 응대 첫 질문.</w:t>
             </w:r>
           </w:p>
         </w:tc>
@@ -3041,7 +1820,7 @@
               <w:jc w:val="left"/>
             </w:pPr>
             <w:r>
-              <w:t xml:space="preserve">18~19턴. 30초 피치 구조.</w:t>
+              <w:t xml:space="preserve">장면1. 30초 피치 구조.</w:t>
             </w:r>
           </w:p>
         </w:tc>
@@ -3091,7 +1870,7 @@
               <w:jc w:val="left"/>
             </w:pPr>
             <w:r>
-              <w:t xml:space="preserve">38턴. 프리미엄 가격의 논리.</w:t>
+              <w:t xml:space="preserve">장면1. 프리미엄 가격의 논리.</w:t>
             </w:r>
           </w:p>
         </w:tc>
@@ -3141,7 +1920,7 @@
               <w:jc w:val="left"/>
             </w:pPr>
             <w:r>
-              <w:t xml:space="preserve">58턴. 경쟁사 분석의 관점.</w:t>
+              <w:t xml:space="preserve">장면2. 경쟁사 분석의 관점.</w:t>
             </w:r>
           </w:p>
         </w:tc>
@@ -3191,7 +1970,7 @@
               <w:jc w:val="left"/>
             </w:pPr>
             <w:r>
-              <w:t xml:space="preserve">62턴. 시장 인식 분석.</w:t>
+              <w:t xml:space="preserve">장면2. 시장 인식 분석.</w:t>
             </w:r>
           </w:p>
         </w:tc>
@@ -3241,7 +2020,7 @@
               <w:jc w:val="left"/>
             </w:pPr>
             <w:r>
-              <w:t xml:space="preserve">75턴. 첫 제휴 미팅의 원칙.</w:t>
+              <w:t xml:space="preserve">장면2. 첫 제휴 미팅의 원칙.</w:t>
             </w:r>
           </w:p>
         </w:tc>
@@ -3291,7 +2070,7 @@
               <w:jc w:val="left"/>
             </w:pPr>
             <w:r>
-              <w:t xml:space="preserve">85턴. 제휴 구조.</w:t>
+              <w:t xml:space="preserve">절정·전환. 제휴 구조.</w:t>
             </w:r>
           </w:p>
         </w:tc>
@@ -3341,7 +2120,7 @@
               <w:jc w:val="left"/>
             </w:pPr>
             <w:r>
-              <w:t xml:space="preserve">100턴. 첫 접촉에서 공식 협상으로.</w:t>
+              <w:t xml:space="preserve">절정·전환. 첫 접촉에서 공식 협상으로.</w:t>
             </w:r>
           </w:p>
         </w:tc>
@@ -3391,7 +2170,7 @@
               <w:jc w:val="left"/>
             </w:pPr>
             <w:r>
-              <w:t xml:space="preserve">103턴. 신뢰의 근거.</w:t>
+              <w:t xml:space="preserve">절정·전환. 신뢰의 근거.</w:t>
             </w:r>
           </w:p>
         </w:tc>
@@ -4119,7 +2898,7 @@
           <w:bCs/>
           <w:b/>
         </w:rPr>
-        <w:t xml:space="preserve">60턴 GRACE:</w:t>
+        <w:t xml:space="preserve">GRACE (장면2):</w:t>
       </w:r>
       <w:r>
         <w:t xml:space="preserve"> </w:t>
@@ -4399,9 +3178,1177 @@
         <w:t xml:space="preserve">해외 시장에 기존 광고 문구를 그대로 쓰자는 동료에게, 현지 고객 니즈를 근거로 같은 구조로 40~50단어로 말해 보기.</w:t>
       </w:r>
     </w:p>
+    <w:p>
+      <w:r>
+        <w:pict>
+          <v:rect style="width:0;height:1.5pt" o:hralign="center" o:hrstd="t" o:hr="t"/>
+        </w:pict>
+      </w:r>
+    </w:p>
     <w:bookmarkEnd w:id="30"/>
     <w:bookmarkEnd w:id="31"/>
+    <w:bookmarkStart w:id="37" w:name="한국어-번역"/>
+    <w:p>
+      <w:pPr>
+        <w:pStyle w:val="Heading2"/>
+      </w:pPr>
+      <w:r>
+        <w:t xml:space="preserve">한국어 번역</w:t>
+      </w:r>
+    </w:p>
+    <w:bookmarkStart w:id="32" w:name="도입-3월-12일-오전-8시-30분-메인-홀-1"/>
+    <w:p>
+      <w:pPr>
+        <w:pStyle w:val="Heading3"/>
+      </w:pPr>
+      <w:r>
+        <w:t xml:space="preserve">도입 — 3월 12일 오전 8시 30분, 메인 홀</w:t>
+      </w:r>
+    </w:p>
+    <w:p>
+      <w:pPr>
+        <w:pStyle w:val="FirstParagraph"/>
+      </w:pPr>
+      <w:r>
+        <w:t xml:space="preserve">조이: 좋아요, 여러분. 개장 30분 전. 100제곱미터. 메인 홀. 단 1제곱미터도 낭비하지 맙시다.</w:t>
+      </w:r>
+    </w:p>
+    <w:p>
+      <w:pPr>
+        <w:pStyle w:val="BodyText"/>
+      </w:pPr>
+      <w:r>
+        <w:t xml:space="preserve">노아: 조이. LED 벽 좀 봐요.</w:t>
+      </w:r>
+    </w:p>
+    <w:p>
+      <w:pPr>
+        <w:pStyle w:val="BodyText"/>
+      </w:pPr>
+      <w:r>
+        <w:t xml:space="preserve">조이: 릴리의 냅킨 로고. 높이 4미터. 파일은 본인이 직접 승인했어요. 코멘트 하나와 함께.</w:t>
+      </w:r>
+      <w:r>
+        <w:t xml:space="preserve"> </w:t>
+      </w:r>
+      <w:r>
+        <w:t xml:space="preserve">“</w:t>
+      </w:r>
+      <w:r>
+        <w:t xml:space="preserve">번쩍이게 하지 마.</w:t>
+      </w:r>
+      <w:r>
+        <w:t xml:space="preserve">”</w:t>
+      </w:r>
+    </w:p>
+    <w:p>
+      <w:pPr>
+        <w:pStyle w:val="BodyText"/>
+      </w:pPr>
+      <w:r>
+        <w:t xml:space="preserve">노아: 파리에선 부스 전체가 저 벽보다 작았어요.</w:t>
+      </w:r>
+    </w:p>
+    <w:p>
+      <w:pPr>
+        <w:pStyle w:val="BodyText"/>
+      </w:pPr>
+      <w:r>
+        <w:t xml:space="preserve">엘레나: 파리에선 할번 부스에서 의자를 빌렸잖아요. 아무한테도 말하지 마요.</w:t>
+      </w:r>
+    </w:p>
+    <w:p>
+      <w:pPr>
+        <w:pStyle w:val="BodyText"/>
+      </w:pPr>
+      <w:r>
+        <w:t xml:space="preserve">프리야: 그리고 이제 할번은 저기 있어요. 40제곱미터. 커피 카트 옆에.</w:t>
+      </w:r>
+    </w:p>
+    <w:p>
+      <w:pPr>
+        <w:pStyle w:val="BodyText"/>
+      </w:pPr>
+      <w:r>
+        <w:t xml:space="preserve">그레이스: 대양바이오는 옆 통로예요. 200제곱미터. 차를 주는 로봇까지.</w:t>
+      </w:r>
+    </w:p>
+    <w:p>
+      <w:pPr>
+        <w:pStyle w:val="BodyText"/>
+      </w:pPr>
+      <w:r>
+        <w:t xml:space="preserve">조이: 우린 로봇 필요 없어요. 무대가 있잖아요. 30석. 하루 시연 네 번.</w:t>
+      </w:r>
+    </w:p>
+    <w:p>
+      <w:pPr>
+        <w:pStyle w:val="BodyText"/>
+      </w:pPr>
+      <w:r>
+        <w:t xml:space="preserve">그레이스: 그리고 하은이 있죠. 첫 한국인 직원. 2월부터 피치를 연습했어요.</w:t>
+      </w:r>
+    </w:p>
+    <w:p>
+      <w:pPr>
+        <w:pStyle w:val="BodyText"/>
+      </w:pPr>
+      <w:r>
+        <w:t xml:space="preserve">하은: 좋은 아침입니다, 베넷 대표님. 많이 긴장돼요. 제 영어는… 괜찮아요. 피치는 더 낫고요.</w:t>
+      </w:r>
+    </w:p>
+    <w:p>
+      <w:pPr>
+        <w:pStyle w:val="BodyText"/>
+      </w:pPr>
+      <w:r>
+        <w:t xml:space="preserve">노아: 노아라고 불러요. 그리고 당신 영어가 내 한국어보다 나아요. 난</w:t>
+      </w:r>
+      <w:r>
+        <w:t xml:space="preserve"> </w:t>
+      </w:r>
+      <w:r>
+        <w:t xml:space="preserve">“</w:t>
+      </w:r>
+      <w:r>
+        <w:t xml:space="preserve">감사합니다</w:t>
+      </w:r>
+      <w:r>
+        <w:t xml:space="preserve">”</w:t>
+      </w:r>
+      <w:r>
+        <w:t xml:space="preserve">만 해요. 엉망으로.</w:t>
+      </w:r>
+    </w:p>
+    <w:p>
+      <w:pPr>
+        <w:pStyle w:val="BodyText"/>
+      </w:pPr>
+      <w:r>
+        <w:t xml:space="preserve">하은:</w:t>
+      </w:r>
+      <w:r>
+        <w:t xml:space="preserve"> </w:t>
+      </w:r>
+      <w:r>
+        <w:t xml:space="preserve">“</w:t>
+      </w:r>
+      <w:r>
+        <w:t xml:space="preserve">감사합니다.</w:t>
+      </w:r>
+      <w:r>
+        <w:t xml:space="preserve">”</w:t>
+      </w:r>
+      <w:r>
+        <w:t xml:space="preserve"> </w:t>
+      </w:r>
+      <w:r>
+        <w:t xml:space="preserve">좋은 시작이에요.</w:t>
+      </w:r>
+    </w:p>
+    <w:p>
+      <w:pPr>
+        <w:pStyle w:val="BodyText"/>
+      </w:pPr>
+      <w:r>
+        <w:t xml:space="preserve">조이: 부스 규칙, 파리랑 같아요. 발이 아파도 모두에게 웃기. 모든 배지 스캔하기. 스캔 없는 대화는 그냥 즐거운 수다니까요. 경쟁사 비판 금지, 가격 약속 금지. 작은 할인도 안 돼요. 가격은 나중에 정하는 거지, 전시장 바닥에서 정하는 게 아니니까요.</w:t>
+      </w:r>
+    </w:p>
+    <w:p>
+      <w:pPr>
+        <w:pStyle w:val="BodyText"/>
+      </w:pPr>
+      <w:r>
+        <w:t xml:space="preserve">엘레나: 그리고 새 규칙 하나. 한국에선 명함을 두 손으로 건네요. 받을 때도 똑같이.</w:t>
+      </w:r>
+    </w:p>
+    <w:p>
+      <w:pPr>
+        <w:pStyle w:val="BodyText"/>
+      </w:pPr>
+      <w:r>
+        <w:t xml:space="preserve">노아: 문이 열리네요. 파리 이후로 먼 길을 왔어요. 갑시다.</w:t>
+      </w:r>
+    </w:p>
     <w:bookmarkEnd w:id="32"/>
+    <w:bookmarkStart w:id="33" w:name="장면1-피치와-시연-무대-1"/>
+    <w:p>
+      <w:pPr>
+        <w:pStyle w:val="Heading3"/>
+      </w:pPr>
+      <w:r>
+        <w:t xml:space="preserve">장면1 — 피치와 시연 무대</w:t>
+      </w:r>
+    </w:p>
+    <w:p>
+      <w:pPr>
+        <w:pStyle w:val="FirstParagraph"/>
+      </w:pPr>
+      <w:r>
+        <w:t xml:space="preserve">하은: 안녕하세요, 원장님. 베이라에 오신 걸 환영합니다. 학회에 어떤 일로 오셨는지 여쭤봐도 될까요?</w:t>
+      </w:r>
+    </w:p>
+    <w:p>
+      <w:pPr>
+        <w:pStyle w:val="BodyText"/>
+      </w:pPr>
+      <w:r>
+        <w:t xml:space="preserve">노아: 조이. 봐요. 피치를 하고 있어요. 6년 차에 당신이 나한테 가르친 그거.</w:t>
+      </w:r>
+    </w:p>
+    <w:p>
+      <w:pPr>
+        <w:pStyle w:val="BodyText"/>
+      </w:pPr>
+      <w:r>
+        <w:t xml:space="preserve">하은: 한마디로, 오래가지만 세 배 빨리 녹는 필러예요. 원장님께 그건 몇 분을 의미합니다.</w:t>
+      </w:r>
+    </w:p>
+    <w:p>
+      <w:pPr>
+        <w:pStyle w:val="BodyText"/>
+      </w:pPr>
+      <w:r>
+        <w:t xml:space="preserve">노아: 거기서 멈췄어요. 다음 질문은 원장님이 하게 두는 거예요.</w:t>
+      </w:r>
+    </w:p>
+    <w:p>
+      <w:pPr>
+        <w:pStyle w:val="BodyText"/>
+      </w:pPr>
+      <w:r>
+        <w:t xml:space="preserve">조이: 28초. 혜택 두 개. 질문 하나. 당신보다 낫네요.</w:t>
+      </w:r>
+    </w:p>
+    <w:p>
+      <w:pPr>
+        <w:pStyle w:val="BodyText"/>
+      </w:pPr>
+      <w:r>
+        <w:t xml:space="preserve">노아: 4년 차에 내 첫 피치는 3분짜리였어요. 전부 가교 결합 얘기였죠. 화학, 분자, 내가 개인적으로 신났던 건 다 설명했는데, 의사가 실제로 뭘 필요로 하는지는 한 번도 묻지 않았어요. 중간쯤에 그 의사는 그냥 가 버렸죠. 하은 씨는 28초에서 멈추고 상대가 말하게 했어요.</w:t>
+      </w:r>
+    </w:p>
+    <w:p>
+      <w:pPr>
+        <w:pStyle w:val="BodyText"/>
+      </w:pPr>
+      <w:r>
+        <w:t xml:space="preserve">조이: 기억해요. 아직도 교육에 써요. 경고용으로.</w:t>
+      </w:r>
+    </w:p>
+    <w:p>
+      <w:pPr>
+        <w:pStyle w:val="BodyText"/>
+      </w:pPr>
+      <w:r>
+        <w:t xml:space="preserve">그레이스: 시연 5분 전. 최 원장님 준비됐어요. 좌석이 다 찼어요. 서 있는 사람들도 있고요.</w:t>
+      </w:r>
+    </w:p>
+    <w:p>
+      <w:pPr>
+        <w:pStyle w:val="BodyText"/>
+      </w:pPr>
+      <w:r>
+        <w:t xml:space="preserve">조이: 여러분, 최민준 원장님입니다. 서울 피부과 전문의. 영어 먼저. 질문은 나중에 한국어로.</w:t>
+      </w:r>
+    </w:p>
+    <w:p>
+      <w:pPr>
+        <w:pStyle w:val="BodyText"/>
+      </w:pPr>
+      <w:r>
+        <w:t xml:space="preserve">최민준: 먼저 초음파 유도 주입. 여기 혈관이 보이죠. 그리고 여기 제 바늘. 절대 같은 곳에 있으면 안 됩니다.</w:t>
+      </w:r>
+    </w:p>
+    <w:p>
+      <w:pPr>
+        <w:pStyle w:val="BodyText"/>
+      </w:pPr>
+      <w:r>
+        <w:t xml:space="preserve">엘레나: 아주 잘하네요. 침착한 손. 분명한 목소리.</w:t>
+      </w:r>
+    </w:p>
+    <w:p>
+      <w:pPr>
+        <w:pStyle w:val="BodyText"/>
+      </w:pPr>
+      <w:r>
+        <w:t xml:space="preserve">최민준: 이제 여러분이 보러 오신 부분. 겔 두 개. 왼쪽 베이라, 오른쪽 주요 필러. 같은 효소, 같은 용량.</w:t>
+      </w:r>
+    </w:p>
+    <w:p>
+      <w:pPr>
+        <w:pStyle w:val="BodyText"/>
+      </w:pPr>
+      <w:r>
+        <w:t xml:space="preserve">프리야: 내가 제일 좋아하는 부분이에요. 매번.</w:t>
+      </w:r>
+    </w:p>
+    <w:p>
+      <w:pPr>
+        <w:pStyle w:val="BodyText"/>
+      </w:pPr>
+      <w:r>
+        <w:t xml:space="preserve">최민준: 타이머를 보세요. 혈관 폐색에서는 1분 1분이 중요합니다. 하나하나 전부.</w:t>
+      </w:r>
+    </w:p>
+    <w:p>
+      <w:pPr>
+        <w:pStyle w:val="BodyText"/>
+      </w:pPr>
+      <w:r>
+        <w:t xml:space="preserve">엘레나:</w:t>
+      </w:r>
+      <w:r>
+        <w:t xml:space="preserve"> </w:t>
+      </w:r>
+      <w:r>
+        <w:t xml:space="preserve">“</w:t>
+      </w:r>
+      <w:r>
+        <w:t xml:space="preserve">1분 1분이 중요하다.</w:t>
+      </w:r>
+      <w:r>
+        <w:t xml:space="preserve">”</w:t>
+      </w:r>
+      <w:r>
+        <w:t xml:space="preserve"> </w:t>
+      </w:r>
+      <w:r>
+        <w:t xml:space="preserve">내가 노아한테 했던 말이에요. 응급실에서. 6년 전에.</w:t>
+      </w:r>
+    </w:p>
+    <w:p>
+      <w:pPr>
+        <w:pStyle w:val="BodyText"/>
+      </w:pPr>
+      <w:r>
+        <w:t xml:space="preserve">프리야: 4분. 베이라는 사라졌어요. 다른 건 아직 있어요. 보통 12분쯤 걸려요.</w:t>
+      </w:r>
+    </w:p>
+    <w:p>
+      <w:pPr>
+        <w:pStyle w:val="BodyText"/>
+      </w:pPr>
+      <w:r>
+        <w:t xml:space="preserve">최민준: 8분의 차이. 학회장에선 별것 아니게 들릴 수도 있지만, 막힌 혈관에서는 그동안 내내 피부의 산소가 바닥나고 있습니다. 환자 코에는 그 8분이 흉터가 남느냐 안 남느냐의 차이가 될 수 있어요.</w:t>
+      </w:r>
+    </w:p>
+    <w:p>
+      <w:pPr>
+        <w:pStyle w:val="BodyText"/>
+      </w:pPr>
+      <w:r>
+        <w:t xml:space="preserve">노아: …</w:t>
+      </w:r>
+    </w:p>
+    <w:p>
+      <w:pPr>
+        <w:pStyle w:val="BodyText"/>
+      </w:pPr>
+      <w:r>
+        <w:t xml:space="preserve">조이: 노아. 괜찮아요?</w:t>
+      </w:r>
+    </w:p>
+    <w:p>
+      <w:pPr>
+        <w:pStyle w:val="BodyText"/>
+      </w:pPr>
+      <w:r>
+        <w:t xml:space="preserve">노아: 릴리 코. 저 사람은 몰라요. 그냥 말한 거예요.</w:t>
+      </w:r>
+    </w:p>
+    <w:p>
+      <w:pPr>
+        <w:pStyle w:val="BodyText"/>
+      </w:pPr>
+      <w:r>
+        <w:t xml:space="preserve">최민준: 질문 있으세요? 네, 뒤쪽 원장님.</w:t>
+      </w:r>
+    </w:p>
+    <w:p>
+      <w:pPr>
+        <w:pStyle w:val="BodyText"/>
+      </w:pPr>
+      <w:r>
+        <w:t xml:space="preserve">그레이스: 한국어로 묻고 있어요.</w:t>
+      </w:r>
+      <w:r>
+        <w:t xml:space="preserve"> </w:t>
+      </w:r>
+      <w:r>
+        <w:t xml:space="preserve">“</w:t>
+      </w:r>
+      <w:r>
+        <w:t xml:space="preserve">국산 필러 두 배 가격인데. 왜 우리 환자들이 두 배를 내야 하죠?</w:t>
+      </w:r>
+      <w:r>
+        <w:t xml:space="preserve">”</w:t>
+      </w:r>
+    </w:p>
+    <w:p>
+      <w:pPr>
+        <w:pStyle w:val="BodyText"/>
+      </w:pPr>
+      <w:r>
+        <w:t xml:space="preserve">최민준: 싼 것들을 치료해 봤으니까요. 자정에. 여러 번. 차라리 정오에 더 내는 게 낫습니다.</w:t>
+      </w:r>
+    </w:p>
+    <w:p>
+      <w:pPr>
+        <w:pStyle w:val="BodyText"/>
+      </w:pPr>
+      <w:r>
+        <w:t xml:space="preserve">그레이스: 청중이 웃었어요. 웃겨서가 아니라. 사실이라서요.</w:t>
+      </w:r>
+    </w:p>
+    <w:p>
+      <w:pPr>
+        <w:pStyle w:val="BodyText"/>
+      </w:pPr>
+      <w:r>
+        <w:t xml:space="preserve">엘레나: 가격 질문에 대한 답 중 들어 본 것 중 최고예요. 어떤 언어로든.</w:t>
+      </w:r>
+    </w:p>
+    <w:p>
+      <w:pPr>
+        <w:pStyle w:val="BodyText"/>
+      </w:pPr>
+      <w:r>
+        <w:t xml:space="preserve">노아: 조이, 그거 포스터에 써도 돼요?</w:t>
+      </w:r>
+    </w:p>
+    <w:p>
+      <w:pPr>
+        <w:pStyle w:val="BodyText"/>
+      </w:pPr>
+      <w:r>
+        <w:t xml:space="preserve">조이: 최 원장님의 서면 동의, 그리고 한국 법무 검토 없이는 안 돼요. 런던에서 교훈을 얻었거든요. 멋진 인용구도 캠페인 전체를 내리게 만들면 아무 가치가 없어요. 그러니 이번엔 몇 주를 기다리더라도 먼저 확인하고, 인쇄는 그다음이에요.</w:t>
+      </w:r>
+    </w:p>
+    <w:p>
+      <w:pPr>
+        <w:pStyle w:val="BodyText"/>
+      </w:pPr>
+      <w:r>
+        <w:t xml:space="preserve">그레이스: 한국 의료 광고 규정은 엄격해요. 일부 주장은 독일보다 더 엄격하고요.</w:t>
+      </w:r>
+    </w:p>
+    <w:p>
+      <w:pPr>
+        <w:pStyle w:val="BodyText"/>
+      </w:pPr>
+      <w:r>
+        <w:t xml:space="preserve">하은: 실례합니다, 노아. 간호사 한 분이 찾으세요. 자기가</w:t>
+      </w:r>
+      <w:r>
+        <w:t xml:space="preserve"> </w:t>
+      </w:r>
+      <w:r>
+        <w:t xml:space="preserve">“</w:t>
+      </w:r>
+      <w:r>
+        <w:t xml:space="preserve">50만 번째</w:t>
+      </w:r>
+      <w:r>
+        <w:t xml:space="preserve">”</w:t>
+      </w:r>
+      <w:r>
+        <w:t xml:space="preserve">래요.</w:t>
+      </w:r>
+    </w:p>
+    <w:p>
+      <w:pPr>
+        <w:pStyle w:val="BodyText"/>
+      </w:pPr>
+      <w:r>
+        <w:t xml:space="preserve">노아: 50만? 카드 다운로드? 5년 차에?</w:t>
+      </w:r>
+    </w:p>
+    <w:p>
+      <w:pPr>
+        <w:pStyle w:val="BodyText"/>
+      </w:pPr>
+      <w:r>
+        <w:t xml:space="preserve">지우: 안녕하세요. 윤지우예요. 간호사. 강남. 카드를 다운로드했어요. 50만 번째. 이메일을 보내 주셨죠.</w:t>
+      </w:r>
+    </w:p>
+    <w:p>
+      <w:pPr>
+        <w:pStyle w:val="BodyText"/>
+      </w:pPr>
+      <w:r>
+        <w:t xml:space="preserve">노아: 기억해요. 우리 데이터에서 처음 본 한국 이름이었어요. 와 줘서 고마워요.</w:t>
+      </w:r>
+    </w:p>
+    <w:p>
+      <w:pPr>
+        <w:pStyle w:val="BodyText"/>
+      </w:pPr>
+      <w:r>
+        <w:t xml:space="preserve">지우: 작년에 혈관 폐색이 있었어요. 환자 입술. 싼 필러였고요. 카드를 기억했어요.</w:t>
+      </w:r>
+    </w:p>
+    <w:p>
+      <w:pPr>
+        <w:pStyle w:val="BodyText"/>
+      </w:pPr>
+      <w:r>
+        <w:t xml:space="preserve">엘레나: 어떻게 했어요? 제일 먼저?</w:t>
+      </w:r>
+    </w:p>
+    <w:p>
+      <w:pPr>
+        <w:pStyle w:val="BodyText"/>
+      </w:pPr>
+      <w:r>
+        <w:t xml:space="preserve">지우: 먼저 처치했어요. 그다음 전화했고요. 환자는 괜찮아요. 흉터 없어요. 직접 말씀드리고 싶었어요.</w:t>
+      </w:r>
+    </w:p>
+    <w:bookmarkEnd w:id="33"/>
+    <w:bookmarkStart w:id="34" w:name="장면2-오후-4시-경쟁사-부스와-첫-손님-1"/>
+    <w:p>
+      <w:pPr>
+        <w:pStyle w:val="Heading3"/>
+      </w:pPr>
+      <w:r>
+        <w:t xml:space="preserve">장면2 — 오후 4시, 경쟁사 부스와 첫 손님</w:t>
+      </w:r>
+    </w:p>
+    <w:p>
+      <w:pPr>
+        <w:pStyle w:val="FirstParagraph"/>
+      </w:pPr>
+      <w:r>
+        <w:t xml:space="preserve">그레이스: 경쟁사 투어 준비됐어요? 포커페이스 챙기고요. 카메라 앞에서 못 할 말은 영어로도 하지 마요.</w:t>
+      </w:r>
+    </w:p>
+    <w:p>
+      <w:pPr>
+        <w:pStyle w:val="BodyText"/>
+      </w:pPr>
+      <w:r>
+        <w:t xml:space="preserve">노아: 앞장서요. 여기선 당신이 전문가예요.</w:t>
+      </w:r>
+    </w:p>
+    <w:p>
+      <w:pPr>
+        <w:pStyle w:val="BodyText"/>
+      </w:pPr>
+      <w:r>
+        <w:t xml:space="preserve">벨라케어 직원: 벨라케어 필에 오신 걸 환영합니다! 한국 품질. 같은 HA. 더 빠른 결과. 수입품의 절반 가격.</w:t>
+      </w:r>
+    </w:p>
+    <w:p>
+      <w:pPr>
+        <w:pStyle w:val="BodyText"/>
+      </w:pPr>
+      <w:r>
+        <w:t xml:space="preserve">노아: 같은 HA? 히알루로니다아제로 얼마나 빨리 녹아요?</w:t>
+      </w:r>
+    </w:p>
+    <w:p>
+      <w:pPr>
+        <w:pStyle w:val="BodyText"/>
+      </w:pPr>
+      <w:r>
+        <w:t xml:space="preserve">벨라케어 직원: 녹는다고요? 저희 제품은 아주 안정적이에요. 환자들은 녹는 걸 원하지 않아요. 오래가길 원하죠.</w:t>
+      </w:r>
+    </w:p>
+    <w:p>
+      <w:pPr>
+        <w:pStyle w:val="BodyText"/>
+      </w:pPr>
+      <w:r>
+        <w:t xml:space="preserve">그레이스: 고마워요. 아주 도움 됐어요. 브로슈어 하나 가져갈게요.</w:t>
+      </w:r>
+    </w:p>
+    <w:p>
+      <w:pPr>
+        <w:pStyle w:val="BodyText"/>
+      </w:pPr>
+      <w:r>
+        <w:t xml:space="preserve">노아:</w:t>
+      </w:r>
+      <w:r>
+        <w:t xml:space="preserve"> </w:t>
+      </w:r>
+      <w:r>
+        <w:t xml:space="preserve">“</w:t>
+      </w:r>
+      <w:r>
+        <w:t xml:space="preserve">오래 남는 결과.</w:t>
+      </w:r>
+      <w:r>
+        <w:t xml:space="preserve">”</w:t>
+      </w:r>
+      <w:r>
+        <w:t xml:space="preserve"> </w:t>
+      </w:r>
+      <w:r>
+        <w:t xml:space="preserve">할번의 옛 슬로건이죠. 같은 생각. 절반 가격.</w:t>
+      </w:r>
+    </w:p>
+    <w:p>
+      <w:pPr>
+        <w:pStyle w:val="BodyText"/>
+      </w:pPr>
+      <w:r>
+        <w:t xml:space="preserve">그레이스: 그 사람이 말하지 않은 걸 봐요. 합병증에 대해선 한마디도 없죠. 한국에선 부스에서 아무도 그 얘길 안 해요.</w:t>
+      </w:r>
+    </w:p>
+    <w:p>
+      <w:pPr>
+        <w:pStyle w:val="BodyText"/>
+      </w:pPr>
+      <w:r>
+        <w:t xml:space="preserve">노아: 그럼 우리 메시지 전체가 문제네요. 우린 합병증 얘기를 계속하잖아요.</w:t>
+      </w:r>
+    </w:p>
+    <w:p>
+      <w:pPr>
+        <w:pStyle w:val="BodyText"/>
+      </w:pPr>
+      <w:r>
+        <w:t xml:space="preserve">그레이스: 문제는 아니에요. 리스크죠. 한국 클리닉은 세 가지를 원해요. 자연스러운 모습, 빠른 회복, 그리고 이번 시즌에 유행하는 것. 우리 첫 메시지가 혈관 폐색이면, 어떤 의사들은 우리 제품이 더 안전하다는 게 아니라 위험하다는 뜻으로 들을 거예요. 그러니 메시지의 순서가 메시지 자체만큼 중요해요.</w:t>
+      </w:r>
+    </w:p>
+    <w:p>
+      <w:pPr>
+        <w:pStyle w:val="BodyText"/>
+      </w:pPr>
+      <w:r>
+        <w:t xml:space="preserve">노아: 그럼 안전은 어디에 들어가죠?</w:t>
+      </w:r>
+    </w:p>
+    <w:p>
+      <w:pPr>
+        <w:pStyle w:val="BodyText"/>
+      </w:pPr>
+      <w:r>
+        <w:t xml:space="preserve">그레이스: 안전은 당연하다고 여겨요. 아닐 때까지는요. 그때는 스캔들이 되죠. 아무도 뉴스에 나오는 클리닉이 되고 싶지 않아요.</w:t>
+      </w:r>
+    </w:p>
+    <w:p>
+      <w:pPr>
+        <w:pStyle w:val="BodyText"/>
+      </w:pPr>
+      <w:r>
+        <w:t xml:space="preserve">노아: 그러니까 두려움으로 시작하지 말고 자신감으로 시작해야겠네요. 안심한 의사는 새 제품을 써 보지만, 겁먹은 의사는 그 주제 자체를 피하니까요.</w:t>
+      </w:r>
+      <w:r>
+        <w:t xml:space="preserve"> </w:t>
+      </w:r>
+      <w:r>
+        <w:t xml:space="preserve">“</w:t>
+      </w:r>
+      <w:r>
+        <w:t xml:space="preserve">밤에 편히 잘 수 있게 해 주는 필러</w:t>
+      </w:r>
+      <w:r>
+        <w:t xml:space="preserve">”</w:t>
+      </w:r>
+      <w:r>
+        <w:t xml:space="preserve"> </w:t>
+      </w:r>
+      <w:r>
+        <w:t xml:space="preserve">같은 거요. 여전히 안전 얘기지만, 혜택처럼 들리잖아요.</w:t>
+      </w:r>
+    </w:p>
+    <w:p>
+      <w:pPr>
+        <w:pStyle w:val="BodyText"/>
+      </w:pPr>
+      <w:r>
+        <w:t xml:space="preserve">그레이스: 어쩌면요. 테스트해 봐요. 결정하지 말고요. 런던을 기억해요.</w:t>
+      </w:r>
+    </w:p>
+    <w:p>
+      <w:pPr>
+        <w:pStyle w:val="BodyText"/>
+      </w:pPr>
+      <w:r>
+        <w:t xml:space="preserve">노아: 런던 기억해요. 매일. 테스트합시다.</w:t>
+      </w:r>
+    </w:p>
+    <w:p>
+      <w:pPr>
+        <w:pStyle w:val="BodyText"/>
+      </w:pPr>
+      <w:r>
+        <w:t xml:space="preserve">하은: 노아! 그레이스! 부스로 돌아와 주세요. 오창에서 두 분이 오셨어요. 박 대표님과 이 팀장님.</w:t>
+      </w:r>
+    </w:p>
+    <w:p>
+      <w:pPr>
+        <w:pStyle w:val="BodyText"/>
+      </w:pPr>
+      <w:r>
+        <w:t xml:space="preserve">노아: 박 대표님. 와 주셔서 감사합니다. 오창에서 여기까지.</w:t>
+      </w:r>
+    </w:p>
+    <w:p>
+      <w:pPr>
+        <w:pStyle w:val="BodyText"/>
+      </w:pPr>
+      <w:r>
+        <w:t xml:space="preserve">박 대표: 먼저 전화하셨죠. 1월에. 다른 누구보다 먼저. 저는 그런 걸 기억합니다.</w:t>
+      </w:r>
+    </w:p>
+    <w:p>
+      <w:pPr>
+        <w:pStyle w:val="BodyText"/>
+      </w:pPr>
+      <w:r>
+        <w:t xml:space="preserve">노아: 아시아 우선 협상권이 있으시잖아요. 서면으로. 전 약속을 지킵니다.</w:t>
+      </w:r>
+    </w:p>
+    <w:p>
+      <w:pPr>
+        <w:pStyle w:val="BodyText"/>
+      </w:pPr>
+      <w:r>
+        <w:t xml:space="preserve">수진: 대표님이 부스가 할번보다 크다고 하세요. 웃으면서요. 드문 일이에요.</w:t>
+      </w:r>
+    </w:p>
+    <w:p>
+      <w:pPr>
+        <w:pStyle w:val="BodyText"/>
+      </w:pPr>
+      <w:r>
+        <w:t xml:space="preserve">박 대표: 베넷 대표님. 내일 대양이 부스에 올 겁니다. 한 상무가요.</w:t>
+      </w:r>
+    </w:p>
+    <w:p>
+      <w:pPr>
+        <w:pStyle w:val="BodyText"/>
+      </w:pPr>
+      <w:r>
+        <w:t xml:space="preserve">노아: 어떻게 아세요?</w:t>
+      </w:r>
+    </w:p>
+    <w:p>
+      <w:pPr>
+        <w:pStyle w:val="BodyText"/>
+      </w:pPr>
+      <w:r>
+        <w:t xml:space="preserve">박 대표: 한국은 좁습니다. 그리고 그분이 말해 줬어요. 어제. 정중하게.</w:t>
+      </w:r>
+    </w:p>
+    <w:p>
+      <w:pPr>
+        <w:pStyle w:val="BodyText"/>
+      </w:pPr>
+      <w:r>
+        <w:t xml:space="preserve">노아: 제가 어떻게 해야 할까요?</w:t>
+      </w:r>
+    </w:p>
+    <w:p>
+      <w:pPr>
+        <w:pStyle w:val="BodyText"/>
+      </w:pPr>
+      <w:r>
+        <w:t xml:space="preserve">박 대표: 잘 들으세요. 아무것도 약속하지 말고요. 그다음 오창으로 오세요. 제대로 얘기합시다. 저녁 먹으면서.</w:t>
+      </w:r>
+    </w:p>
+    <w:p>
+      <w:pPr>
+        <w:pStyle w:val="BodyText"/>
+      </w:pPr>
+      <w:r>
+        <w:t xml:space="preserve">수진: 저녁은 소주라는 뜻이에요. 간을 준비해 두세요.</w:t>
+      </w:r>
+    </w:p>
+    <w:p>
+      <w:pPr>
+        <w:pStyle w:val="BodyText"/>
+      </w:pPr>
+      <w:r>
+        <w:t xml:space="preserve">그레이스: 저도 갈게요. 통역으로. 그리고 예비 간으로.</w:t>
+      </w:r>
+    </w:p>
+    <w:p>
+      <w:pPr>
+        <w:pStyle w:val="BodyText"/>
+      </w:pPr>
+      <w:r>
+        <w:t xml:space="preserve">엘레나: 둘은 하나. 하나는 없는 거. 마커스가 인정할 거예요.</w:t>
+      </w:r>
+    </w:p>
+    <w:p>
+      <w:pPr>
+        <w:pStyle w:val="BodyText"/>
+      </w:pPr>
+      <w:r>
+        <w:t xml:space="preserve">조이: 첫날 숫자. 배지 스캔 640개. 파리는 186개였어요.</w:t>
+      </w:r>
+    </w:p>
+    <w:p>
+      <w:pPr>
+        <w:pStyle w:val="BodyText"/>
+      </w:pPr>
+      <w:r>
+        <w:t xml:space="preserve">노아: 그리고 먼저 처치한 간호사 한 명. 그게 내가 기억할 숫자예요.</w:t>
+      </w:r>
+    </w:p>
+    <w:bookmarkEnd w:id="34"/>
+    <w:bookmarkStart w:id="35" w:name="절정전환-3월-13일-오전-10시-부스-미팅룸-1"/>
+    <w:p>
+      <w:pPr>
+        <w:pStyle w:val="Heading3"/>
+      </w:pPr>
+      <w:r>
+        <w:t xml:space="preserve">절정·전환 — 3월 13일 오전 10시, 부스 미팅룸</w:t>
+      </w:r>
+    </w:p>
+    <w:p>
+      <w:pPr>
+        <w:pStyle w:val="FirstParagraph"/>
+      </w:pPr>
+      <w:r>
+        <w:t xml:space="preserve">한서연: 베넷 대표님. 좋은 아침입니다. 한서연입니다. 시간 내 주셔서 감사합니다. 부스가 아주… 자신감 있네요.</w:t>
+      </w:r>
+    </w:p>
+    <w:p>
+      <w:pPr>
+        <w:pStyle w:val="BodyText"/>
+      </w:pPr>
+      <w:r>
+        <w:t xml:space="preserve">노아: 좋은 아침입니다, 한 상무님. 메인 홀 자리 감사합니다. 그리고 파리 이후로 기다려 주신 것도.</w:t>
+      </w:r>
+    </w:p>
+    <w:p>
+      <w:pPr>
+        <w:pStyle w:val="BodyText"/>
+      </w:pPr>
+      <w:r>
+        <w:t xml:space="preserve">한서연: 인내가 실수보다 싸죠. 단도직입적으로 말해도 될까요? 영국 동료분이 그래도 된다고 가르쳐 주셨어요.</w:t>
+      </w:r>
+    </w:p>
+    <w:p>
+      <w:pPr>
+        <w:pStyle w:val="BodyText"/>
+      </w:pPr>
+      <w:r>
+        <w:t xml:space="preserve">노아: 제임스. 아주 설득력 있죠.</w:t>
+      </w:r>
+    </w:p>
+    <w:p>
+      <w:pPr>
+        <w:pStyle w:val="BodyText"/>
+      </w:pPr>
+      <w:r>
+        <w:t xml:space="preserve">한서연: 대양은 한국과 중국을 위한 합작법인을 제안합니다. 대양 51%, 베이라 49%로요. 저희에겐 이곳의 유통망, 인허가 경험, 클리닉과의 관계가 있고, 대표님 쪽엔 제품과 안전 시스템이 있죠. 함께하면 어느 회사 혼자보다도 빨리 움직일 수 있을 겁니다.</w:t>
+      </w:r>
+    </w:p>
+    <w:p>
+      <w:pPr>
+        <w:pStyle w:val="BodyText"/>
+      </w:pPr>
+      <w:r>
+        <w:t xml:space="preserve">프리야: 그럼 제품은요?</w:t>
+      </w:r>
+    </w:p>
+    <w:p>
+      <w:pPr>
+        <w:pStyle w:val="BodyText"/>
+      </w:pPr>
+      <w:r>
+        <w:t xml:space="preserve">한서연: 아시아용 베이라 필. 그다음 공동개발. 한국에서 승인된 저희 톡신. 그리고 FlexLink를 쓴 스킨부스터.</w:t>
+      </w:r>
+    </w:p>
+    <w:p>
+      <w:pPr>
+        <w:pStyle w:val="BodyText"/>
+      </w:pPr>
+      <w:r>
+        <w:t xml:space="preserve">프리야: FlexLink 스킨부스터. 아이디어로 꽉 찬 노트가 있어요. 2년 차부터.</w:t>
+      </w:r>
+    </w:p>
+    <w:p>
+      <w:pPr>
+        <w:pStyle w:val="BodyText"/>
+      </w:pPr>
+      <w:r>
+        <w:t xml:space="preserve">한서연: 알아요. 파리에서 말씀하셨죠. 제가 교육을 보고 있을 때. 아주… 열정적이셨어요.</w:t>
+      </w:r>
+    </w:p>
+    <w:p>
+      <w:pPr>
+        <w:pStyle w:val="BodyText"/>
+      </w:pPr>
+      <w:r>
+        <w:t xml:space="preserve">노아: 한 상무님, 더 나아가기 전에 한 가지는 분명히 해야겠습니다. 서린바이오에는 서면으로 된 아시아 우선 협상권이 있고, 박 대표님은 저희가 아주 작았을 때 저희를 믿어 주셨어요. 어떤 거래를 위해서도 그건 깨지 않을 겁니다. 그러니 무엇을 논의하든 그 점을 존중해야 합니다.</w:t>
+      </w:r>
+    </w:p>
+    <w:p>
+      <w:pPr>
+        <w:pStyle w:val="BodyText"/>
+      </w:pPr>
+      <w:r>
+        <w:t xml:space="preserve">한서연: 그것도 압니다. 그리고 동의합니다. 대양은 좋은 주사기를 만들어요. 서린은 더 좋은 필러를 만들고요. 서린이 이 안에 들어와야 합니다.</w:t>
+      </w:r>
+    </w:p>
+    <w:p>
+      <w:pPr>
+        <w:pStyle w:val="BodyText"/>
+      </w:pPr>
+      <w:r>
+        <w:t xml:space="preserve">노아: 안에? 어떤 역할로요?</w:t>
+      </w:r>
+    </w:p>
+    <w:p>
+      <w:pPr>
+        <w:pStyle w:val="BodyText"/>
+      </w:pPr>
+      <w:r>
+        <w:t xml:space="preserve">한서연: 생산 기지요. 그건 박 대표님과 제가 할 대화입니다. 저희에겐… 사연이 있어요.</w:t>
+      </w:r>
+    </w:p>
+    <w:p>
+      <w:pPr>
+        <w:pStyle w:val="BodyText"/>
+      </w:pPr>
+      <w:r>
+        <w:t xml:space="preserve">엘레나: 질문 하나 더. 직접적으로. 대양은 할번의 주사기를 만들죠. 할번도 이 대화에 들어와 있나요?</w:t>
+      </w:r>
+    </w:p>
+    <w:p>
+      <w:pPr>
+        <w:pStyle w:val="BodyText"/>
+      </w:pPr>
+      <w:r>
+        <w:t xml:space="preserve">한서연: 할번은 저희 고객입니다. 파트너가 아니라. 그리고 그들의 공급 계약은 내년에 끝납니다.</w:t>
+      </w:r>
+    </w:p>
+    <w:p>
+      <w:pPr>
+        <w:pStyle w:val="BodyText"/>
+      </w:pPr>
+      <w:r>
+        <w:t xml:space="preserve">노아: 톰 브레넌은 상무님이 여기 온 걸 아나요?</w:t>
+      </w:r>
+    </w:p>
+    <w:p>
+      <w:pPr>
+        <w:pStyle w:val="BodyText"/>
+      </w:pPr>
+      <w:r>
+        <w:t xml:space="preserve">한서연: 브레넌 씨는 많은 걸 알죠. 하지만 전부는 아니에요. 당분간은 그렇게 두고 싶습니다.</w:t>
+      </w:r>
+    </w:p>
+    <w:p>
+      <w:pPr>
+        <w:pStyle w:val="BodyText"/>
+      </w:pPr>
+      <w:r>
+        <w:t xml:space="preserve">프리야: 51 대 49. 저한테 가장 중요한 질문을 할게요. 품질은 누가 통제하고, 안전은 누가 통제하죠? 배치가 불합격하거나 환자가 피해를 입으면 누군가는 최종 결정권을 가져야 하는데, 그게 그냥 2% 더 가진 쪽에 가는 건 아니라는 걸 알아야겠어요.</w:t>
+      </w:r>
+    </w:p>
+    <w:p>
+      <w:pPr>
+        <w:pStyle w:val="BodyText"/>
+      </w:pPr>
+      <w:r>
+        <w:t xml:space="preserve">한서연: 바른 질문들입니다. 아침 한나절로는 부족하죠. 이 방으로도 부족하고요.</w:t>
+      </w:r>
+    </w:p>
+    <w:p>
+      <w:pPr>
+        <w:pStyle w:val="BodyText"/>
+      </w:pPr>
+      <w:r>
+        <w:t xml:space="preserve">노아: 그럼 제대로 된 미팅을 잡읍시다. 본사에서. 변호사들과 함께. 오창 방문 후에.</w:t>
+      </w:r>
+    </w:p>
+    <w:p>
+      <w:pPr>
+        <w:pStyle w:val="BodyText"/>
+      </w:pPr>
+      <w:r>
+        <w:t xml:space="preserve">한서연: 오창 다음에. 물론이죠. 그러지 않으면 박 대표님이 서운해하실 거예요. 저도요.</w:t>
+      </w:r>
+    </w:p>
+    <w:p>
+      <w:pPr>
+        <w:pStyle w:val="BodyText"/>
+      </w:pPr>
+      <w:r>
+        <w:t xml:space="preserve">노아: 상무님께 먼저 오면 서운하시다고요?</w:t>
+      </w:r>
+    </w:p>
+    <w:p>
+      <w:pPr>
+        <w:pStyle w:val="BodyText"/>
+      </w:pPr>
+      <w:r>
+        <w:t xml:space="preserve">한서연: 약속 하나를 깨는 파트너는 다른 것도 깹니다. 이 업계에서 그런 걸 한 번 이상 봤어요. 대표님은 누구보다 먼저 박 대표님께 전화하셨고, 오늘도 그분을 건너뛰길 거절하셨죠. 약속을 지키신 거예요. 그래서 제가 여기 온 겁니다.</w:t>
+      </w:r>
+    </w:p>
+    <w:p>
+      <w:pPr>
+        <w:pStyle w:val="BodyText"/>
+      </w:pPr>
+      <w:r>
+        <w:t xml:space="preserve">그레이스: 한 상무님이 명함을 주세요. 두 손으로, 노아.</w:t>
+      </w:r>
+    </w:p>
+    <w:p>
+      <w:pPr>
+        <w:pStyle w:val="BodyText"/>
+      </w:pPr>
+      <w:r>
+        <w:t xml:space="preserve">노아: 감사합니다. 두 손으로. 배우는 중이에요.</w:t>
+      </w:r>
+    </w:p>
+    <w:bookmarkEnd w:id="35"/>
+    <w:bookmarkStart w:id="36" w:name="마무리-3월-13일-오후-6시-부스-정리-1"/>
+    <w:p>
+      <w:pPr>
+        <w:pStyle w:val="Heading3"/>
+      </w:pPr>
+      <w:r>
+        <w:t xml:space="preserve">마무리 — 3월 13일 오후 6시, 부스 정리</w:t>
+      </w:r>
+    </w:p>
+    <w:p>
+      <w:pPr>
+        <w:pStyle w:val="FirstParagraph"/>
+      </w:pPr>
+      <w:r>
+        <w:t xml:space="preserve">엘레나: 51 대 49. 우리가 소수가 되는 거예요. 우리 제품에서.</w:t>
+      </w:r>
+    </w:p>
+    <w:p>
+      <w:pPr>
+        <w:pStyle w:val="BodyText"/>
+      </w:pPr>
+      <w:r>
+        <w:t xml:space="preserve">프리야: 하지만 톡신. 그리고 FlexLink 스킨부스터. 그게 내가 2년 차에 상상한 회사예요. 노트 한 권이랑 수많은 밤샘뿐이던 때요. 49%가 작게 들리는 건 알아요. 하지만 과학이 우리 거고 안전 규칙이 우리 거라면, 소수 지분이어도 괜찮아요.</w:t>
+      </w:r>
+    </w:p>
+    <w:p>
+      <w:pPr>
+        <w:pStyle w:val="BodyText"/>
+      </w:pPr>
+      <w:r>
+        <w:t xml:space="preserve">노아: 지분은 협상 가능해요. 안전은 아니고. 거기서 시작하죠.</w:t>
+      </w:r>
+    </w:p>
+    <w:p>
+      <w:pPr>
+        <w:pStyle w:val="BodyText"/>
+      </w:pPr>
+      <w:r>
+        <w:t xml:space="preserve">그레이스: 그리고 한 상무님이 박 대표님과</w:t>
+      </w:r>
+      <w:r>
+        <w:t xml:space="preserve"> </w:t>
+      </w:r>
+      <w:r>
+        <w:t xml:space="preserve">“</w:t>
+      </w:r>
+      <w:r>
+        <w:t xml:space="preserve">사연</w:t>
+      </w:r>
+      <w:r>
+        <w:t xml:space="preserve">”</w:t>
+      </w:r>
+      <w:r>
+        <w:t xml:space="preserve">이 있다고 했어요. 한국 비즈니스에서 그 단어는 무거워요.</w:t>
+      </w:r>
+    </w:p>
+    <w:p>
+      <w:pPr>
+        <w:pStyle w:val="BodyText"/>
+      </w:pPr>
+      <w:r>
+        <w:t xml:space="preserve">노아: 할번이 5년 전에 한 줄짜리 이메일로 서린을 버리고 대양으로 갔어요. 박 대표님은 그걸 한 번도 잊지 않으셨을 거예요. 대양은 그 사업을 그분에게서 가져간 회사니까, 한 상무님과 같은 테이블에 앉아 달라고 하는 건 큰 부탁이에요.</w:t>
+      </w:r>
+    </w:p>
+    <w:p>
+      <w:pPr>
+        <w:pStyle w:val="BodyText"/>
+      </w:pPr>
+      <w:r>
+        <w:t xml:space="preserve">그레이스: 그럼 박 대표님과 한 상무님은 반대편에 있었던 거네요. 이제 그분을 안으로 들이고 싶어 하고. 작은 일이 아니에요.</w:t>
+      </w:r>
+    </w:p>
+    <w:p>
+      <w:pPr>
+        <w:pStyle w:val="BodyText"/>
+      </w:pPr>
+      <w:r>
+        <w:t xml:space="preserve">조이: 둘째 날 숫자. 배지 912개. 자격 갖춘 의사 300명. 그리고 합작법인 제안 하나.</w:t>
+      </w:r>
+    </w:p>
+    <w:p>
+      <w:pPr>
+        <w:pStyle w:val="BodyText"/>
+      </w:pPr>
+      <w:r>
+        <w:t xml:space="preserve">하은: 그리고 저 피치를 마흔한 번 했어요. 목소리가 안 나와요. 정상인가요?</w:t>
+      </w:r>
+    </w:p>
+    <w:p>
+      <w:pPr>
+        <w:pStyle w:val="BodyText"/>
+      </w:pPr>
+      <w:r>
+        <w:t xml:space="preserve">조이: 완전히 정상이에요. 꿀이랑 생강차. 그리고 내일 마흔한 번 더 해요.</w:t>
+      </w:r>
+    </w:p>
+    <w:p>
+      <w:pPr>
+        <w:pStyle w:val="BodyText"/>
+      </w:pPr>
+      <w:r>
+        <w:t xml:space="preserve">노아: 하은 씨, 훌륭했어요. 나보다 나았어요. 조이한테 물어봐요. 영상이 있대요.</w:t>
+      </w:r>
+    </w:p>
+    <w:p>
+      <w:pPr>
+        <w:pStyle w:val="BodyText"/>
+      </w:pPr>
+      <w:r>
+        <w:t xml:space="preserve">엘레나: 서울은 오후 6시. 오스틴은 새벽 4시. 노아, 누구한테 문자해요?</w:t>
+      </w:r>
+    </w:p>
+    <w:p>
+      <w:pPr>
+        <w:pStyle w:val="BodyText"/>
+      </w:pPr>
+      <w:r>
+        <w:t xml:space="preserve">노아: 아무한테도. 예약하는 거예요. 클레어는 오스틴 시간 7시에 받아요. 규칙 지키는 중이에요.</w:t>
+      </w:r>
+    </w:p>
+    <w:p>
+      <w:pPr>
+        <w:pStyle w:val="BodyText"/>
+      </w:pPr>
+      <w:r>
+        <w:t xml:space="preserve">엘레나: 대리가 승인합니다.</w:t>
+      </w:r>
+    </w:p>
+    <w:p>
+      <w:pPr>
+        <w:pStyle w:val="BodyText"/>
+      </w:pPr>
+      <w:r>
+        <w:t xml:space="preserve">그레이스: 내일, 오창. 박 대표님과 저녁. 그레이스의 규칙: 남의 잔을 채워요. 자기 잔은 절대 직접 채우지 말고.</w:t>
+      </w:r>
+    </w:p>
+    <w:p>
+      <w:pPr>
+        <w:pStyle w:val="BodyText"/>
+      </w:pPr>
+      <w:r>
+        <w:t xml:space="preserve">노아: 남의 잔을 채워라. 자기 잔은 채우지 마라. 비즈니스 규칙 같기도 하네요.</w:t>
+      </w:r>
+    </w:p>
+    <w:bookmarkEnd w:id="36"/>
+    <w:bookmarkEnd w:id="37"/>
+    <w:bookmarkEnd w:id="38"/>
     <w:sectPr/>
   </w:body>
 </w:document>
@@ -4508,583 +4455,8 @@
       </w:pPr>
     </w:lvl>
   </w:abstractNum>
-  <w:abstractNum w:abstractNumId="99411">
-    <w:nsid w:val="A99411"/>
-    <w:multiLevelType w:val="multilevel"/>
-    <w:lvl w:ilvl="0">
-      <w:start w:val="1"/>
-      <w:numFmt w:val="decimal"/>
-      <w:lvlText w:val="%1."/>
-      <w:lvlJc w:val="left"/>
-      <w:pPr>
-        <w:ind w:left="720" w:hanging="480"/>
-      </w:pPr>
-    </w:lvl>
-    <w:lvl w:ilvl="1">
-      <w:start w:val="1"/>
-      <w:numFmt w:val="decimal"/>
-      <w:lvlText w:val="%2."/>
-      <w:lvlJc w:val="left"/>
-      <w:pPr>
-        <w:ind w:left="1440" w:hanging="480"/>
-      </w:pPr>
-    </w:lvl>
-    <w:lvl w:ilvl="2">
-      <w:start w:val="1"/>
-      <w:numFmt w:val="decimal"/>
-      <w:lvlText w:val="%3."/>
-      <w:lvlJc w:val="left"/>
-      <w:pPr>
-        <w:ind w:left="2160" w:hanging="480"/>
-      </w:pPr>
-    </w:lvl>
-    <w:lvl w:ilvl="3">
-      <w:start w:val="1"/>
-      <w:numFmt w:val="decimal"/>
-      <w:lvlText w:val="%4."/>
-      <w:lvlJc w:val="left"/>
-      <w:pPr>
-        <w:ind w:left="2880" w:hanging="480"/>
-      </w:pPr>
-    </w:lvl>
-    <w:lvl w:ilvl="4">
-      <w:start w:val="1"/>
-      <w:numFmt w:val="decimal"/>
-      <w:lvlText w:val="%5."/>
-      <w:lvlJc w:val="left"/>
-      <w:pPr>
-        <w:ind w:left="3600" w:hanging="480"/>
-      </w:pPr>
-    </w:lvl>
-    <w:lvl w:ilvl="5">
-      <w:start w:val="1"/>
-      <w:numFmt w:val="decimal"/>
-      <w:lvlText w:val="%6."/>
-      <w:lvlJc w:val="left"/>
-      <w:pPr>
-        <w:ind w:left="4320" w:hanging="480"/>
-      </w:pPr>
-    </w:lvl>
-    <w:lvl w:ilvl="6">
-      <w:start w:val="1"/>
-      <w:numFmt w:val="decimal"/>
-      <w:lvlText w:val="%7."/>
-      <w:lvlJc w:val="left"/>
-      <w:pPr>
-        <w:ind w:left="5040" w:hanging="480"/>
-      </w:pPr>
-    </w:lvl>
-    <w:lvl w:ilvl="7">
-      <w:start w:val="1"/>
-      <w:numFmt w:val="decimal"/>
-      <w:lvlText w:val="%8."/>
-      <w:lvlJc w:val="left"/>
-      <w:pPr>
-        <w:ind w:left="5760" w:hanging="480"/>
-      </w:pPr>
-    </w:lvl>
-    <w:lvl w:ilvl="8">
-      <w:start w:val="1"/>
-      <w:numFmt w:val="decimal"/>
-      <w:lvlText w:val="%9."/>
-      <w:lvlJc w:val="left"/>
-      <w:pPr>
-        <w:ind w:left="6480" w:hanging="480"/>
-      </w:pPr>
-    </w:lvl>
-  </w:abstractNum>
-  <w:abstractNum w:abstractNumId="994116">
-    <w:nsid w:val="A994116"/>
-    <w:multiLevelType w:val="multilevel"/>
-    <w:lvl w:ilvl="0">
-      <w:start w:val="16"/>
-      <w:numFmt w:val="decimal"/>
-      <w:lvlText w:val="%1."/>
-      <w:lvlJc w:val="left"/>
-      <w:pPr>
-        <w:ind w:left="720" w:hanging="480"/>
-      </w:pPr>
-    </w:lvl>
-    <w:lvl w:ilvl="1">
-      <w:start w:val="16"/>
-      <w:numFmt w:val="decimal"/>
-      <w:lvlText w:val="%2."/>
-      <w:lvlJc w:val="left"/>
-      <w:pPr>
-        <w:ind w:left="1440" w:hanging="480"/>
-      </w:pPr>
-    </w:lvl>
-    <w:lvl w:ilvl="2">
-      <w:start w:val="16"/>
-      <w:numFmt w:val="decimal"/>
-      <w:lvlText w:val="%3."/>
-      <w:lvlJc w:val="left"/>
-      <w:pPr>
-        <w:ind w:left="2160" w:hanging="480"/>
-      </w:pPr>
-    </w:lvl>
-    <w:lvl w:ilvl="3">
-      <w:start w:val="16"/>
-      <w:numFmt w:val="decimal"/>
-      <w:lvlText w:val="%4."/>
-      <w:lvlJc w:val="left"/>
-      <w:pPr>
-        <w:ind w:left="2880" w:hanging="480"/>
-      </w:pPr>
-    </w:lvl>
-    <w:lvl w:ilvl="4">
-      <w:start w:val="16"/>
-      <w:numFmt w:val="decimal"/>
-      <w:lvlText w:val="%5."/>
-      <w:lvlJc w:val="left"/>
-      <w:pPr>
-        <w:ind w:left="3600" w:hanging="480"/>
-      </w:pPr>
-    </w:lvl>
-    <w:lvl w:ilvl="5">
-      <w:start w:val="16"/>
-      <w:numFmt w:val="decimal"/>
-      <w:lvlText w:val="%6."/>
-      <w:lvlJc w:val="left"/>
-      <w:pPr>
-        <w:ind w:left="4320" w:hanging="480"/>
-      </w:pPr>
-    </w:lvl>
-    <w:lvl w:ilvl="6">
-      <w:start w:val="16"/>
-      <w:numFmt w:val="decimal"/>
-      <w:lvlText w:val="%7."/>
-      <w:lvlJc w:val="left"/>
-      <w:pPr>
-        <w:ind w:left="5040" w:hanging="480"/>
-      </w:pPr>
-    </w:lvl>
-    <w:lvl w:ilvl="7">
-      <w:start w:val="16"/>
-      <w:numFmt w:val="decimal"/>
-      <w:lvlText w:val="%8."/>
-      <w:lvlJc w:val="left"/>
-      <w:pPr>
-        <w:ind w:left="5760" w:hanging="480"/>
-      </w:pPr>
-    </w:lvl>
-    <w:lvl w:ilvl="8">
-      <w:start w:val="16"/>
-      <w:numFmt w:val="decimal"/>
-      <w:lvlText w:val="%9."/>
-      <w:lvlJc w:val="left"/>
-      <w:pPr>
-        <w:ind w:left="6480" w:hanging="480"/>
-      </w:pPr>
-    </w:lvl>
-  </w:abstractNum>
-  <w:abstractNum w:abstractNumId="994151">
-    <w:nsid w:val="A994151"/>
-    <w:multiLevelType w:val="multilevel"/>
-    <w:lvl w:ilvl="0">
-      <w:start w:val="51"/>
-      <w:numFmt w:val="decimal"/>
-      <w:lvlText w:val="%1."/>
-      <w:lvlJc w:val="left"/>
-      <w:pPr>
-        <w:ind w:left="720" w:hanging="480"/>
-      </w:pPr>
-    </w:lvl>
-    <w:lvl w:ilvl="1">
-      <w:start w:val="51"/>
-      <w:numFmt w:val="decimal"/>
-      <w:lvlText w:val="%2."/>
-      <w:lvlJc w:val="left"/>
-      <w:pPr>
-        <w:ind w:left="1440" w:hanging="480"/>
-      </w:pPr>
-    </w:lvl>
-    <w:lvl w:ilvl="2">
-      <w:start w:val="51"/>
-      <w:numFmt w:val="decimal"/>
-      <w:lvlText w:val="%3."/>
-      <w:lvlJc w:val="left"/>
-      <w:pPr>
-        <w:ind w:left="2160" w:hanging="480"/>
-      </w:pPr>
-    </w:lvl>
-    <w:lvl w:ilvl="3">
-      <w:start w:val="51"/>
-      <w:numFmt w:val="decimal"/>
-      <w:lvlText w:val="%4."/>
-      <w:lvlJc w:val="left"/>
-      <w:pPr>
-        <w:ind w:left="2880" w:hanging="480"/>
-      </w:pPr>
-    </w:lvl>
-    <w:lvl w:ilvl="4">
-      <w:start w:val="51"/>
-      <w:numFmt w:val="decimal"/>
-      <w:lvlText w:val="%5."/>
-      <w:lvlJc w:val="left"/>
-      <w:pPr>
-        <w:ind w:left="3600" w:hanging="480"/>
-      </w:pPr>
-    </w:lvl>
-    <w:lvl w:ilvl="5">
-      <w:start w:val="51"/>
-      <w:numFmt w:val="decimal"/>
-      <w:lvlText w:val="%6."/>
-      <w:lvlJc w:val="left"/>
-      <w:pPr>
-        <w:ind w:left="4320" w:hanging="480"/>
-      </w:pPr>
-    </w:lvl>
-    <w:lvl w:ilvl="6">
-      <w:start w:val="51"/>
-      <w:numFmt w:val="decimal"/>
-      <w:lvlText w:val="%7."/>
-      <w:lvlJc w:val="left"/>
-      <w:pPr>
-        <w:ind w:left="5040" w:hanging="480"/>
-      </w:pPr>
-    </w:lvl>
-    <w:lvl w:ilvl="7">
-      <w:start w:val="51"/>
-      <w:numFmt w:val="decimal"/>
-      <w:lvlText w:val="%8."/>
-      <w:lvlJc w:val="left"/>
-      <w:pPr>
-        <w:ind w:left="5760" w:hanging="480"/>
-      </w:pPr>
-    </w:lvl>
-    <w:lvl w:ilvl="8">
-      <w:start w:val="51"/>
-      <w:numFmt w:val="decimal"/>
-      <w:lvlText w:val="%9."/>
-      <w:lvlJc w:val="left"/>
-      <w:pPr>
-        <w:ind w:left="6480" w:hanging="480"/>
-      </w:pPr>
-    </w:lvl>
-  </w:abstractNum>
-  <w:abstractNum w:abstractNumId="994181">
-    <w:nsid w:val="A994181"/>
-    <w:multiLevelType w:val="multilevel"/>
-    <w:lvl w:ilvl="0">
-      <w:start w:val="81"/>
-      <w:numFmt w:val="decimal"/>
-      <w:lvlText w:val="%1."/>
-      <w:lvlJc w:val="left"/>
-      <w:pPr>
-        <w:ind w:left="720" w:hanging="480"/>
-      </w:pPr>
-    </w:lvl>
-    <w:lvl w:ilvl="1">
-      <w:start w:val="81"/>
-      <w:numFmt w:val="decimal"/>
-      <w:lvlText w:val="%2."/>
-      <w:lvlJc w:val="left"/>
-      <w:pPr>
-        <w:ind w:left="1440" w:hanging="480"/>
-      </w:pPr>
-    </w:lvl>
-    <w:lvl w:ilvl="2">
-      <w:start w:val="81"/>
-      <w:numFmt w:val="decimal"/>
-      <w:lvlText w:val="%3."/>
-      <w:lvlJc w:val="left"/>
-      <w:pPr>
-        <w:ind w:left="2160" w:hanging="480"/>
-      </w:pPr>
-    </w:lvl>
-    <w:lvl w:ilvl="3">
-      <w:start w:val="81"/>
-      <w:numFmt w:val="decimal"/>
-      <w:lvlText w:val="%4."/>
-      <w:lvlJc w:val="left"/>
-      <w:pPr>
-        <w:ind w:left="2880" w:hanging="480"/>
-      </w:pPr>
-    </w:lvl>
-    <w:lvl w:ilvl="4">
-      <w:start w:val="81"/>
-      <w:numFmt w:val="decimal"/>
-      <w:lvlText w:val="%5."/>
-      <w:lvlJc w:val="left"/>
-      <w:pPr>
-        <w:ind w:left="3600" w:hanging="480"/>
-      </w:pPr>
-    </w:lvl>
-    <w:lvl w:ilvl="5">
-      <w:start w:val="81"/>
-      <w:numFmt w:val="decimal"/>
-      <w:lvlText w:val="%6."/>
-      <w:lvlJc w:val="left"/>
-      <w:pPr>
-        <w:ind w:left="4320" w:hanging="480"/>
-      </w:pPr>
-    </w:lvl>
-    <w:lvl w:ilvl="6">
-      <w:start w:val="81"/>
-      <w:numFmt w:val="decimal"/>
-      <w:lvlText w:val="%7."/>
-      <w:lvlJc w:val="left"/>
-      <w:pPr>
-        <w:ind w:left="5040" w:hanging="480"/>
-      </w:pPr>
-    </w:lvl>
-    <w:lvl w:ilvl="7">
-      <w:start w:val="81"/>
-      <w:numFmt w:val="decimal"/>
-      <w:lvlText w:val="%8."/>
-      <w:lvlJc w:val="left"/>
-      <w:pPr>
-        <w:ind w:left="5760" w:hanging="480"/>
-      </w:pPr>
-    </w:lvl>
-    <w:lvl w:ilvl="8">
-      <w:start w:val="81"/>
-      <w:numFmt w:val="decimal"/>
-      <w:lvlText w:val="%9."/>
-      <w:lvlJc w:val="left"/>
-      <w:pPr>
-        <w:ind w:left="6480" w:hanging="480"/>
-      </w:pPr>
-    </w:lvl>
-  </w:abstractNum>
-  <w:abstractNum w:abstractNumId="9941106">
-    <w:nsid w:val="A9941106"/>
-    <w:multiLevelType w:val="multilevel"/>
-    <w:lvl w:ilvl="0">
-      <w:start w:val="106"/>
-      <w:numFmt w:val="decimal"/>
-      <w:lvlText w:val="%1."/>
-      <w:lvlJc w:val="left"/>
-      <w:pPr>
-        <w:ind w:left="720" w:hanging="480"/>
-      </w:pPr>
-    </w:lvl>
-    <w:lvl w:ilvl="1">
-      <w:start w:val="106"/>
-      <w:numFmt w:val="decimal"/>
-      <w:lvlText w:val="%2."/>
-      <w:lvlJc w:val="left"/>
-      <w:pPr>
-        <w:ind w:left="1440" w:hanging="480"/>
-      </w:pPr>
-    </w:lvl>
-    <w:lvl w:ilvl="2">
-      <w:start w:val="106"/>
-      <w:numFmt w:val="decimal"/>
-      <w:lvlText w:val="%3."/>
-      <w:lvlJc w:val="left"/>
-      <w:pPr>
-        <w:ind w:left="2160" w:hanging="480"/>
-      </w:pPr>
-    </w:lvl>
-    <w:lvl w:ilvl="3">
-      <w:start w:val="106"/>
-      <w:numFmt w:val="decimal"/>
-      <w:lvlText w:val="%4."/>
-      <w:lvlJc w:val="left"/>
-      <w:pPr>
-        <w:ind w:left="2880" w:hanging="480"/>
-      </w:pPr>
-    </w:lvl>
-    <w:lvl w:ilvl="4">
-      <w:start w:val="106"/>
-      <w:numFmt w:val="decimal"/>
-      <w:lvlText w:val="%5."/>
-      <w:lvlJc w:val="left"/>
-      <w:pPr>
-        <w:ind w:left="3600" w:hanging="480"/>
-      </w:pPr>
-    </w:lvl>
-    <w:lvl w:ilvl="5">
-      <w:start w:val="106"/>
-      <w:numFmt w:val="decimal"/>
-      <w:lvlText w:val="%6."/>
-      <w:lvlJc w:val="left"/>
-      <w:pPr>
-        <w:ind w:left="4320" w:hanging="480"/>
-      </w:pPr>
-    </w:lvl>
-    <w:lvl w:ilvl="6">
-      <w:start w:val="106"/>
-      <w:numFmt w:val="decimal"/>
-      <w:lvlText w:val="%7."/>
-      <w:lvlJc w:val="left"/>
-      <w:pPr>
-        <w:ind w:left="5040" w:hanging="480"/>
-      </w:pPr>
-    </w:lvl>
-    <w:lvl w:ilvl="7">
-      <w:start w:val="106"/>
-      <w:numFmt w:val="decimal"/>
-      <w:lvlText w:val="%8."/>
-      <w:lvlJc w:val="left"/>
-      <w:pPr>
-        <w:ind w:left="5760" w:hanging="480"/>
-      </w:pPr>
-    </w:lvl>
-    <w:lvl w:ilvl="8">
-      <w:start w:val="106"/>
-      <w:numFmt w:val="decimal"/>
-      <w:lvlText w:val="%9."/>
-      <w:lvlJc w:val="left"/>
-      <w:pPr>
-        <w:ind w:left="6480" w:hanging="480"/>
-      </w:pPr>
-    </w:lvl>
-  </w:abstractNum>
   <w:num w:numId="1000">
     <w:abstractNumId w:val="990"/>
-  </w:num>
-  <w:num w:numId="1001">
-    <w:abstractNumId w:val="99411"/>
-    <w:lvlOverride w:ilvl="0">
-      <w:startOverride w:val="1"/>
-    </w:lvlOverride>
-    <w:lvlOverride w:ilvl="1">
-      <w:startOverride w:val="1"/>
-    </w:lvlOverride>
-    <w:lvlOverride w:ilvl="2">
-      <w:startOverride w:val="1"/>
-    </w:lvlOverride>
-    <w:lvlOverride w:ilvl="3">
-      <w:startOverride w:val="1"/>
-    </w:lvlOverride>
-    <w:lvlOverride w:ilvl="4">
-      <w:startOverride w:val="1"/>
-    </w:lvlOverride>
-    <w:lvlOverride w:ilvl="5">
-      <w:startOverride w:val="1"/>
-    </w:lvlOverride>
-    <w:lvlOverride w:ilvl="6">
-      <w:startOverride w:val="1"/>
-    </w:lvlOverride>
-    <w:lvlOverride w:ilvl="7">
-      <w:startOverride w:val="1"/>
-    </w:lvlOverride>
-    <w:lvlOverride w:ilvl="8">
-      <w:startOverride w:val="1"/>
-    </w:lvlOverride>
-  </w:num>
-  <w:num w:numId="1002">
-    <w:abstractNumId w:val="994116"/>
-    <w:lvlOverride w:ilvl="0">
-      <w:startOverride w:val="16"/>
-    </w:lvlOverride>
-    <w:lvlOverride w:ilvl="1">
-      <w:startOverride w:val="16"/>
-    </w:lvlOverride>
-    <w:lvlOverride w:ilvl="2">
-      <w:startOverride w:val="16"/>
-    </w:lvlOverride>
-    <w:lvlOverride w:ilvl="3">
-      <w:startOverride w:val="16"/>
-    </w:lvlOverride>
-    <w:lvlOverride w:ilvl="4">
-      <w:startOverride w:val="16"/>
-    </w:lvlOverride>
-    <w:lvlOverride w:ilvl="5">
-      <w:startOverride w:val="16"/>
-    </w:lvlOverride>
-    <w:lvlOverride w:ilvl="6">
-      <w:startOverride w:val="16"/>
-    </w:lvlOverride>
-    <w:lvlOverride w:ilvl="7">
-      <w:startOverride w:val="16"/>
-    </w:lvlOverride>
-    <w:lvlOverride w:ilvl="8">
-      <w:startOverride w:val="16"/>
-    </w:lvlOverride>
-  </w:num>
-  <w:num w:numId="1003">
-    <w:abstractNumId w:val="994151"/>
-    <w:lvlOverride w:ilvl="0">
-      <w:startOverride w:val="51"/>
-    </w:lvlOverride>
-    <w:lvlOverride w:ilvl="1">
-      <w:startOverride w:val="51"/>
-    </w:lvlOverride>
-    <w:lvlOverride w:ilvl="2">
-      <w:startOverride w:val="51"/>
-    </w:lvlOverride>
-    <w:lvlOverride w:ilvl="3">
-      <w:startOverride w:val="51"/>
-    </w:lvlOverride>
-    <w:lvlOverride w:ilvl="4">
-      <w:startOverride w:val="51"/>
-    </w:lvlOverride>
-    <w:lvlOverride w:ilvl="5">
-      <w:startOverride w:val="51"/>
-    </w:lvlOverride>
-    <w:lvlOverride w:ilvl="6">
-      <w:startOverride w:val="51"/>
-    </w:lvlOverride>
-    <w:lvlOverride w:ilvl="7">
-      <w:startOverride w:val="51"/>
-    </w:lvlOverride>
-    <w:lvlOverride w:ilvl="8">
-      <w:startOverride w:val="51"/>
-    </w:lvlOverride>
-  </w:num>
-  <w:num w:numId="1004">
-    <w:abstractNumId w:val="994181"/>
-    <w:lvlOverride w:ilvl="0">
-      <w:startOverride w:val="81"/>
-    </w:lvlOverride>
-    <w:lvlOverride w:ilvl="1">
-      <w:startOverride w:val="81"/>
-    </w:lvlOverride>
-    <w:lvlOverride w:ilvl="2">
-      <w:startOverride w:val="81"/>
-    </w:lvlOverride>
-    <w:lvlOverride w:ilvl="3">
-      <w:startOverride w:val="81"/>
-    </w:lvlOverride>
-    <w:lvlOverride w:ilvl="4">
-      <w:startOverride w:val="81"/>
-    </w:lvlOverride>
-    <w:lvlOverride w:ilvl="5">
-      <w:startOverride w:val="81"/>
-    </w:lvlOverride>
-    <w:lvlOverride w:ilvl="6">
-      <w:startOverride w:val="81"/>
-    </w:lvlOverride>
-    <w:lvlOverride w:ilvl="7">
-      <w:startOverride w:val="81"/>
-    </w:lvlOverride>
-    <w:lvlOverride w:ilvl="8">
-      <w:startOverride w:val="81"/>
-    </w:lvlOverride>
-  </w:num>
-  <w:num w:numId="1005">
-    <w:abstractNumId w:val="9941106"/>
-    <w:lvlOverride w:ilvl="0">
-      <w:startOverride w:val="106"/>
-    </w:lvlOverride>
-    <w:lvlOverride w:ilvl="1">
-      <w:startOverride w:val="106"/>
-    </w:lvlOverride>
-    <w:lvlOverride w:ilvl="2">
-      <w:startOverride w:val="106"/>
-    </w:lvlOverride>
-    <w:lvlOverride w:ilvl="3">
-      <w:startOverride w:val="106"/>
-    </w:lvlOverride>
-    <w:lvlOverride w:ilvl="4">
-      <w:startOverride w:val="106"/>
-    </w:lvlOverride>
-    <w:lvlOverride w:ilvl="5">
-      <w:startOverride w:val="106"/>
-    </w:lvlOverride>
-    <w:lvlOverride w:ilvl="6">
-      <w:startOverride w:val="106"/>
-    </w:lvlOverride>
-    <w:lvlOverride w:ilvl="7">
-      <w:startOverride w:val="106"/>
-    </w:lvlOverride>
-    <w:lvlOverride w:ilvl="8">
-      <w:startOverride w:val="106"/>
-    </w:lvlOverride>
   </w:num>
 </w:numbering>
 </file>
